--- a/Bao_cao_do_an.docx
+++ b/Bao_cao_do_an.docx
@@ -242,6 +242,16 @@
           <w:szCs w:val="36"/>
           <w:lang w:val="en-US"/>
         </w:rPr>
+        <w:t xml:space="preserve">TRANG WEB </w:t>
+      </w:r>
+      <w:r>
+        <w:rPr>
+          <w:rFonts w:cs="Times New Roman"/>
+          <w:b/>
+          <w:sz w:val="36"/>
+          <w:szCs w:val="36"/>
+          <w:lang w:val="en-US"/>
+        </w:rPr>
         <w:t>BẤT ĐỘNG SẢN</w:t>
       </w:r>
     </w:p>
@@ -419,6 +429,7 @@
           <w:b/>
           <w:sz w:val="36"/>
           <w:szCs w:val="36"/>
+          <w:lang w:val="en-US"/>
         </w:rPr>
       </w:pPr>
     </w:p>
@@ -1298,12 +1309,78 @@
     </w:p>
     <w:p>
       <w:pPr>
-        <w:spacing w:after="200" w:line="276" w:lineRule="auto"/>
-        <w:rPr>
-          <w:b/>
-          <w:sz w:val="28"/>
-        </w:rPr>
-      </w:pPr>
+        <w:pStyle w:val="SECTION"/>
+        <w:jc w:val="left"/>
+        <w:rPr>
+          <w:b w:val="0"/>
+        </w:rPr>
+      </w:pPr>
+      <w:r>
+        <w:rPr>
+          <w:b w:val="0"/>
+        </w:rPr>
+        <w:t>Đồ án về đề tài trang web bất động sản được thực hiện dựa trên các công nghệ như Java Spring Boot, ReactJS, MySQL,… Trang web được xây dựng theo mô hình Client – Server. Với phần backend được phát triển với Spring boot, còn phầ</w:t>
+      </w:r>
+      <w:r>
+        <w:rPr>
+          <w:b w:val="0"/>
+        </w:rPr>
+        <w:t xml:space="preserve">n fontend </w:t>
+      </w:r>
+      <w:r>
+        <w:rPr>
+          <w:b w:val="0"/>
+        </w:rPr>
+        <w:t>sử dụng React Admin</w:t>
+      </w:r>
+      <w:r>
+        <w:rPr>
+          <w:b w:val="0"/>
+        </w:rPr>
+        <w:t xml:space="preserve"> viết bằng TypeScript</w:t>
+      </w:r>
+      <w:r>
+        <w:rPr>
+          <w:b w:val="0"/>
+        </w:rPr>
+        <w:t xml:space="preserve"> cho</w:t>
+      </w:r>
+      <w:r>
+        <w:rPr>
+          <w:b w:val="0"/>
+        </w:rPr>
+        <w:t xml:space="preserve"> giao diện</w:t>
+      </w:r>
+      <w:r>
+        <w:rPr>
+          <w:b w:val="0"/>
+        </w:rPr>
+        <w:t xml:space="preserve"> Admin và ReactJS cho client. Trang web được phát triển để hỗ trợ cho người mua hoặc người thuê có thể tìm được căn hộ hay phòng trọ ưng ý 1 cách dễ dàng, nhanh chóng và tiếp cận được các thông tin minh bạch nhất. Còn với người bán thì giúp họ dễ dàng tiếp cận được với khách hàng, dễ dàng đưa thông tin bất động sản của mình tìm được nhữ</w:t>
+      </w:r>
+      <w:r>
+        <w:rPr>
+          <w:b w:val="0"/>
+        </w:rPr>
+        <w:t>ng khách hàng ưng ý.</w:t>
+      </w:r>
+    </w:p>
+    <w:p>
+      <w:pPr>
+        <w:pStyle w:val="SECTION"/>
+        <w:jc w:val="left"/>
+      </w:pPr>
+      <w:r>
+        <w:rPr>
+          <w:b w:val="0"/>
+        </w:rPr>
+        <w:t>Trang web có 1 số tính năng nổi bật như tìm kiếm thông tin bất động sản dựa trên công nghệ elasticsearch giúp tìm kiếm nhanh chóng hơn, người bán có thể mua gói theo nhu  cầu để thoải mái đăng tin tiếp cận khách hàng qua Paypal, Và giữa khác hàng và người bán có thể nhắn tin trao đổi trực tiếp vớ</w:t>
+      </w:r>
+      <w:r>
+        <w:rPr>
+          <w:b w:val="0"/>
+        </w:rPr>
+        <w:t>i nhau qua Websocket.</w:t>
+      </w:r>
       <w:r>
         <w:br w:type="page"/>
       </w:r>
@@ -1681,7 +1758,21 @@
             <w:rStyle w:val="Hyperlink"/>
             <w:noProof/>
           </w:rPr>
-          <w:t>DANH MỤC TỪ VIẾT TẮT</w:t>
+          <w:t>DANH MỤC TỪ VI</w:t>
+        </w:r>
+        <w:r>
+          <w:rPr>
+            <w:rStyle w:val="Hyperlink"/>
+            <w:noProof/>
+          </w:rPr>
+          <w:t>Ế</w:t>
+        </w:r>
+        <w:r>
+          <w:rPr>
+            <w:rStyle w:val="Hyperlink"/>
+            <w:noProof/>
+          </w:rPr>
+          <w:t>T TẮT</w:t>
         </w:r>
         <w:r>
           <w:rPr>
@@ -1752,7 +1843,21 @@
             <w:rStyle w:val="Hyperlink"/>
             <w:noProof/>
           </w:rPr>
-          <w:t>DANH MỤC HÌNH VẼ</w:t>
+          <w:t>DANH MỤC HÌN</w:t>
+        </w:r>
+        <w:r>
+          <w:rPr>
+            <w:rStyle w:val="Hyperlink"/>
+            <w:noProof/>
+          </w:rPr>
+          <w:t>H</w:t>
+        </w:r>
+        <w:r>
+          <w:rPr>
+            <w:rStyle w:val="Hyperlink"/>
+            <w:noProof/>
+          </w:rPr>
+          <w:t xml:space="preserve"> VẼ</w:t>
         </w:r>
         <w:r>
           <w:rPr>
@@ -5526,53 +5631,208 @@
     </w:p>
     <w:p>
       <w:pPr>
-        <w:rPr>
-          <w:lang w:val="en-US"/>
-        </w:rPr>
-      </w:pPr>
-      <w:bookmarkStart w:id="25" w:name="_GoBack"/>
+        <w:pStyle w:val="Heading2"/>
+      </w:pPr>
+      <w:bookmarkStart w:id="25" w:name="_Toc202683280"/>
+      <w:r>
+        <w:t>Bố cục đề tài</w:t>
+      </w:r>
       <w:bookmarkEnd w:id="25"/>
-      <w:r>
-        <w:t xml:space="preserve">=&gt; Mô hình, phương pháp =&gt; </w:t>
-      </w:r>
-    </w:p>
-    <w:p>
-      <w:pPr>
-        <w:pStyle w:val="Heading2"/>
-        <w:rPr>
-          <w:lang w:val="vi-VN"/>
-        </w:rPr>
-      </w:pPr>
-      <w:bookmarkStart w:id="26" w:name="_Toc202683280"/>
-      <w:r>
-        <w:t>Bố cục đề tài</w:t>
-      </w:r>
-      <w:bookmarkEnd w:id="26"/>
-    </w:p>
-    <w:p>
+    </w:p>
+    <w:p>
+      <w:pPr>
+        <w:rPr>
+          <w:lang w:val="en-US"/>
+        </w:rPr>
+      </w:pPr>
       <w:r>
         <w:t>Báo cáo có 4 chương</w:t>
       </w:r>
-    </w:p>
-    <w:p>
-      <w:r>
-        <w:t>Chương 1. Tổng quan đề tài: -&gt; mục tiêu chương</w:t>
-      </w:r>
-    </w:p>
-    <w:p>
-      <w:r>
-        <w:t>Chương 2. Cơ sở lý thuyết: -&gt; mục tiêu chương</w:t>
-      </w:r>
-    </w:p>
-    <w:p>
-      <w:r>
-        <w:t>...</w:t>
-      </w:r>
-    </w:p>
-    <w:p>
-      <w:r>
-        <w:t>...</w:t>
-      </w:r>
+      <w:r>
+        <w:rPr>
+          <w:lang w:val="en-US"/>
+        </w:rPr>
+        <w:t>:</w:t>
+      </w:r>
+    </w:p>
+    <w:p>
+      <w:pPr>
+        <w:pStyle w:val="Heading3"/>
+        <w:numPr>
+          <w:ilvl w:val="0"/>
+          <w:numId w:val="0"/>
+        </w:numPr>
+      </w:pPr>
+      <w:r>
+        <w:t>Chương 1: Tổng quan đề tài</w:t>
+      </w:r>
+    </w:p>
+    <w:p>
+      <w:pPr>
+        <w:rPr>
+          <w:lang w:val="en-US"/>
+        </w:rPr>
+      </w:pPr>
+      <w:r>
+        <w:rPr>
+          <w:lang w:val="en-US"/>
+        </w:rPr>
+        <w:t>Mục tiêu chương: Giới thiệu chung về đề tài, nêu rõ bối cảnh, nguyên nhân chọn đề tài và phạm vi nghiên cứu của đề tài. Làm rõ những bất cập trong tình trạng vấn đề mua bán bất động sản hiện nay, hạn chế nắm bắt thông tin đối với khách hàng, những khó khăn trong việc tìm hiểu các bất động sản online hiện nay, từ đó đưa ra các giải pháp nghiên cứu và tối ưu cụ thể để giải quyết các vấn đề đó.</w:t>
+      </w:r>
+    </w:p>
+    <w:p>
+      <w:pPr>
+        <w:rPr>
+          <w:lang w:val="en-US"/>
+        </w:rPr>
+      </w:pPr>
+    </w:p>
+    <w:p>
+      <w:pPr>
+        <w:pStyle w:val="Heading3"/>
+        <w:numPr>
+          <w:ilvl w:val="0"/>
+          <w:numId w:val="0"/>
+        </w:numPr>
+      </w:pPr>
+      <w:r>
+        <w:lastRenderedPageBreak/>
+        <w:t>Chương 2: Cơ sở lý thuyết</w:t>
+      </w:r>
+    </w:p>
+    <w:p>
+      <w:pPr>
+        <w:rPr>
+          <w:lang w:val="en-US"/>
+        </w:rPr>
+      </w:pPr>
+      <w:r>
+        <w:rPr>
+          <w:lang w:val="en-US"/>
+        </w:rPr>
+        <w:t>Mục tiêu chương: Cung cấp các kiến thức nền tảng về các công nghệ và mô hình sử dụng trong đề tài này. Trình bày về các quy trình, sử dụng và tích hợp các công nghệ, giúp hiểu rõ lý do tại sao lại lựa chọn và phát triển, từ đó hiểu được hệ thống đạt được những gì để đáp ứng nhu cầu của ngườ</w:t>
+      </w:r>
+      <w:r>
+        <w:rPr>
+          <w:lang w:val="en-US"/>
+        </w:rPr>
+        <w:t>i dùng.</w:t>
+      </w:r>
+    </w:p>
+    <w:p>
+      <w:pPr>
+        <w:pStyle w:val="Heading3"/>
+        <w:numPr>
+          <w:ilvl w:val="0"/>
+          <w:numId w:val="0"/>
+        </w:numPr>
+      </w:pPr>
+      <w:r>
+        <w:t>Chương 3: Hệ thống bất động sản</w:t>
+      </w:r>
+    </w:p>
+    <w:p>
+      <w:pPr>
+        <w:rPr>
+          <w:lang w:val="en-US"/>
+        </w:rPr>
+      </w:pPr>
+      <w:r>
+        <w:rPr>
+          <w:lang w:val="en-US"/>
+        </w:rPr>
+        <w:t xml:space="preserve">Mục tiêu chương: Mô tả chi tiết quá trình thiết kê và phát triển của hệ thống. Nội dung bao gồm kiến trúc hệ thống, phân tích hệ thống, thiết kế hệ và kết quá đạt được. Trình bày logic hoạt động, phân tích các mối quan hệ giữa các thành phần. </w:t>
+      </w:r>
+    </w:p>
+    <w:p>
+      <w:pPr>
+        <w:pStyle w:val="ListParagraph"/>
+        <w:numPr>
+          <w:ilvl w:val="0"/>
+          <w:numId w:val="46"/>
+        </w:numPr>
+        <w:spacing w:line="360" w:lineRule="auto"/>
+      </w:pPr>
+      <w:r>
+        <w:t>Kiến trúc của hệ thống: Cung cấp các thành phần phần mềm, cơ sở dữ liệu, mối quan hệ các module với nhau để đảm bảo logic hoạt động của hệ thống nhất quán.</w:t>
+      </w:r>
+    </w:p>
+    <w:p>
+      <w:pPr>
+        <w:pStyle w:val="ListParagraph"/>
+        <w:numPr>
+          <w:ilvl w:val="0"/>
+          <w:numId w:val="46"/>
+        </w:numPr>
+        <w:spacing w:line="360" w:lineRule="auto"/>
+      </w:pPr>
+      <w:r>
+        <w:t>Phân tích hệ thống: Trình bày cách xử lý dữ liệu, logic của nghiệp vụ</w:t>
+      </w:r>
+    </w:p>
+    <w:p>
+      <w:pPr>
+        <w:pStyle w:val="ListParagraph"/>
+        <w:numPr>
+          <w:ilvl w:val="0"/>
+          <w:numId w:val="46"/>
+        </w:numPr>
+        <w:spacing w:line="360" w:lineRule="auto"/>
+      </w:pPr>
+      <w:r>
+        <w:t>Thiết kế cơ sở dữ liệu và giao diện : Làm rõ được luồng dữ liệu, giao diện của người dùng và các chức năng chính của hệ thống.</w:t>
+      </w:r>
+    </w:p>
+    <w:p>
+      <w:pPr>
+        <w:pStyle w:val="ListParagraph"/>
+        <w:numPr>
+          <w:ilvl w:val="0"/>
+          <w:numId w:val="46"/>
+        </w:numPr>
+        <w:spacing w:line="360" w:lineRule="auto"/>
+      </w:pPr>
+      <w:r>
+        <w:t>Kết quả đạt được: Trình bày các chức năng quan trọng, khả năng ứng dụng trong thực tiễn</w:t>
+      </w:r>
+      <w:r>
+        <w:t>.</w:t>
+      </w:r>
+    </w:p>
+    <w:p>
+      <w:pPr>
+        <w:pStyle w:val="Heading3"/>
+        <w:numPr>
+          <w:ilvl w:val="0"/>
+          <w:numId w:val="0"/>
+        </w:numPr>
+      </w:pPr>
+      <w:r>
+        <w:t>Chương 4</w:t>
+      </w:r>
+      <w:r>
+        <w:t>: Hệ thống bất động sản</w:t>
+      </w:r>
+    </w:p>
+    <w:p>
+      <w:pPr>
+        <w:rPr>
+          <w:lang w:val="en-US"/>
+        </w:rPr>
+      </w:pPr>
+      <w:r>
+        <w:rPr>
+          <w:lang w:val="en-US"/>
+        </w:rPr>
+        <w:t>Mục tiêu chương: Trình bày kết quả nghiên cứu, đánh giá mức độ hoành thành mục tiêu của đề tài. Phân tích các ưu điểm và hạn chế đồng thời đưa ra các giải pháp để phát triển, tối ưu cho đề tài.</w:t>
+      </w:r>
+    </w:p>
+    <w:p>
+      <w:pPr>
+        <w:rPr>
+          <w:lang w:val="en-US"/>
+        </w:rPr>
+      </w:pPr>
     </w:p>
     <w:p>
       <w:pPr>
@@ -5594,9 +5854,8 @@
     </w:p>
     <w:p>
       <w:pPr>
-        <w:rPr>
-          <w:rFonts w:cs="Times New Roman"/>
-          <w:szCs w:val="26"/>
+        <w:pStyle w:val="Heading4"/>
+        <w:rPr>
           <w:lang w:val="en-US"/>
         </w:rPr>
         <w:sectPr>
@@ -5615,7 +5874,7 @@
           <w:lang w:val="vi-VN"/>
         </w:rPr>
       </w:pPr>
-      <w:bookmarkStart w:id="27" w:name="_Toc202683281"/>
+      <w:bookmarkStart w:id="26" w:name="_Toc202683281"/>
       <w:bookmarkEnd w:id="20"/>
       <w:bookmarkEnd w:id="21"/>
       <w:r>
@@ -5628,90 +5887,117 @@
         </w:rPr>
         <w:t xml:space="preserve"> SỞ LÝ THUYẾT</w:t>
       </w:r>
-      <w:bookmarkEnd w:id="27"/>
+      <w:bookmarkEnd w:id="26"/>
     </w:p>
     <w:p>
       <w:pPr>
         <w:pStyle w:val="Heading2"/>
       </w:pPr>
-      <w:bookmarkStart w:id="28" w:name="_Toc202683282"/>
-      <w:r>
-        <w:t>Chatbot</w:t>
-      </w:r>
-      <w:bookmarkEnd w:id="28"/>
-    </w:p>
-    <w:p>
-      <w:pPr>
-        <w:pStyle w:val="Heading2"/>
-        <w:rPr>
-          <w:lang w:val="vi-VN"/>
-        </w:rPr>
-      </w:pPr>
-      <w:bookmarkStart w:id="29" w:name="_Toc202683283"/>
-      <w:r>
-        <w:t>Spring Boot</w:t>
-      </w:r>
-      <w:bookmarkEnd w:id="29"/>
+      <w:r>
+        <w:t>Kiến trúc hệ thống</w:t>
+      </w:r>
     </w:p>
     <w:p>
       <w:pPr>
         <w:pStyle w:val="Heading3"/>
-        <w:rPr>
-          <w:lang w:val="vi-VN"/>
-        </w:rPr>
-      </w:pPr>
-      <w:bookmarkStart w:id="30" w:name="_Toc202683284"/>
-      <w:r>
-        <w:t>Giới thiệu Spring Boot</w:t>
-      </w:r>
-      <w:bookmarkEnd w:id="30"/>
-    </w:p>
-    <w:p>
-      <w:pPr>
-        <w:pStyle w:val="Heading3"/>
-        <w:rPr>
-          <w:lang w:val="vi-VN"/>
-        </w:rPr>
-      </w:pPr>
-      <w:bookmarkStart w:id="31" w:name="_Toc202683285"/>
-      <w:r>
-        <w:t>Kiến trúc Spring Boot</w:t>
-      </w:r>
-      <w:bookmarkEnd w:id="31"/>
-    </w:p>
-    <w:p>
-      <w:pPr>
-        <w:pStyle w:val="Heading3"/>
-      </w:pPr>
-      <w:bookmarkStart w:id="32" w:name="_Toc202683286"/>
-      <w:r>
-        <w:t>...</w:t>
-      </w:r>
-      <w:bookmarkEnd w:id="32"/>
-    </w:p>
-    <w:p>
-      <w:r>
-        <w:t>WHAT =&gt; WHY</w:t>
-      </w:r>
-      <w:r>
-        <w:t xml:space="preserve"> =&gt; HOW</w:t>
-      </w:r>
-    </w:p>
-    <w:p>
-      <w:pPr>
-        <w:keepNext/>
-        <w:jc w:val="center"/>
-      </w:pPr>
-      <w:r>
-        <w:rPr>
-          <w:noProof/>
+      </w:pPr>
+      <w:r>
+        <w:t>Mô hình Client – Server</w:t>
+      </w:r>
+    </w:p>
+    <w:p>
+      <w:pPr>
+        <w:rPr>
+          <w:lang w:val="en-US"/>
+        </w:rPr>
+      </w:pPr>
+      <w:r>
+        <w:rPr>
+          <w:lang w:val="en-US"/>
+        </w:rPr>
+        <w:t>Mô hình Client-Server là một kiến trúc phân chia hệ thống thành hai phần chính:</w:t>
+      </w:r>
+    </w:p>
+    <w:p>
+      <w:pPr>
+        <w:rPr>
+          <w:lang w:val="en-US"/>
+        </w:rPr>
+      </w:pPr>
+      <w:r>
+        <w:rPr>
+          <w:lang w:val="en-US"/>
+        </w:rPr>
+        <w:t>server và client. Server chịu trách nhiệm cung cấp tài nguyên hoặc dịch vụ, trong khi</w:t>
+      </w:r>
+    </w:p>
+    <w:p>
+      <w:pPr>
+        <w:rPr>
+          <w:lang w:val="en-US"/>
+        </w:rPr>
+      </w:pPr>
+      <w:r>
+        <w:rPr>
+          <w:lang w:val="en-US"/>
+        </w:rPr>
+        <w:t>client là phía sử dụng những tài nguyên hoặc dịch vụ đó. Mô hình này hoạt động theo</w:t>
+      </w:r>
+    </w:p>
+    <w:p>
+      <w:pPr>
+        <w:rPr>
+          <w:lang w:val="en-US"/>
+        </w:rPr>
+      </w:pPr>
+      <w:r>
+        <w:rPr>
+          <w:lang w:val="en-US"/>
+        </w:rPr>
+        <w:t>cơ chế request/response, trong đó client gửi request đến server, server tiếp nhận, xử lý</w:t>
+      </w:r>
+    </w:p>
+    <w:p>
+      <w:pPr>
+        <w:rPr>
+          <w:lang w:val="en-US"/>
+        </w:rPr>
+      </w:pPr>
+      <w:r>
+        <w:rPr>
+          <w:lang w:val="en-US"/>
+        </w:rPr>
+        <w:t>yêu cầu và gửi lại response tương ứng. Quá trình giao tiếp này diễn ra qua Internet</w:t>
+      </w:r>
+    </w:p>
+    <w:p>
+      <w:pPr>
+        <w:rPr>
+          <w:lang w:val="en-US"/>
+        </w:rPr>
+      </w:pPr>
+      <w:r>
+        <w:rPr>
+          <w:lang w:val="en-US"/>
+        </w:rPr>
+        <w:t>thông qua các giao thức phổ biến như HTTP, TCP/IP, v.v.</w:t>
+      </w:r>
+    </w:p>
+    <w:p>
+      <w:pPr>
+        <w:rPr>
+          <w:lang w:val="en-US"/>
+        </w:rPr>
+      </w:pPr>
+      <w:r>
+        <w:rPr>
           <w:lang w:val="en-US"/>
         </w:rPr>
         <w:drawing>
-          <wp:inline distT="0" distB="0" distL="0" distR="0" wp14:anchorId="3AF3413F" wp14:editId="647ED4F7">
-            <wp:extent cx="3101252" cy="2194227"/>
+          <wp:inline distT="0" distB="0" distL="0" distR="0" wp14:anchorId="40579415" wp14:editId="073D386A">
+            <wp:extent cx="5760085" cy="1608024"/>
             <wp:effectExtent l="0" t="0" r="0" b="0"/>
-            <wp:docPr id="68096068" name="Picture 1" descr="A blue and white logo&#10;&#10;AI-generated content may be incorrect."/>
+            <wp:docPr id="4" name="Picture 4"/>
             <wp:cNvGraphicFramePr>
               <a:graphicFrameLocks xmlns:a="http://schemas.openxmlformats.org/drawingml/2006/main" noChangeAspect="1"/>
             </wp:cNvGraphicFramePr>
@@ -5719,17 +6005,11 @@
               <a:graphicData uri="http://schemas.openxmlformats.org/drawingml/2006/picture">
                 <pic:pic xmlns:pic="http://schemas.openxmlformats.org/drawingml/2006/picture">
                   <pic:nvPicPr>
-                    <pic:cNvPr id="68096068" name="Picture 1" descr="A blue and white logo&#10;&#10;AI-generated content may be incorrect."/>
+                    <pic:cNvPr id="0" name=""/>
                     <pic:cNvPicPr/>
                   </pic:nvPicPr>
                   <pic:blipFill>
-                    <a:blip r:embed="rId12" cstate="print">
-                      <a:extLst>
-                        <a:ext uri="{28A0092B-C50C-407E-A947-70E740481C1C}">
-                          <a14:useLocalDpi xmlns:a14="http://schemas.microsoft.com/office/drawing/2010/main" val="0"/>
-                        </a:ext>
-                      </a:extLst>
-                    </a:blip>
+                    <a:blip r:embed="rId12"/>
                     <a:stretch>
                       <a:fillRect/>
                     </a:stretch>
@@ -5737,7 +6017,7 @@
                   <pic:spPr>
                     <a:xfrm>
                       <a:off x="0" y="0"/>
-                      <a:ext cx="3113025" cy="2202557"/>
+                      <a:ext cx="5760085" cy="1608024"/>
                     </a:xfrm>
                     <a:prstGeom prst="rect">
                       <a:avLst/>
@@ -5752,7 +6032,2303 @@
     </w:p>
     <w:p>
       <w:pPr>
+        <w:rPr>
+          <w:lang w:val="en-US"/>
+        </w:rPr>
+      </w:pPr>
+      <w:r>
+        <w:rPr>
+          <w:lang w:val="en-US"/>
+        </w:rPr>
+        <w:t>Ưu điểm:</w:t>
+      </w:r>
+    </w:p>
+    <w:p>
+      <w:pPr>
+        <w:rPr>
+          <w:lang w:val="en-US"/>
+        </w:rPr>
+      </w:pPr>
+      <w:r>
+        <w:rPr>
+          <w:lang w:val="en-US"/>
+        </w:rPr>
+        <w:t xml:space="preserve">- </w:t>
+      </w:r>
+      <w:r>
+        <w:rPr>
+          <w:lang w:val="en-US"/>
+        </w:rPr>
+        <w:t>Khả năng kiểm soát tập trung: Mô hình Client Server có khả năng kiểm soát tập trung. Điều này có nghĩa là tất cả các thông tin cần thiết đều được lưu trữ tại một máy chủ trung tâm. Nhờ đó, các nhà quản trị có thể dễ dàng kiểm soát mọi hoạt động của hệ thống, từ việc phân bổ tài nguyên đến xử lý sự cố.</w:t>
+      </w:r>
+    </w:p>
+    <w:p>
+      <w:pPr>
+        <w:rPr>
+          <w:lang w:val="en-US"/>
+        </w:rPr>
+      </w:pPr>
+      <w:r>
+        <w:rPr>
+          <w:lang w:val="en-US"/>
+        </w:rPr>
+        <w:t xml:space="preserve">- </w:t>
+      </w:r>
+      <w:r>
+        <w:rPr>
+          <w:lang w:val="en-US"/>
+        </w:rPr>
+        <w:t>Hiệu quả cao: Máy chủ có thể xử lý các yêu cầu của nhiều máy khách cùng một lúc, giúp tăng hiệu quả sử dụng tài nguyên. Điều này là do máy chủ thường có cấu hình mạnh mẽ hơn máy khách và được kết nối với mạng 24/7.</w:t>
+      </w:r>
+    </w:p>
+    <w:p>
+      <w:pPr>
+        <w:rPr>
+          <w:lang w:val="en-US"/>
+        </w:rPr>
+      </w:pPr>
+      <w:r>
+        <w:rPr>
+          <w:lang w:val="en-US"/>
+        </w:rPr>
+        <w:t xml:space="preserve">- </w:t>
+      </w:r>
+      <w:r>
+        <w:rPr>
+          <w:lang w:val="en-US"/>
+        </w:rPr>
+        <w:t>Tính bảo mật: Dữ liệu trên máy chủ có thể được bảo mật bằng các biện pháp hiện đại như tường lửa, mã hóa,… Điều này giúp bảo vệ dữ liệu của người dùng khỏi bị truy cập trái phép.</w:t>
+      </w:r>
+    </w:p>
+    <w:p>
+      <w:pPr>
+        <w:rPr>
+          <w:lang w:val="en-US"/>
+        </w:rPr>
+      </w:pPr>
+      <w:r>
+        <w:rPr>
+          <w:lang w:val="en-US"/>
+        </w:rPr>
+        <w:lastRenderedPageBreak/>
+        <w:t xml:space="preserve">- </w:t>
+      </w:r>
+      <w:r>
+        <w:rPr>
+          <w:lang w:val="en-US"/>
+        </w:rPr>
+        <w:t>Khả năng mở rộng: Mô hình Client-Server có thể được mở rộng dễ dàng bằng cách thêm các máy chủ mới. Điều này giúp đáp ứng nhu cầu ngày càng tăng của người dùng.</w:t>
+      </w:r>
+    </w:p>
+    <w:p>
+      <w:pPr>
+        <w:rPr>
+          <w:lang w:val="en-US"/>
+        </w:rPr>
+      </w:pPr>
+      <w:r>
+        <w:rPr>
+          <w:lang w:val="en-US"/>
+        </w:rPr>
+        <w:t xml:space="preserve">- </w:t>
+      </w:r>
+      <w:r>
+        <w:rPr>
+          <w:lang w:val="en-US"/>
+        </w:rPr>
+        <w:t>Khả năng truy cập: Mô hình Client Server không phân biệt nền tảng hoặc vị trí. Mọi máy khách đều có thể kết nối với mạng máy tính, bất kể chúng chạy hệ điều hành gì hoặc nằm ở đâu. Điều này giúp tất cả nhân viên có thể truy cập thông tin công ty từ bất kỳ thiết bị nào, mà không cần sử dụng chế độ Terminal Mode hoặc bộ xử lý bổ sung.</w:t>
+      </w:r>
+    </w:p>
+    <w:p>
+      <w:pPr>
+        <w:rPr>
+          <w:lang w:val="en-US"/>
+        </w:rPr>
+      </w:pPr>
+      <w:r>
+        <w:rPr>
+          <w:lang w:val="en-US"/>
+        </w:rPr>
+        <w:t>Khuyết điểm:</w:t>
+      </w:r>
+    </w:p>
+    <w:p>
+      <w:pPr>
+        <w:rPr>
+          <w:lang w:val="en-US"/>
+        </w:rPr>
+      </w:pPr>
+      <w:r>
+        <w:rPr>
+          <w:lang w:val="en-US"/>
+        </w:rPr>
+        <w:t xml:space="preserve">- </w:t>
+      </w:r>
+      <w:r>
+        <w:rPr>
+          <w:lang w:val="en-US"/>
+        </w:rPr>
+        <w:t>Tắc nghẽn lưu lượng: Đây là nhược điểm lớn nhất của mô hình Client Server. Khi có quá nhiều máy khách yêu cầu thông tin từ cùng một máy chủ, kết nối có thể trở nên chậm hơn hoặc thậm chí bị sập. Điều này là do máy chủ phải xử lý quá nhiều yêu cầu cùng một lúc.</w:t>
+      </w:r>
+    </w:p>
+    <w:p>
+      <w:pPr>
+        <w:rPr>
+          <w:lang w:val="en-US"/>
+        </w:rPr>
+      </w:pPr>
+      <w:r>
+        <w:rPr>
+          <w:lang w:val="en-US"/>
+        </w:rPr>
+        <w:t xml:space="preserve">- </w:t>
+      </w:r>
+      <w:r>
+        <w:rPr>
+          <w:lang w:val="en-US"/>
+        </w:rPr>
+        <w:t>Tính tập trung: Đây vừa là ưu điểm vừa là nhược điểm. Tất cả dữ liệu đều được lưu trữ trên máy chủ, do đó nếu máy chủ gặp sự cố thì toàn bộ hệ thống sẽ bị ảnh hưởng. Điều này có thể dẫn đến mất dữ liệu, gián đoạn dịch vụ hoặc thậm chí là mất doanh thu.</w:t>
+      </w:r>
+    </w:p>
+    <w:p>
+      <w:pPr>
+        <w:rPr>
+          <w:lang w:val="en-US"/>
+        </w:rPr>
+      </w:pPr>
+      <w:r>
+        <w:rPr>
+          <w:lang w:val="en-US"/>
+        </w:rPr>
+        <w:t xml:space="preserve">- </w:t>
+      </w:r>
+      <w:r>
+        <w:rPr>
+          <w:lang w:val="en-US"/>
+        </w:rPr>
+        <w:t xml:space="preserve">Phức tạp: Mô hình Client-Server có cấu trúc phức tạp hơn các mô hình mạng khác, </w:t>
+      </w:r>
+      <w:r>
+        <w:rPr>
+          <w:lang w:val="en-US"/>
+        </w:rPr>
+        <w:t xml:space="preserve">- </w:t>
+      </w:r>
+      <w:r>
+        <w:rPr>
+          <w:lang w:val="en-US"/>
+        </w:rPr>
+        <w:t>do đó khó triển khai và quản lý. Máy chủ hoạt động liên tục khi triển khai. Điều này đòi hỏi phải bảo trì hệ thống thường xuyên. Khi phát sinh vấn đề, cần phải giải quyết ngay lập tức. Do đó, cần có một nhà quản lý mạng chuyên dụng để đảm bảo máy chủ hoạt động ổn định trong suốt quá trình triển khai và sử dụng.</w:t>
+      </w:r>
+    </w:p>
+    <w:p>
+      <w:pPr>
+        <w:rPr>
+          <w:lang w:val="en-US"/>
+        </w:rPr>
+      </w:pPr>
+      <w:r>
+        <w:rPr>
+          <w:lang w:val="en-US"/>
+        </w:rPr>
+        <w:t xml:space="preserve">- </w:t>
+      </w:r>
+      <w:r>
+        <w:rPr>
+          <w:lang w:val="en-US"/>
+        </w:rPr>
+        <w:t>Kém linh hoạt: Mô hình Client-Server có thể không phù hợp với các ứng dụng yêu cầu tính linh hoạt cao, chẳng hạn như các ứng dụng di độ</w:t>
+      </w:r>
+      <w:r>
+        <w:rPr>
+          <w:lang w:val="en-US"/>
+        </w:rPr>
+        <w:t>ng.</w:t>
+      </w:r>
+    </w:p>
+    <w:p>
+      <w:pPr>
+        <w:rPr>
+          <w:lang w:val="en-US"/>
+        </w:rPr>
+      </w:pPr>
+      <w:r>
+        <w:rPr>
+          <w:lang w:val="en-US"/>
+        </w:rPr>
+        <w:t xml:space="preserve">- </w:t>
+      </w:r>
+      <w:r>
+        <w:rPr>
+          <w:lang w:val="en-US"/>
+        </w:rPr>
+        <w:t>Chi phí: Chi phí cao là một nhược điểm của mô hình Client Server. Điều này là do máy chủ cần phải có phần cứng và phần mềm mạnh mẽ để xử lý các yêu cầu từ máy khách. Do đó, chi phí thiết lập và duy trì máy chủ thường khá cao, có thể vượt quá khả năng chi trả của nhiều doanh nghiệp nhỏ.</w:t>
+      </w:r>
+    </w:p>
+    <w:p>
+      <w:pPr>
+        <w:rPr>
+          <w:lang w:val="en-US"/>
+        </w:rPr>
+      </w:pPr>
+      <w:r>
+        <w:rPr>
+          <w:lang w:val="en-US"/>
+        </w:rPr>
+        <w:t>Với việc dữ liệu và tài nguyên được lưu trữ tập trung tại server, việc đồng bộ hóa,</w:t>
+      </w:r>
+    </w:p>
+    <w:p>
+      <w:pPr>
+        <w:rPr>
+          <w:lang w:val="en-US"/>
+        </w:rPr>
+      </w:pPr>
+      <w:r>
+        <w:rPr>
+          <w:lang w:val="en-US"/>
+        </w:rPr>
+        <w:t>quản lý, bảo trì, và cập nhật trở nên đơn giản và hiệu quả hơn. Hơn nữa, nhờ sự tách</w:t>
+      </w:r>
+    </w:p>
+    <w:p>
+      <w:pPr>
+        <w:rPr>
+          <w:lang w:val="en-US"/>
+        </w:rPr>
+      </w:pPr>
+      <w:r>
+        <w:rPr>
+          <w:lang w:val="en-US"/>
+        </w:rPr>
+        <w:lastRenderedPageBreak/>
+        <w:t>biệt giữa client và server, hệ thống trở nên linh hoạt và đa dạng hơn khi client có thể là</w:t>
+      </w:r>
+    </w:p>
+    <w:p>
+      <w:pPr>
+        <w:rPr>
+          <w:lang w:val="en-US"/>
+        </w:rPr>
+      </w:pPr>
+      <w:r>
+        <w:rPr>
+          <w:lang w:val="en-US"/>
+        </w:rPr>
+        <w:t>ứng dụng web, mobile, hoặc bất kỳ nền tảng nào khác, đồng thời việc mở rộng phía</w:t>
+      </w:r>
+    </w:p>
+    <w:p>
+      <w:pPr>
+        <w:rPr>
+          <w:lang w:val="en-US"/>
+        </w:rPr>
+      </w:pPr>
+      <w:r>
+        <w:rPr>
+          <w:lang w:val="en-US"/>
+        </w:rPr>
+        <w:t>server cũng trở nên dễ dàng và ít phức tạp hơn.</w:t>
+      </w:r>
+    </w:p>
+    <w:p>
+      <w:pPr>
+        <w:pStyle w:val="Heading3"/>
+      </w:pPr>
+      <w:r>
+        <w:t>RESTfull API</w:t>
+      </w:r>
+    </w:p>
+    <w:p>
+      <w:pPr>
+        <w:rPr>
+          <w:rFonts w:cs="Times New Roman"/>
+          <w:color w:val="1B1B1B"/>
+          <w:spacing w:val="-1"/>
+          <w:szCs w:val="26"/>
+          <w:shd w:val="clear" w:color="auto" w:fill="FFFFFF"/>
+          <w:lang w:val="en-US"/>
+        </w:rPr>
+      </w:pPr>
+      <w:r>
+        <w:rPr>
+          <w:rFonts w:cs="Times New Roman"/>
+          <w:color w:val="1B1B1B"/>
+          <w:spacing w:val="-1"/>
+          <w:szCs w:val="26"/>
+          <w:shd w:val="clear" w:color="auto" w:fill="FFFFFF"/>
+        </w:rPr>
+        <w:t>RESTful API là một tiêu chuẩn dùng trong việc thiết kế API cho các ứng dụng web (thiết kế Web services) để tiện cho việc quản lý các resource. Nó chú trọng vào tài nguyên hệ thống (tệp văn bản, ảnh, âm thanh, video, hoặc dữ liệu động…), bao gồm các trạng thái tài nguyên được định dạng và được truyền tải qua HTTP.</w:t>
+      </w:r>
+    </w:p>
+    <w:p>
+      <w:pPr>
+        <w:rPr>
+          <w:lang w:val="en-US"/>
+        </w:rPr>
+      </w:pPr>
+      <w:r>
+        <w:rPr>
+          <w:lang w:val="en-US"/>
+        </w:rPr>
+        <w:drawing>
+          <wp:inline distT="0" distB="0" distL="0" distR="0" wp14:anchorId="2E49E5F6" wp14:editId="5A1944EE">
+            <wp:extent cx="5760085" cy="2753271"/>
+            <wp:effectExtent l="0" t="0" r="0" b="0"/>
+            <wp:docPr id="1" name="Picture 1"/>
+            <wp:cNvGraphicFramePr>
+              <a:graphicFrameLocks xmlns:a="http://schemas.openxmlformats.org/drawingml/2006/main" noChangeAspect="1"/>
+            </wp:cNvGraphicFramePr>
+            <a:graphic xmlns:a="http://schemas.openxmlformats.org/drawingml/2006/main">
+              <a:graphicData uri="http://schemas.openxmlformats.org/drawingml/2006/picture">
+                <pic:pic xmlns:pic="http://schemas.openxmlformats.org/drawingml/2006/picture">
+                  <pic:nvPicPr>
+                    <pic:cNvPr id="0" name=""/>
+                    <pic:cNvPicPr/>
+                  </pic:nvPicPr>
+                  <pic:blipFill>
+                    <a:blip r:embed="rId13"/>
+                    <a:stretch>
+                      <a:fillRect/>
+                    </a:stretch>
+                  </pic:blipFill>
+                  <pic:spPr>
+                    <a:xfrm>
+                      <a:off x="0" y="0"/>
+                      <a:ext cx="5760085" cy="2753271"/>
+                    </a:xfrm>
+                    <a:prstGeom prst="rect">
+                      <a:avLst/>
+                    </a:prstGeom>
+                  </pic:spPr>
+                </pic:pic>
+              </a:graphicData>
+            </a:graphic>
+          </wp:inline>
+        </w:drawing>
+      </w:r>
+      <w:r>
+        <w:rPr>
+          <w:rFonts w:eastAsia="Times New Roman" w:cs="Times New Roman"/>
+          <w:color w:val="1B1B1B"/>
+          <w:spacing w:val="-1"/>
+          <w:szCs w:val="26"/>
+          <w:lang w:val="en-US"/>
+        </w:rPr>
+        <w:t>REST hoạt động chủ yếu dựa vào giao thức HTTP. Các hoạt động cơ bản nêu trên sẽ sử dụng những phương thức HTTP riêng.</w:t>
+      </w:r>
+    </w:p>
+    <w:p>
+      <w:pPr>
+        <w:numPr>
+          <w:ilvl w:val="0"/>
+          <w:numId w:val="47"/>
+        </w:numPr>
+        <w:shd w:val="clear" w:color="auto" w:fill="FFFFFF"/>
+        <w:spacing w:before="100" w:beforeAutospacing="1" w:line="240" w:lineRule="auto"/>
+        <w:rPr>
+          <w:rFonts w:eastAsia="Times New Roman" w:cs="Times New Roman"/>
+          <w:color w:val="1B1B1B"/>
+          <w:szCs w:val="26"/>
+          <w:lang w:val="en-US"/>
+        </w:rPr>
+      </w:pPr>
+      <w:r>
+        <w:rPr>
+          <w:rFonts w:eastAsia="Times New Roman" w:cs="Times New Roman"/>
+          <w:color w:val="1B1B1B"/>
+          <w:szCs w:val="26"/>
+          <w:lang w:val="en-US"/>
+        </w:rPr>
+        <w:t>GET (SELECT): Trả về một Resource hoặc một danh sách Resource.</w:t>
+      </w:r>
+    </w:p>
+    <w:p>
+      <w:pPr>
+        <w:numPr>
+          <w:ilvl w:val="0"/>
+          <w:numId w:val="47"/>
+        </w:numPr>
+        <w:shd w:val="clear" w:color="auto" w:fill="FFFFFF"/>
+        <w:spacing w:before="100" w:beforeAutospacing="1" w:line="240" w:lineRule="auto"/>
+        <w:rPr>
+          <w:rFonts w:eastAsia="Times New Roman" w:cs="Times New Roman"/>
+          <w:color w:val="1B1B1B"/>
+          <w:szCs w:val="26"/>
+          <w:lang w:val="en-US"/>
+        </w:rPr>
+      </w:pPr>
+      <w:r>
+        <w:rPr>
+          <w:rFonts w:eastAsia="Times New Roman" w:cs="Times New Roman"/>
+          <w:color w:val="1B1B1B"/>
+          <w:szCs w:val="26"/>
+          <w:lang w:val="en-US"/>
+        </w:rPr>
+        <w:t>POST (CREATE): Tạo mới một Resource.</w:t>
+      </w:r>
+    </w:p>
+    <w:p>
+      <w:pPr>
+        <w:numPr>
+          <w:ilvl w:val="0"/>
+          <w:numId w:val="47"/>
+        </w:numPr>
+        <w:shd w:val="clear" w:color="auto" w:fill="FFFFFF"/>
+        <w:spacing w:before="100" w:beforeAutospacing="1" w:line="240" w:lineRule="auto"/>
+        <w:rPr>
+          <w:rFonts w:eastAsia="Times New Roman" w:cs="Times New Roman"/>
+          <w:color w:val="1B1B1B"/>
+          <w:szCs w:val="26"/>
+          <w:lang w:val="en-US"/>
+        </w:rPr>
+      </w:pPr>
+      <w:r>
+        <w:rPr>
+          <w:rFonts w:eastAsia="Times New Roman" w:cs="Times New Roman"/>
+          <w:color w:val="1B1B1B"/>
+          <w:szCs w:val="26"/>
+          <w:lang w:val="en-US"/>
+        </w:rPr>
+        <w:t>PUT (UPDATE): Cập nhật thông tin cho Resource.</w:t>
+      </w:r>
+    </w:p>
+    <w:p>
+      <w:pPr>
+        <w:numPr>
+          <w:ilvl w:val="0"/>
+          <w:numId w:val="47"/>
+        </w:numPr>
+        <w:shd w:val="clear" w:color="auto" w:fill="FFFFFF"/>
+        <w:spacing w:before="100" w:beforeAutospacing="1" w:line="240" w:lineRule="auto"/>
+        <w:rPr>
+          <w:rFonts w:eastAsia="Times New Roman" w:cs="Times New Roman"/>
+          <w:color w:val="1B1B1B"/>
+          <w:szCs w:val="26"/>
+          <w:lang w:val="en-US"/>
+        </w:rPr>
+      </w:pPr>
+      <w:r>
+        <w:rPr>
+          <w:rFonts w:eastAsia="Times New Roman" w:cs="Times New Roman"/>
+          <w:color w:val="1B1B1B"/>
+          <w:szCs w:val="26"/>
+          <w:lang w:val="en-US"/>
+        </w:rPr>
+        <w:t>DELETE (DELETE): Xoá một Resource.</w:t>
+      </w:r>
+    </w:p>
+    <w:p>
+      <w:pPr>
+        <w:shd w:val="clear" w:color="auto" w:fill="FFFFFF"/>
+        <w:spacing w:before="100" w:beforeAutospacing="1" w:line="240" w:lineRule="auto"/>
+        <w:rPr>
+          <w:rFonts w:eastAsia="Times New Roman" w:cs="Times New Roman"/>
+          <w:color w:val="1B1B1B"/>
+          <w:szCs w:val="26"/>
+          <w:lang w:val="en-US"/>
+        </w:rPr>
+      </w:pPr>
+      <w:r>
+        <w:rPr>
+          <w:rFonts w:eastAsia="Times New Roman" w:cs="Times New Roman"/>
+          <w:color w:val="1B1B1B"/>
+          <w:szCs w:val="26"/>
+          <w:lang w:val="en-US"/>
+        </w:rPr>
+        <w:t>Những</w:t>
+      </w:r>
+      <w:r>
+        <w:rPr>
+          <w:rFonts w:eastAsia="Times New Roman" w:cs="Times New Roman"/>
+          <w:color w:val="1B1B1B"/>
+          <w:szCs w:val="26"/>
+          <w:lang w:val="en-US"/>
+        </w:rPr>
+        <w:t xml:space="preserve"> nguyên tắc</w:t>
+      </w:r>
+      <w:r>
+        <w:rPr>
+          <w:rFonts w:eastAsia="Times New Roman" w:cs="Times New Roman"/>
+          <w:color w:val="1B1B1B"/>
+          <w:szCs w:val="26"/>
+          <w:lang w:val="en-US"/>
+        </w:rPr>
+        <w:t xml:space="preserve"> trong REST:</w:t>
+      </w:r>
+    </w:p>
+    <w:p>
+      <w:pPr>
+        <w:shd w:val="clear" w:color="auto" w:fill="FFFFFF"/>
+        <w:spacing w:before="100" w:beforeAutospacing="1" w:line="240" w:lineRule="auto"/>
+        <w:rPr>
+          <w:rFonts w:eastAsia="Times New Roman" w:cs="Times New Roman"/>
+          <w:color w:val="1B1B1B"/>
+          <w:szCs w:val="26"/>
+          <w:lang w:val="en-US"/>
+        </w:rPr>
+      </w:pPr>
+      <w:r>
+        <w:rPr>
+          <w:rFonts w:eastAsia="Times New Roman" w:cs="Times New Roman"/>
+          <w:color w:val="1B1B1B"/>
+          <w:szCs w:val="26"/>
+          <w:lang w:val="en-US"/>
+        </w:rPr>
+        <w:t xml:space="preserve">- </w:t>
+      </w:r>
+      <w:r>
+        <w:rPr>
+          <w:rFonts w:eastAsia="Times New Roman" w:cs="Times New Roman"/>
+          <w:color w:val="1B1B1B"/>
+          <w:szCs w:val="26"/>
+          <w:lang w:val="en-US"/>
+        </w:rPr>
+        <w:t xml:space="preserve">Kiến trúc client-server: Server sẽ là tập hợp các services nhỏ xử lý các request từ </w:t>
+      </w:r>
+      <w:r>
+        <w:rPr>
+          <w:rFonts w:eastAsia="Times New Roman" w:cs="Times New Roman"/>
+          <w:color w:val="1B1B1B"/>
+          <w:szCs w:val="26"/>
+          <w:lang w:val="en-US"/>
+        </w:rPr>
+        <w:t xml:space="preserve">- </w:t>
+      </w:r>
+      <w:r>
+        <w:rPr>
+          <w:rFonts w:eastAsia="Times New Roman" w:cs="Times New Roman"/>
+          <w:color w:val="1B1B1B"/>
+          <w:szCs w:val="26"/>
+          <w:lang w:val="en-US"/>
+        </w:rPr>
+        <w:t>client, việc tách biệt giúp tăng tính linh hoạt của client cũng như khả năng mở rộng của server mà vẫn đảm bảo được giao tiếp.</w:t>
+      </w:r>
+    </w:p>
+    <w:p>
+      <w:pPr>
+        <w:shd w:val="clear" w:color="auto" w:fill="FFFFFF"/>
+        <w:spacing w:before="100" w:beforeAutospacing="1" w:line="240" w:lineRule="auto"/>
+        <w:rPr>
+          <w:rFonts w:eastAsia="Times New Roman" w:cs="Times New Roman"/>
+          <w:color w:val="1B1B1B"/>
+          <w:szCs w:val="26"/>
+          <w:lang w:val="en-US"/>
+        </w:rPr>
+      </w:pPr>
+      <w:r>
+        <w:rPr>
+          <w:rFonts w:eastAsia="Times New Roman" w:cs="Times New Roman"/>
+          <w:color w:val="1B1B1B"/>
+          <w:szCs w:val="26"/>
+          <w:lang w:val="en-US"/>
+        </w:rPr>
+        <w:t xml:space="preserve">- </w:t>
+      </w:r>
+      <w:r>
+        <w:rPr>
+          <w:rFonts w:eastAsia="Times New Roman" w:cs="Times New Roman"/>
+          <w:color w:val="1B1B1B"/>
+          <w:szCs w:val="26"/>
+          <w:lang w:val="en-US"/>
+        </w:rPr>
+        <w:t>Stateless (phi trạng thái): Server và client sẽ không lưu trạng thái của nhau, mỗi request và response sẽ chứa đầy đủ thông tin, tách biệt với nhau, điều này giúp hệ thống dễ phát triển và mở rộng.</w:t>
+      </w:r>
+    </w:p>
+    <w:p>
+      <w:pPr>
+        <w:shd w:val="clear" w:color="auto" w:fill="FFFFFF"/>
+        <w:spacing w:before="100" w:beforeAutospacing="1" w:line="240" w:lineRule="auto"/>
+        <w:rPr>
+          <w:rFonts w:eastAsia="Times New Roman" w:cs="Times New Roman"/>
+          <w:color w:val="1B1B1B"/>
+          <w:szCs w:val="26"/>
+          <w:lang w:val="en-US"/>
+        </w:rPr>
+      </w:pPr>
+      <w:r>
+        <w:rPr>
+          <w:rFonts w:eastAsia="Times New Roman" w:cs="Times New Roman"/>
+          <w:color w:val="1B1B1B"/>
+          <w:szCs w:val="26"/>
+          <w:lang w:val="en-US"/>
+        </w:rPr>
+        <w:lastRenderedPageBreak/>
+        <w:t xml:space="preserve">- </w:t>
+      </w:r>
+      <w:r>
+        <w:rPr>
+          <w:rFonts w:eastAsia="Times New Roman" w:cs="Times New Roman"/>
+          <w:color w:val="1B1B1B"/>
+          <w:szCs w:val="26"/>
+          <w:lang w:val="en-US"/>
+        </w:rPr>
+        <w:t>Cacheability (có khả năng cache): Các response có thể được lấy ra từ cache của server giúp giảm thiểu thời gian xử lý, các request phải đảm bảo tính duy nhất để response không bị nhầm lẫn với các request khác.</w:t>
+      </w:r>
+    </w:p>
+    <w:p>
+      <w:pPr>
+        <w:shd w:val="clear" w:color="auto" w:fill="FFFFFF"/>
+        <w:spacing w:before="100" w:beforeAutospacing="1" w:line="240" w:lineRule="auto"/>
+        <w:rPr>
+          <w:rFonts w:eastAsia="Times New Roman" w:cs="Times New Roman"/>
+          <w:color w:val="1B1B1B"/>
+          <w:szCs w:val="26"/>
+          <w:lang w:val="en-US"/>
+        </w:rPr>
+      </w:pPr>
+      <w:r>
+        <w:rPr>
+          <w:rFonts w:eastAsia="Times New Roman" w:cs="Times New Roman"/>
+          <w:color w:val="1B1B1B"/>
+          <w:szCs w:val="26"/>
+          <w:lang w:val="en-US"/>
+        </w:rPr>
+        <w:t xml:space="preserve">- </w:t>
+      </w:r>
+      <w:r>
+        <w:rPr>
+          <w:rFonts w:eastAsia="Times New Roman" w:cs="Times New Roman"/>
+          <w:color w:val="1B1B1B"/>
+          <w:szCs w:val="26"/>
+          <w:lang w:val="en-US"/>
+        </w:rPr>
+        <w:t>Layered system (phân lớp hệ thống): Hệ thống được chia làm nhiều lớp, việc giao tiếp của 1 lớp chỉ được tiến hành với lớp ở trên và lớp ở dưới của nó, khả năng cân bằng tải (load balancing) và cache dữ liệu trong hệ thống cũng sẽ được cải thiện.</w:t>
+      </w:r>
+    </w:p>
+    <w:p>
+      <w:pPr>
+        <w:shd w:val="clear" w:color="auto" w:fill="FFFFFF"/>
+        <w:spacing w:before="100" w:beforeAutospacing="1" w:line="240" w:lineRule="auto"/>
+        <w:rPr>
+          <w:rFonts w:eastAsia="Times New Roman" w:cs="Times New Roman"/>
+          <w:color w:val="1B1B1B"/>
+          <w:szCs w:val="26"/>
+          <w:lang w:val="en-US"/>
+        </w:rPr>
+      </w:pPr>
+      <w:r>
+        <w:rPr>
+          <w:rFonts w:eastAsia="Times New Roman" w:cs="Times New Roman"/>
+          <w:color w:val="1B1B1B"/>
+          <w:szCs w:val="26"/>
+          <w:lang w:val="en-US"/>
+        </w:rPr>
+        <w:t xml:space="preserve">- </w:t>
+      </w:r>
+      <w:r>
+        <w:rPr>
+          <w:rFonts w:eastAsia="Times New Roman" w:cs="Times New Roman"/>
+          <w:color w:val="1B1B1B"/>
+          <w:szCs w:val="26"/>
+          <w:lang w:val="en-US"/>
+        </w:rPr>
+        <w:t>Uniform interface (chuẩn hoá các interface): Đây là ràng buộc quan trọng nhất của hệ thống REST. Để đảm bảo ràng buộc này, hệ thống tập trung vào việc xử lý các tài nguyên (resource). Mỗi một resource sẽ được xác định (định danh) bằng một URI (Uniform Resource Identifier) riêng biệt.</w:t>
+      </w:r>
+    </w:p>
+    <w:p>
+      <w:pPr>
+        <w:shd w:val="clear" w:color="auto" w:fill="FFFFFF"/>
+        <w:spacing w:before="100" w:beforeAutospacing="1" w:line="240" w:lineRule="auto"/>
+        <w:rPr>
+          <w:rFonts w:cs="Times New Roman"/>
+          <w:color w:val="212529"/>
+          <w:shd w:val="clear" w:color="auto" w:fill="FFFFFF"/>
+          <w:lang w:val="en-US"/>
+        </w:rPr>
+      </w:pPr>
+      <w:r>
+        <w:rPr>
+          <w:rStyle w:val="Strong"/>
+          <w:rFonts w:cs="Times New Roman"/>
+          <w:b w:val="0"/>
+          <w:color w:val="212529"/>
+          <w:bdr w:val="none" w:sz="0" w:space="0" w:color="auto" w:frame="1"/>
+          <w:shd w:val="clear" w:color="auto" w:fill="FFFFFF"/>
+          <w:lang w:val="en-US"/>
+        </w:rPr>
+        <w:t xml:space="preserve">- </w:t>
+      </w:r>
+      <w:r>
+        <w:rPr>
+          <w:rStyle w:val="Strong"/>
+          <w:rFonts w:cs="Times New Roman"/>
+          <w:b w:val="0"/>
+          <w:color w:val="212529"/>
+          <w:bdr w:val="none" w:sz="0" w:space="0" w:color="auto" w:frame="1"/>
+          <w:shd w:val="clear" w:color="auto" w:fill="FFFFFF"/>
+        </w:rPr>
+        <w:t>Code on Demand (Mã theo yêu cầu - Tùy chọn):</w:t>
+      </w:r>
+      <w:r>
+        <w:rPr>
+          <w:rFonts w:cs="Times New Roman"/>
+          <w:color w:val="212529"/>
+          <w:shd w:val="clear" w:color="auto" w:fill="FFFFFF"/>
+        </w:rPr>
+        <w:t> Đây là ràng buộc duy nhất tùy chọn. REST cho phép client tải xuống và thực thi mã (ví dụ: JavaScript) để mở rộng chức năng</w:t>
+      </w:r>
+    </w:p>
+    <w:p>
+      <w:pPr>
+        <w:shd w:val="clear" w:color="auto" w:fill="FFFFFF"/>
+        <w:spacing w:before="100" w:beforeAutospacing="1" w:line="240" w:lineRule="auto"/>
+        <w:rPr>
+          <w:rFonts w:cs="Times New Roman"/>
+          <w:color w:val="212529"/>
+          <w:shd w:val="clear" w:color="auto" w:fill="FFFFFF"/>
+          <w:lang w:val="en-US"/>
+        </w:rPr>
+      </w:pPr>
+      <w:r>
+        <w:rPr>
+          <w:rFonts w:cs="Times New Roman"/>
+          <w:color w:val="212529"/>
+          <w:shd w:val="clear" w:color="auto" w:fill="FFFFFF"/>
+          <w:lang w:val="en-US"/>
+        </w:rPr>
+        <w:t>Ưu điểm:</w:t>
+      </w:r>
+    </w:p>
+    <w:p>
+      <w:pPr>
+        <w:shd w:val="clear" w:color="auto" w:fill="FFFFFF"/>
+        <w:spacing w:before="100" w:beforeAutospacing="1" w:line="240" w:lineRule="auto"/>
+        <w:rPr>
+          <w:rFonts w:eastAsia="Times New Roman" w:cs="Times New Roman"/>
+          <w:color w:val="1B1B1B"/>
+          <w:szCs w:val="26"/>
+          <w:lang w:val="en-US"/>
+        </w:rPr>
+      </w:pPr>
+      <w:r>
+        <w:rPr>
+          <w:rFonts w:eastAsia="Times New Roman" w:cs="Times New Roman"/>
+          <w:color w:val="1B1B1B"/>
+          <w:szCs w:val="26"/>
+          <w:lang w:val="en-US"/>
+        </w:rPr>
+        <w:t xml:space="preserve">- </w:t>
+      </w:r>
+      <w:r>
+        <w:rPr>
+          <w:rFonts w:eastAsia="Times New Roman" w:cs="Times New Roman"/>
+          <w:color w:val="1B1B1B"/>
+          <w:szCs w:val="26"/>
+          <w:lang w:val="en-US"/>
+        </w:rPr>
+        <w:t>Tính linh hoạt và khả năng mở rộng: Dễ dàng tích hợp với nhiều hệ thống và ngôn ngữ lập trình khác nhau. Kiến trúc statele</w:t>
+      </w:r>
+      <w:r>
+        <w:rPr>
+          <w:rFonts w:eastAsia="Times New Roman" w:cs="Times New Roman"/>
+          <w:color w:val="1B1B1B"/>
+          <w:szCs w:val="26"/>
+          <w:lang w:val="en-US"/>
+        </w:rPr>
+        <w:t>ss giúp mở rộng quy mô dễ dàng.</w:t>
+      </w:r>
+    </w:p>
+    <w:p>
+      <w:pPr>
+        <w:shd w:val="clear" w:color="auto" w:fill="FFFFFF"/>
+        <w:spacing w:before="100" w:beforeAutospacing="1" w:line="240" w:lineRule="auto"/>
+        <w:rPr>
+          <w:rFonts w:eastAsia="Times New Roman" w:cs="Times New Roman"/>
+          <w:color w:val="1B1B1B"/>
+          <w:szCs w:val="26"/>
+          <w:lang w:val="en-US"/>
+        </w:rPr>
+      </w:pPr>
+      <w:r>
+        <w:rPr>
+          <w:rFonts w:eastAsia="Times New Roman" w:cs="Times New Roman"/>
+          <w:color w:val="1B1B1B"/>
+          <w:szCs w:val="26"/>
+          <w:lang w:val="en-US"/>
+        </w:rPr>
+        <w:t xml:space="preserve">- </w:t>
+      </w:r>
+      <w:r>
+        <w:rPr>
+          <w:rFonts w:eastAsia="Times New Roman" w:cs="Times New Roman"/>
+          <w:color w:val="1B1B1B"/>
+          <w:szCs w:val="26"/>
+          <w:lang w:val="en-US"/>
+        </w:rPr>
+        <w:t>Hiệu suất cao: Nhờ khả năng caching và bản chất nhẹ nhàng, REST API t</w:t>
+      </w:r>
+      <w:r>
+        <w:rPr>
+          <w:rFonts w:eastAsia="Times New Roman" w:cs="Times New Roman"/>
+          <w:color w:val="1B1B1B"/>
+          <w:szCs w:val="26"/>
+          <w:lang w:val="en-US"/>
+        </w:rPr>
+        <w:t>hường có tốc độ phản hồi nhanh.</w:t>
+      </w:r>
+    </w:p>
+    <w:p>
+      <w:pPr>
+        <w:shd w:val="clear" w:color="auto" w:fill="FFFFFF"/>
+        <w:spacing w:before="100" w:beforeAutospacing="1" w:line="240" w:lineRule="auto"/>
+        <w:rPr>
+          <w:rFonts w:eastAsia="Times New Roman" w:cs="Times New Roman"/>
+          <w:color w:val="1B1B1B"/>
+          <w:szCs w:val="26"/>
+          <w:lang w:val="en-US"/>
+        </w:rPr>
+      </w:pPr>
+      <w:r>
+        <w:rPr>
+          <w:rFonts w:eastAsia="Times New Roman" w:cs="Times New Roman"/>
+          <w:color w:val="1B1B1B"/>
+          <w:szCs w:val="26"/>
+          <w:lang w:val="en-US"/>
+        </w:rPr>
+        <w:t xml:space="preserve">- </w:t>
+      </w:r>
+      <w:r>
+        <w:rPr>
+          <w:rFonts w:eastAsia="Times New Roman" w:cs="Times New Roman"/>
+          <w:color w:val="1B1B1B"/>
+          <w:szCs w:val="26"/>
+          <w:lang w:val="en-US"/>
+        </w:rPr>
+        <w:t>Đơn giản và dễ học: Sử dụng các tiêu chuẩn HTTP quen thuộc, giúp nhà phát triển</w:t>
+      </w:r>
+      <w:r>
+        <w:rPr>
+          <w:rFonts w:eastAsia="Times New Roman" w:cs="Times New Roman"/>
+          <w:color w:val="1B1B1B"/>
+          <w:szCs w:val="26"/>
+          <w:lang w:val="en-US"/>
+        </w:rPr>
+        <w:t xml:space="preserve"> dễ dàng nắm bắt và triển khai.</w:t>
+      </w:r>
+    </w:p>
+    <w:p>
+      <w:pPr>
+        <w:shd w:val="clear" w:color="auto" w:fill="FFFFFF"/>
+        <w:spacing w:before="100" w:beforeAutospacing="1" w:line="240" w:lineRule="auto"/>
+        <w:rPr>
+          <w:rFonts w:eastAsia="Times New Roman" w:cs="Times New Roman"/>
+          <w:color w:val="1B1B1B"/>
+          <w:szCs w:val="26"/>
+          <w:lang w:val="en-US"/>
+        </w:rPr>
+      </w:pPr>
+      <w:r>
+        <w:rPr>
+          <w:rFonts w:eastAsia="Times New Roman" w:cs="Times New Roman"/>
+          <w:color w:val="1B1B1B"/>
+          <w:szCs w:val="26"/>
+          <w:lang w:val="en-US"/>
+        </w:rPr>
+        <w:t xml:space="preserve">- </w:t>
+      </w:r>
+      <w:r>
+        <w:rPr>
+          <w:rFonts w:eastAsia="Times New Roman" w:cs="Times New Roman"/>
+          <w:color w:val="1B1B1B"/>
+          <w:szCs w:val="26"/>
+          <w:lang w:val="en-US"/>
+        </w:rPr>
+        <w:t>Đa dạng định dạng dữ liệu: Hỗ trợ nhiều định dạng phổ biến như JSON (phổ biế</w:t>
+      </w:r>
+      <w:r>
+        <w:rPr>
+          <w:rFonts w:eastAsia="Times New Roman" w:cs="Times New Roman"/>
+          <w:color w:val="1B1B1B"/>
+          <w:szCs w:val="26"/>
+          <w:lang w:val="en-US"/>
+        </w:rPr>
+        <w:t>n nhất), XML, HTML, plain text.</w:t>
+      </w:r>
+    </w:p>
+    <w:p>
+      <w:pPr>
+        <w:shd w:val="clear" w:color="auto" w:fill="FFFFFF"/>
+        <w:spacing w:before="100" w:beforeAutospacing="1" w:line="240" w:lineRule="auto"/>
+        <w:rPr>
+          <w:rFonts w:eastAsia="Times New Roman" w:cs="Times New Roman"/>
+          <w:color w:val="1B1B1B"/>
+          <w:szCs w:val="26"/>
+          <w:lang w:val="en-US"/>
+        </w:rPr>
+      </w:pPr>
+      <w:r>
+        <w:rPr>
+          <w:rFonts w:eastAsia="Times New Roman" w:cs="Times New Roman"/>
+          <w:color w:val="1B1B1B"/>
+          <w:szCs w:val="26"/>
+          <w:lang w:val="en-US"/>
+        </w:rPr>
+        <w:t xml:space="preserve">- </w:t>
+      </w:r>
+      <w:r>
+        <w:rPr>
+          <w:rFonts w:eastAsia="Times New Roman" w:cs="Times New Roman"/>
+          <w:color w:val="1B1B1B"/>
+          <w:szCs w:val="26"/>
+          <w:lang w:val="en-US"/>
+        </w:rPr>
+        <w:t>Khả năng tương thích rộng rãi: Hầu hết các nền tảng và thiết bị đều hỗ trợ HTTP, làm cho REST API trở thành lựa chọn lý tưởng cho các ứng dụng web và di động.</w:t>
+      </w:r>
+    </w:p>
+    <w:p>
+      <w:pPr>
+        <w:shd w:val="clear" w:color="auto" w:fill="FFFFFF"/>
+        <w:spacing w:before="100" w:beforeAutospacing="1" w:line="240" w:lineRule="auto"/>
+        <w:rPr>
+          <w:rFonts w:eastAsia="Times New Roman" w:cs="Times New Roman"/>
+          <w:color w:val="1B1B1B"/>
+          <w:szCs w:val="26"/>
+          <w:lang w:val="en-US"/>
+        </w:rPr>
+      </w:pPr>
+      <w:r>
+        <w:rPr>
+          <w:rFonts w:eastAsia="Times New Roman" w:cs="Times New Roman"/>
+          <w:color w:val="1B1B1B"/>
+          <w:szCs w:val="26"/>
+          <w:lang w:val="en-US"/>
+        </w:rPr>
+        <w:t>Khuyết điểm:</w:t>
+      </w:r>
+    </w:p>
+    <w:p>
+      <w:pPr>
+        <w:shd w:val="clear" w:color="auto" w:fill="FFFFFF"/>
+        <w:spacing w:before="100" w:beforeAutospacing="1" w:line="240" w:lineRule="auto"/>
+        <w:rPr>
+          <w:rFonts w:eastAsia="Times New Roman" w:cs="Times New Roman"/>
+          <w:color w:val="1B1B1B"/>
+          <w:szCs w:val="26"/>
+          <w:lang w:val="en-US"/>
+        </w:rPr>
+      </w:pPr>
+      <w:r>
+        <w:rPr>
+          <w:rFonts w:eastAsia="Times New Roman" w:cs="Times New Roman"/>
+          <w:color w:val="1B1B1B"/>
+          <w:szCs w:val="26"/>
+          <w:lang w:val="en-US"/>
+        </w:rPr>
+        <w:t xml:space="preserve">- </w:t>
+      </w:r>
+      <w:r>
+        <w:rPr>
+          <w:rFonts w:eastAsia="Times New Roman" w:cs="Times New Roman"/>
+          <w:color w:val="1B1B1B"/>
+          <w:szCs w:val="26"/>
+          <w:lang w:val="en-US"/>
+        </w:rPr>
+        <w:t xml:space="preserve">Over-fetching/Under-fetching: Đôi khi client nhận được nhiều dữ liệu hơn mức cần thiết (over-fetching) hoặc phải thực hiện nhiều yêu cầu để lấy đủ dữ liệu (under-fetching). GraphQL là một giải pháp được phát </w:t>
+      </w:r>
+      <w:r>
+        <w:rPr>
+          <w:rFonts w:eastAsia="Times New Roman" w:cs="Times New Roman"/>
+          <w:color w:val="1B1B1B"/>
+          <w:szCs w:val="26"/>
+          <w:lang w:val="en-US"/>
+        </w:rPr>
+        <w:t>triển để giải quyết vấn đề này.</w:t>
+      </w:r>
+    </w:p>
+    <w:p>
+      <w:pPr>
+        <w:shd w:val="clear" w:color="auto" w:fill="FFFFFF"/>
+        <w:spacing w:before="100" w:beforeAutospacing="1" w:line="240" w:lineRule="auto"/>
+        <w:rPr>
+          <w:rFonts w:eastAsia="Times New Roman" w:cs="Times New Roman"/>
+          <w:color w:val="1B1B1B"/>
+          <w:szCs w:val="26"/>
+          <w:lang w:val="en-US"/>
+        </w:rPr>
+      </w:pPr>
+      <w:r>
+        <w:rPr>
+          <w:rFonts w:eastAsia="Times New Roman" w:cs="Times New Roman"/>
+          <w:color w:val="1B1B1B"/>
+          <w:szCs w:val="26"/>
+          <w:lang w:val="en-US"/>
+        </w:rPr>
+        <w:t xml:space="preserve">- </w:t>
+      </w:r>
+      <w:r>
+        <w:rPr>
+          <w:rFonts w:eastAsia="Times New Roman" w:cs="Times New Roman"/>
+          <w:color w:val="1B1B1B"/>
+          <w:szCs w:val="26"/>
+          <w:lang w:val="en-US"/>
+        </w:rPr>
+        <w:t xml:space="preserve">Quản lý trạng thái: Vì REST là stateless, việc quản lý trạng thái phiên (session) phức tạp hơn và </w:t>
+      </w:r>
+      <w:r>
+        <w:rPr>
+          <w:rFonts w:eastAsia="Times New Roman" w:cs="Times New Roman"/>
+          <w:color w:val="1B1B1B"/>
+          <w:szCs w:val="26"/>
+          <w:lang w:val="en-US"/>
+        </w:rPr>
+        <w:t>thường được đẩy về phía client.</w:t>
+      </w:r>
+    </w:p>
+    <w:p>
+      <w:pPr>
+        <w:shd w:val="clear" w:color="auto" w:fill="FFFFFF"/>
+        <w:spacing w:before="100" w:beforeAutospacing="1" w:line="240" w:lineRule="auto"/>
+        <w:rPr>
+          <w:rFonts w:eastAsia="Times New Roman" w:cs="Times New Roman"/>
+          <w:color w:val="1B1B1B"/>
+          <w:szCs w:val="26"/>
+          <w:lang w:val="en-US"/>
+        </w:rPr>
+      </w:pPr>
+      <w:r>
+        <w:rPr>
+          <w:rFonts w:eastAsia="Times New Roman" w:cs="Times New Roman"/>
+          <w:color w:val="1B1B1B"/>
+          <w:szCs w:val="26"/>
+          <w:lang w:val="en-US"/>
+        </w:rPr>
+        <w:t xml:space="preserve">- </w:t>
+      </w:r>
+      <w:r>
+        <w:rPr>
+          <w:rFonts w:eastAsia="Times New Roman" w:cs="Times New Roman"/>
+          <w:color w:val="1B1B1B"/>
+          <w:szCs w:val="26"/>
+          <w:lang w:val="en-US"/>
+        </w:rPr>
+        <w:t>Bảo mật: Mặc dù REST không quy định cụ thể về bảo mật, nhưng việc triển khai các cơ chế xác thực và ủy quyền (như OAuth 2.0, JWT) là cực kỳ quan trọng.</w:t>
+      </w:r>
+    </w:p>
+    <w:p>
+      <w:pPr>
+        <w:shd w:val="clear" w:color="auto" w:fill="FFFFFF"/>
+        <w:spacing w:before="100" w:beforeAutospacing="1" w:line="240" w:lineRule="auto"/>
+        <w:rPr>
+          <w:rFonts w:eastAsia="Times New Roman" w:cs="Times New Roman"/>
+          <w:color w:val="1B1B1B"/>
+          <w:szCs w:val="26"/>
+          <w:lang w:val="en-US"/>
+        </w:rPr>
+      </w:pPr>
+      <w:r>
+        <w:rPr>
+          <w:rFonts w:eastAsia="Times New Roman" w:cs="Times New Roman"/>
+          <w:color w:val="1B1B1B"/>
+          <w:szCs w:val="26"/>
+          <w:lang w:val="en-US"/>
+        </w:rPr>
+        <w:t>Với những ưu điểm vượt trội trên</w:t>
+      </w:r>
+      <w:r>
+        <w:rPr>
+          <w:rFonts w:eastAsia="Times New Roman" w:cs="Times New Roman"/>
+          <w:color w:val="1B1B1B"/>
+          <w:szCs w:val="26"/>
+          <w:lang w:val="en-US"/>
+        </w:rPr>
+        <w:t xml:space="preserve"> thì</w:t>
+      </w:r>
+      <w:r>
+        <w:rPr>
+          <w:rFonts w:eastAsia="Times New Roman" w:cs="Times New Roman"/>
+          <w:color w:val="1B1B1B"/>
+          <w:szCs w:val="26"/>
+          <w:lang w:val="en-US"/>
+        </w:rPr>
+        <w:t xml:space="preserve"> việc lựa chọn </w:t>
+      </w:r>
+      <w:r>
+        <w:rPr>
+          <w:rFonts w:eastAsia="Times New Roman" w:cs="Times New Roman"/>
+          <w:color w:val="1B1B1B"/>
+          <w:szCs w:val="26"/>
+          <w:lang w:val="en-US"/>
+        </w:rPr>
+        <w:t>RestfulApi cho ứng dụng thật sự quá tốt.</w:t>
+      </w:r>
+    </w:p>
+    <w:p>
+      <w:pPr>
+        <w:pStyle w:val="Heading3"/>
+      </w:pPr>
+      <w:r>
+        <w:lastRenderedPageBreak/>
+        <w:t>Websocket</w:t>
+      </w:r>
+    </w:p>
+    <w:p>
+      <w:pPr>
+        <w:rPr>
+          <w:rFonts w:cs="Times New Roman"/>
+          <w:color w:val="222222"/>
+          <w:szCs w:val="26"/>
+          <w:shd w:val="clear" w:color="auto" w:fill="FFFFFF"/>
+          <w:lang w:val="en-US"/>
+        </w:rPr>
+      </w:pPr>
+      <w:r>
+        <w:rPr>
+          <w:rStyle w:val="Strong"/>
+          <w:rFonts w:cs="Times New Roman"/>
+          <w:color w:val="222222"/>
+          <w:szCs w:val="26"/>
+          <w:shd w:val="clear" w:color="auto" w:fill="FFFFFF"/>
+        </w:rPr>
+        <w:t>Websocket</w:t>
+      </w:r>
+      <w:r>
+        <w:rPr>
+          <w:rFonts w:cs="Times New Roman"/>
+          <w:color w:val="222222"/>
+          <w:szCs w:val="26"/>
+          <w:shd w:val="clear" w:color="auto" w:fill="FFFFFF"/>
+        </w:rPr>
+        <w:t> là giao thức hỗ trợ giao tiếp hai chiều giữa client và server để tạo một kết nối trao đổi dữ liệu. Giao thức này không sử dụng HTTP mà thực hiện nó qua TCP. Mặc dù được thiết kế để chuyên sử dụng cho các ứng dụng web, lập trình viên vẫn có thể đưa chúng vào bất kì loại ứng dụng nào.</w:t>
+      </w:r>
+    </w:p>
+    <w:p>
+      <w:pPr>
+        <w:rPr>
+          <w:rFonts w:cs="Times New Roman"/>
+          <w:color w:val="222222"/>
+          <w:szCs w:val="26"/>
+          <w:shd w:val="clear" w:color="auto" w:fill="FFFFFF"/>
+          <w:lang w:val="en-US"/>
+        </w:rPr>
+      </w:pPr>
+      <w:r>
+        <w:rPr>
+          <w:rFonts w:cs="Times New Roman"/>
+          <w:color w:val="222222"/>
+          <w:szCs w:val="26"/>
+          <w:shd w:val="clear" w:color="auto" w:fill="FFFFFF"/>
+        </w:rPr>
+        <w:t>WebSocket mới trong HTML5 là một kỹ thuật Ajax ngược. Sockets cho phép các kênh giao tiếp song song hai chiều và hiện được hỗ trợ bởi nhiều trình duyệt (Firefox, Google Chrome và Safari). Các kết nối được mở thông qua các yêu cầu HTTP (HTTP request) được gọi là các ràng buộc Sockets với các tiêu đề đặc biệt. Kết nối được duy trì để bạn có thể đọc và ghi dữ liệu bằng JavaScript như thể bạn đang sử dụng các socket TCP thuần túy. Dữ liệu được gửi qua giao thức HTTP (thường được sử dụng trong các kỹ thuật Ajax) chứa rất nhiều dữ liệu không cần thiết trong tiêu đề.</w:t>
+      </w:r>
+      <w:r>
+        <w:rPr>
+          <w:lang w:val="en-US"/>
+        </w:rPr>
+        <w:drawing>
+          <wp:inline distT="0" distB="0" distL="0" distR="0" wp14:anchorId="06BF245A" wp14:editId="5756F4D8">
+            <wp:extent cx="5760085" cy="3659131"/>
+            <wp:effectExtent l="0" t="0" r="0" b="0"/>
+            <wp:docPr id="2" name="Picture 2"/>
+            <wp:cNvGraphicFramePr>
+              <a:graphicFrameLocks xmlns:a="http://schemas.openxmlformats.org/drawingml/2006/main" noChangeAspect="1"/>
+            </wp:cNvGraphicFramePr>
+            <a:graphic xmlns:a="http://schemas.openxmlformats.org/drawingml/2006/main">
+              <a:graphicData uri="http://schemas.openxmlformats.org/drawingml/2006/picture">
+                <pic:pic xmlns:pic="http://schemas.openxmlformats.org/drawingml/2006/picture">
+                  <pic:nvPicPr>
+                    <pic:cNvPr id="0" name=""/>
+                    <pic:cNvPicPr/>
+                  </pic:nvPicPr>
+                  <pic:blipFill>
+                    <a:blip r:embed="rId14"/>
+                    <a:stretch>
+                      <a:fillRect/>
+                    </a:stretch>
+                  </pic:blipFill>
+                  <pic:spPr>
+                    <a:xfrm>
+                      <a:off x="0" y="0"/>
+                      <a:ext cx="5760085" cy="3659131"/>
+                    </a:xfrm>
+                    <a:prstGeom prst="rect">
+                      <a:avLst/>
+                    </a:prstGeom>
+                  </pic:spPr>
+                </pic:pic>
+              </a:graphicData>
+            </a:graphic>
+          </wp:inline>
+        </w:drawing>
+      </w:r>
+    </w:p>
+    <w:p>
+      <w:pPr>
+        <w:rPr>
+          <w:rFonts w:cs="Times New Roman"/>
+          <w:color w:val="222222"/>
+          <w:szCs w:val="26"/>
+          <w:shd w:val="clear" w:color="auto" w:fill="FFFFFF"/>
+          <w:lang w:val="en-US"/>
+        </w:rPr>
+      </w:pPr>
+      <w:r>
+        <w:rPr>
+          <w:rFonts w:cs="Times New Roman"/>
+          <w:color w:val="222222"/>
+          <w:szCs w:val="26"/>
+          <w:shd w:val="clear" w:color="auto" w:fill="FFFFFF"/>
+          <w:lang w:val="en-US"/>
+        </w:rPr>
+        <w:t>Cơ chế hoạt động của websocket có thể được tóm gọn trong 3 bướ</w:t>
+      </w:r>
+      <w:r>
+        <w:rPr>
+          <w:rFonts w:cs="Times New Roman"/>
+          <w:color w:val="222222"/>
+          <w:szCs w:val="26"/>
+          <w:shd w:val="clear" w:color="auto" w:fill="FFFFFF"/>
+          <w:lang w:val="en-US"/>
+        </w:rPr>
+        <w:t>c sau:</w:t>
+      </w:r>
+    </w:p>
+    <w:p>
+      <w:pPr>
+        <w:rPr>
+          <w:rFonts w:cs="Times New Roman"/>
+          <w:color w:val="222222"/>
+          <w:szCs w:val="26"/>
+          <w:shd w:val="clear" w:color="auto" w:fill="FFFFFF"/>
+          <w:lang w:val="en-US"/>
+        </w:rPr>
+      </w:pPr>
+      <w:r>
+        <w:rPr>
+          <w:rFonts w:cs="Times New Roman"/>
+          <w:color w:val="222222"/>
+          <w:szCs w:val="26"/>
+          <w:shd w:val="clear" w:color="auto" w:fill="FFFFFF"/>
+          <w:lang w:val="en-US"/>
+        </w:rPr>
+        <w:t>- Handshake: khi client muốn kết nối tới server sử dụng giao thức Websocket,</w:t>
+      </w:r>
+    </w:p>
+    <w:p>
+      <w:pPr>
+        <w:rPr>
+          <w:rFonts w:cs="Times New Roman"/>
+          <w:color w:val="222222"/>
+          <w:szCs w:val="26"/>
+          <w:shd w:val="clear" w:color="auto" w:fill="FFFFFF"/>
+          <w:lang w:val="en-US"/>
+        </w:rPr>
+      </w:pPr>
+      <w:r>
+        <w:rPr>
+          <w:rFonts w:cs="Times New Roman"/>
+          <w:color w:val="222222"/>
+          <w:szCs w:val="26"/>
+          <w:shd w:val="clear" w:color="auto" w:fill="FFFFFF"/>
+          <w:lang w:val="en-US"/>
+        </w:rPr>
+        <w:t>thì đầu tiên cần gửi một request HTTP với header gồm nội dung ‘Upgrade: websocket’</w:t>
+      </w:r>
+    </w:p>
+    <w:p>
+      <w:pPr>
+        <w:rPr>
+          <w:rFonts w:cs="Times New Roman"/>
+          <w:color w:val="222222"/>
+          <w:szCs w:val="26"/>
+          <w:shd w:val="clear" w:color="auto" w:fill="FFFFFF"/>
+          <w:lang w:val="en-US"/>
+        </w:rPr>
+      </w:pPr>
+      <w:r>
+        <w:rPr>
+          <w:rFonts w:cs="Times New Roman"/>
+          <w:color w:val="222222"/>
+          <w:szCs w:val="26"/>
+          <w:shd w:val="clear" w:color="auto" w:fill="FFFFFF"/>
+          <w:lang w:val="en-US"/>
+        </w:rPr>
+        <w:t>để yêu cầu server nâng cấp giao thức kết nối từ HTTP sang Websocket. Client sẽ nhận</w:t>
+      </w:r>
+    </w:p>
+    <w:p>
+      <w:pPr>
+        <w:rPr>
+          <w:rFonts w:cs="Times New Roman"/>
+          <w:color w:val="222222"/>
+          <w:szCs w:val="26"/>
+          <w:shd w:val="clear" w:color="auto" w:fill="FFFFFF"/>
+          <w:lang w:val="en-US"/>
+        </w:rPr>
+      </w:pPr>
+      <w:r>
+        <w:rPr>
+          <w:rFonts w:cs="Times New Roman"/>
+          <w:color w:val="222222"/>
+          <w:szCs w:val="26"/>
+          <w:shd w:val="clear" w:color="auto" w:fill="FFFFFF"/>
+          <w:lang w:val="en-US"/>
+        </w:rPr>
+        <w:t>được status code 101 nếu server chấp nhận yêu cầu nâng cấp.</w:t>
+      </w:r>
+    </w:p>
+    <w:p>
+      <w:pPr>
+        <w:rPr>
+          <w:rFonts w:cs="Times New Roman"/>
+          <w:color w:val="222222"/>
+          <w:szCs w:val="26"/>
+          <w:shd w:val="clear" w:color="auto" w:fill="FFFFFF"/>
+          <w:lang w:val="en-US"/>
+        </w:rPr>
+      </w:pPr>
+      <w:r>
+        <w:rPr>
+          <w:rFonts w:cs="Times New Roman"/>
+          <w:color w:val="222222"/>
+          <w:szCs w:val="26"/>
+          <w:shd w:val="clear" w:color="auto" w:fill="FFFFFF"/>
+          <w:lang w:val="en-US"/>
+        </w:rPr>
+        <w:lastRenderedPageBreak/>
+        <w:t>- Gửi và nhận dữ liệu: sau khi handshake thành công, kết nối Websocket được</w:t>
+      </w:r>
+    </w:p>
+    <w:p>
+      <w:pPr>
+        <w:rPr>
+          <w:rFonts w:cs="Times New Roman"/>
+          <w:color w:val="222222"/>
+          <w:szCs w:val="26"/>
+          <w:shd w:val="clear" w:color="auto" w:fill="FFFFFF"/>
+          <w:lang w:val="en-US"/>
+        </w:rPr>
+      </w:pPr>
+      <w:r>
+        <w:rPr>
+          <w:rFonts w:cs="Times New Roman"/>
+          <w:color w:val="222222"/>
+          <w:szCs w:val="26"/>
+          <w:shd w:val="clear" w:color="auto" w:fill="FFFFFF"/>
+          <w:lang w:val="en-US"/>
+        </w:rPr>
+        <w:t>duy trì ở cả hai phía client và server. Điều này cho phép dữ liệu được gửi qua lại giữa</w:t>
+      </w:r>
+    </w:p>
+    <w:p>
+      <w:pPr>
+        <w:rPr>
+          <w:rFonts w:cs="Times New Roman"/>
+          <w:color w:val="222222"/>
+          <w:szCs w:val="26"/>
+          <w:shd w:val="clear" w:color="auto" w:fill="FFFFFF"/>
+          <w:lang w:val="en-US"/>
+        </w:rPr>
+      </w:pPr>
+      <w:r>
+        <w:rPr>
+          <w:rFonts w:cs="Times New Roman"/>
+          <w:color w:val="222222"/>
+          <w:szCs w:val="26"/>
+          <w:shd w:val="clear" w:color="auto" w:fill="FFFFFF"/>
+          <w:lang w:val="en-US"/>
+        </w:rPr>
+        <w:t>hai phía mà không cần thiết lập lại kết nối. Websocket hỗ trợ gửi nhận dữ liệu dưới hai</w:t>
+      </w:r>
+    </w:p>
+    <w:p>
+      <w:pPr>
+        <w:rPr>
+          <w:rFonts w:cs="Times New Roman"/>
+          <w:color w:val="222222"/>
+          <w:szCs w:val="26"/>
+          <w:shd w:val="clear" w:color="auto" w:fill="FFFFFF"/>
+          <w:lang w:val="en-US"/>
+        </w:rPr>
+      </w:pPr>
+      <w:r>
+        <w:rPr>
+          <w:rFonts w:cs="Times New Roman"/>
+          <w:color w:val="222222"/>
+          <w:szCs w:val="26"/>
+          <w:shd w:val="clear" w:color="auto" w:fill="FFFFFF"/>
+          <w:lang w:val="en-US"/>
+        </w:rPr>
+        <w:t>dạng dữ liệu dạng văn bản và dữ liệu dạng nhị phân điều này giúp quá trình giao tiếp</w:t>
+      </w:r>
+    </w:p>
+    <w:p>
+      <w:pPr>
+        <w:rPr>
+          <w:rFonts w:cs="Times New Roman"/>
+          <w:color w:val="222222"/>
+          <w:szCs w:val="26"/>
+          <w:shd w:val="clear" w:color="auto" w:fill="FFFFFF"/>
+          <w:lang w:val="en-US"/>
+        </w:rPr>
+      </w:pPr>
+      <w:r>
+        <w:rPr>
+          <w:rFonts w:cs="Times New Roman"/>
+          <w:color w:val="222222"/>
+          <w:szCs w:val="26"/>
+          <w:shd w:val="clear" w:color="auto" w:fill="FFFFFF"/>
+          <w:lang w:val="en-US"/>
+        </w:rPr>
+        <w:t>giữa client và server trở nên dễ dàng và hiệu quả.</w:t>
+      </w:r>
+    </w:p>
+    <w:p>
+      <w:pPr>
+        <w:rPr>
+          <w:rFonts w:cs="Times New Roman"/>
+          <w:color w:val="222222"/>
+          <w:szCs w:val="26"/>
+          <w:shd w:val="clear" w:color="auto" w:fill="FFFFFF"/>
+          <w:lang w:val="en-US"/>
+        </w:rPr>
+      </w:pPr>
+      <w:r>
+        <w:rPr>
+          <w:rFonts w:cs="Times New Roman"/>
+          <w:color w:val="222222"/>
+          <w:szCs w:val="26"/>
+          <w:shd w:val="clear" w:color="auto" w:fill="FFFFFF"/>
+          <w:lang w:val="en-US"/>
+        </w:rPr>
+        <w:t>- Đóng kết nối: kết nối websocket được đóng hoặc ngắt khi giao tiếp giữa client</w:t>
+      </w:r>
+    </w:p>
+    <w:p>
+      <w:pPr>
+        <w:rPr>
+          <w:rFonts w:cs="Times New Roman"/>
+          <w:color w:val="222222"/>
+          <w:szCs w:val="26"/>
+          <w:shd w:val="clear" w:color="auto" w:fill="FFFFFF"/>
+          <w:lang w:val="en-US"/>
+        </w:rPr>
+      </w:pPr>
+      <w:r>
+        <w:rPr>
+          <w:rFonts w:cs="Times New Roman"/>
+          <w:color w:val="222222"/>
+          <w:szCs w:val="26"/>
+          <w:shd w:val="clear" w:color="auto" w:fill="FFFFFF"/>
+          <w:lang w:val="en-US"/>
+        </w:rPr>
+        <w:t>và server hoàn tất và không còn cần thiết nữa.</w:t>
+      </w:r>
+    </w:p>
+    <w:p>
+      <w:pPr>
+        <w:rPr>
+          <w:rFonts w:cs="Times New Roman"/>
+          <w:color w:val="222222"/>
+          <w:szCs w:val="26"/>
+          <w:shd w:val="clear" w:color="auto" w:fill="FFFFFF"/>
+          <w:lang w:val="en-US"/>
+        </w:rPr>
+      </w:pPr>
+      <w:r>
+        <w:rPr>
+          <w:rFonts w:cs="Times New Roman"/>
+          <w:color w:val="222222"/>
+          <w:szCs w:val="26"/>
+          <w:shd w:val="clear" w:color="auto" w:fill="FFFFFF"/>
+          <w:lang w:val="en-US"/>
+        </w:rPr>
+        <w:t>Ưu điểm:</w:t>
+      </w:r>
+    </w:p>
+    <w:p>
+      <w:pPr>
+        <w:rPr>
+          <w:rFonts w:cs="Times New Roman"/>
+          <w:color w:val="222222"/>
+          <w:szCs w:val="26"/>
+          <w:shd w:val="clear" w:color="auto" w:fill="FFFFFF"/>
+          <w:lang w:val="en-US"/>
+        </w:rPr>
+      </w:pPr>
+      <w:r>
+        <w:rPr>
+          <w:rFonts w:cs="Times New Roman"/>
+          <w:color w:val="222222"/>
+          <w:szCs w:val="26"/>
+          <w:shd w:val="clear" w:color="auto" w:fill="FFFFFF"/>
+          <w:lang w:val="en-US"/>
+        </w:rPr>
+        <w:t>-</w:t>
+      </w:r>
+      <w:r>
+        <w:t xml:space="preserve"> </w:t>
+      </w:r>
+      <w:r>
+        <w:rPr>
+          <w:rFonts w:cs="Times New Roman"/>
+          <w:color w:val="222222"/>
+          <w:szCs w:val="26"/>
+          <w:shd w:val="clear" w:color="auto" w:fill="FFFFFF"/>
+          <w:lang w:val="en-US"/>
+        </w:rPr>
+        <w:t>Bởi vì websocket cung cấp giao thức 2 chiều rất mạnh mẽ nên có độ trễ rất thấp và dễ sửa lỗi. Thông tin trả về từ websocket là vô cùng nhanh chóng nên nó được sử dụng trong nhiều trường hợp cần thời gian thực</w:t>
+      </w:r>
+    </w:p>
+    <w:p>
+      <w:pPr>
+        <w:rPr>
+          <w:rFonts w:cs="Times New Roman"/>
+          <w:color w:val="222222"/>
+          <w:szCs w:val="26"/>
+          <w:shd w:val="clear" w:color="auto" w:fill="FFFFFF"/>
+          <w:lang w:val="en-US"/>
+        </w:rPr>
+      </w:pPr>
+      <w:r>
+        <w:rPr>
+          <w:rFonts w:cs="Times New Roman"/>
+          <w:color w:val="222222"/>
+          <w:szCs w:val="26"/>
+          <w:shd w:val="clear" w:color="auto" w:fill="FFFFFF"/>
+          <w:lang w:val="en-US"/>
+        </w:rPr>
+        <w:t xml:space="preserve">- </w:t>
+      </w:r>
+      <w:r>
+        <w:rPr>
+          <w:rFonts w:cs="Times New Roman"/>
+          <w:color w:val="222222"/>
+          <w:szCs w:val="26"/>
+          <w:shd w:val="clear" w:color="auto" w:fill="FFFFFF"/>
+          <w:lang w:val="en-US"/>
+        </w:rPr>
+        <w:t>Khi sử dụng giao thức TCP để kết nối bằng websocket, hệ thống không cần quá nhiều kết nối như phương pháp Comet long-polling đồng thời khắc phục được nhiều nhược điểm của phương pháp Comet streaming. API của websocket cũng khá dễ khi sử dụng trực tiếp.</w:t>
+      </w:r>
+    </w:p>
+    <w:p>
+      <w:pPr>
+        <w:rPr>
+          <w:rFonts w:cs="Times New Roman"/>
+          <w:color w:val="222222"/>
+          <w:szCs w:val="26"/>
+          <w:shd w:val="clear" w:color="auto" w:fill="FFFFFF"/>
+          <w:lang w:val="en-US"/>
+        </w:rPr>
+      </w:pPr>
+      <w:r>
+        <w:rPr>
+          <w:rFonts w:cs="Times New Roman"/>
+          <w:color w:val="222222"/>
+          <w:szCs w:val="26"/>
+          <w:shd w:val="clear" w:color="auto" w:fill="FFFFFF"/>
+          <w:lang w:val="en-US"/>
+        </w:rPr>
+        <w:t>Khuyết điểm:</w:t>
+      </w:r>
+    </w:p>
+    <w:p>
+      <w:pPr>
+        <w:rPr>
+          <w:rFonts w:cs="Times New Roman"/>
+          <w:color w:val="222222"/>
+          <w:szCs w:val="26"/>
+          <w:shd w:val="clear" w:color="auto" w:fill="FFFFFF"/>
+          <w:lang w:val="en-US"/>
+        </w:rPr>
+      </w:pPr>
+      <w:r>
+        <w:rPr>
+          <w:rFonts w:cs="Times New Roman"/>
+          <w:color w:val="222222"/>
+          <w:szCs w:val="26"/>
+          <w:shd w:val="clear" w:color="auto" w:fill="FFFFFF"/>
+          <w:lang w:val="en-US"/>
+        </w:rPr>
+        <w:t xml:space="preserve">- </w:t>
+      </w:r>
+      <w:r>
+        <w:rPr>
+          <w:rFonts w:cs="Times New Roman"/>
+          <w:color w:val="222222"/>
+          <w:szCs w:val="26"/>
+          <w:shd w:val="clear" w:color="auto" w:fill="FFFFFF"/>
+          <w:lang w:val="en-US"/>
+        </w:rPr>
+        <w:t>Không hỗ trợ trình duyệ</w:t>
+      </w:r>
+      <w:r>
+        <w:rPr>
+          <w:rFonts w:cs="Times New Roman"/>
+          <w:color w:val="222222"/>
+          <w:szCs w:val="26"/>
+          <w:shd w:val="clear" w:color="auto" w:fill="FFFFFF"/>
+          <w:lang w:val="en-US"/>
+        </w:rPr>
+        <w:t xml:space="preserve">t cũ: </w:t>
+      </w:r>
+      <w:r>
+        <w:rPr>
+          <w:rFonts w:cs="Times New Roman"/>
+          <w:color w:val="222222"/>
+          <w:szCs w:val="26"/>
+          <w:shd w:val="clear" w:color="auto" w:fill="FFFFFF"/>
+          <w:lang w:val="en-US"/>
+        </w:rPr>
+        <w:t>WebSocket là một tính năng mới của HTML5, vì vậy nó không được hỗ trợ bởi tất cả các trình duyệ</w:t>
+      </w:r>
+      <w:r>
+        <w:rPr>
+          <w:rFonts w:cs="Times New Roman"/>
+          <w:color w:val="222222"/>
+          <w:szCs w:val="26"/>
+          <w:shd w:val="clear" w:color="auto" w:fill="FFFFFF"/>
+          <w:lang w:val="en-US"/>
+        </w:rPr>
+        <w:t>t cũ.</w:t>
+      </w:r>
+    </w:p>
+    <w:p>
+      <w:pPr>
+        <w:rPr>
+          <w:rFonts w:cs="Times New Roman"/>
+          <w:color w:val="222222"/>
+          <w:szCs w:val="26"/>
+          <w:shd w:val="clear" w:color="auto" w:fill="FFFFFF"/>
+          <w:lang w:val="en-US"/>
+        </w:rPr>
+      </w:pPr>
+      <w:r>
+        <w:rPr>
+          <w:rFonts w:cs="Times New Roman"/>
+          <w:color w:val="222222"/>
+          <w:szCs w:val="26"/>
+          <w:shd w:val="clear" w:color="auto" w:fill="FFFFFF"/>
+          <w:lang w:val="en-US"/>
+        </w:rPr>
+        <w:t xml:space="preserve">- </w:t>
+      </w:r>
+      <w:r>
+        <w:rPr>
+          <w:rFonts w:cs="Times New Roman"/>
+          <w:color w:val="222222"/>
+          <w:szCs w:val="26"/>
+          <w:shd w:val="clear" w:color="auto" w:fill="FFFFFF"/>
+          <w:lang w:val="en-US"/>
+        </w:rPr>
+        <w:t>Tiêu thụ tài nguyên hệ thố</w:t>
+      </w:r>
+      <w:r>
+        <w:rPr>
+          <w:rFonts w:cs="Times New Roman"/>
+          <w:color w:val="222222"/>
+          <w:szCs w:val="26"/>
+          <w:shd w:val="clear" w:color="auto" w:fill="FFFFFF"/>
+          <w:lang w:val="en-US"/>
+        </w:rPr>
+        <w:t xml:space="preserve">ng: </w:t>
+      </w:r>
+      <w:r>
+        <w:rPr>
+          <w:rFonts w:cs="Times New Roman"/>
+          <w:color w:val="222222"/>
+          <w:szCs w:val="26"/>
+          <w:shd w:val="clear" w:color="auto" w:fill="FFFFFF"/>
+          <w:lang w:val="en-US"/>
+        </w:rPr>
+        <w:t>WebSocket sử dụng kết nối mở liên tục, dẫn đến việc tiêu thụ nhiều tài nguyên hơn so với HTTP. Máy chủ cần duy trì trạng thái kết nối cho từng máy khách, gây tăng mức sử dụng bộ nhớ và thách thức về khả năng mở rộ</w:t>
+      </w:r>
+      <w:r>
+        <w:rPr>
+          <w:rFonts w:cs="Times New Roman"/>
+          <w:color w:val="222222"/>
+          <w:szCs w:val="26"/>
+          <w:shd w:val="clear" w:color="auto" w:fill="FFFFFF"/>
+          <w:lang w:val="en-US"/>
+        </w:rPr>
+        <w:t>ng</w:t>
+      </w:r>
+    </w:p>
+    <w:p>
+      <w:pPr>
+        <w:rPr>
+          <w:rFonts w:cs="Times New Roman"/>
+          <w:color w:val="222222"/>
+          <w:szCs w:val="26"/>
+          <w:shd w:val="clear" w:color="auto" w:fill="FFFFFF"/>
+          <w:lang w:val="en-US"/>
+        </w:rPr>
+      </w:pPr>
+      <w:r>
+        <w:rPr>
+          <w:rFonts w:cs="Times New Roman"/>
+          <w:color w:val="222222"/>
+          <w:szCs w:val="26"/>
+          <w:shd w:val="clear" w:color="auto" w:fill="FFFFFF"/>
+          <w:lang w:val="en-US"/>
+        </w:rPr>
+        <w:t xml:space="preserve">- </w:t>
+      </w:r>
+      <w:r>
+        <w:rPr>
+          <w:rFonts w:cs="Times New Roman"/>
+          <w:color w:val="222222"/>
+          <w:szCs w:val="26"/>
+          <w:shd w:val="clear" w:color="auto" w:fill="FFFFFF"/>
+          <w:lang w:val="en-US"/>
+        </w:rPr>
+        <w:t>Vấn đề bảo mậ</w:t>
+      </w:r>
+      <w:r>
+        <w:rPr>
+          <w:rFonts w:cs="Times New Roman"/>
+          <w:color w:val="222222"/>
+          <w:szCs w:val="26"/>
+          <w:shd w:val="clear" w:color="auto" w:fill="FFFFFF"/>
+          <w:lang w:val="en-US"/>
+        </w:rPr>
+        <w:t xml:space="preserve">t: </w:t>
+      </w:r>
+      <w:r>
+        <w:rPr>
+          <w:rFonts w:cs="Times New Roman"/>
+          <w:color w:val="222222"/>
+          <w:szCs w:val="26"/>
+          <w:shd w:val="clear" w:color="auto" w:fill="FFFFFF"/>
+          <w:lang w:val="en-US"/>
+        </w:rPr>
+        <w:t>Mặc dù WebSocket cung cấp một số tính năng bảo mật cơ bản như mã hóa SSL/TLS, nhưng vẫn có thể bị tấn công bởi các cuộc tấn công như Cross-Site WebSocket Hijacking (CSWSH) nếu không được cấu hình đúng cách.</w:t>
+      </w:r>
+    </w:p>
+    <w:p>
+      <w:pPr>
+        <w:rPr>
+          <w:rFonts w:cs="Times New Roman"/>
+          <w:color w:val="222222"/>
+          <w:szCs w:val="26"/>
+          <w:shd w:val="clear" w:color="auto" w:fill="FFFFFF"/>
+          <w:lang w:val="en-US"/>
+        </w:rPr>
+      </w:pPr>
+      <w:r>
+        <w:rPr>
+          <w:rFonts w:cs="Times New Roman"/>
+          <w:color w:val="222222"/>
+          <w:szCs w:val="26"/>
+          <w:shd w:val="clear" w:color="auto" w:fill="FFFFFF"/>
+          <w:lang w:val="en-US"/>
+        </w:rPr>
+        <w:t>Đối với việc giao tiếp giữa người dùng thì nhu cầu tốc độ realtime là hết sức cần thiết nên việc lựa chọn sử dụng websocket hết sức phù hợp.</w:t>
+      </w:r>
+    </w:p>
+    <w:p>
+      <w:pPr>
+        <w:pStyle w:val="Heading2"/>
+        <w:rPr>
+          <w:lang w:val="vi-VN"/>
+        </w:rPr>
+      </w:pPr>
+      <w:bookmarkStart w:id="27" w:name="_Toc202683283"/>
+      <w:r>
+        <w:lastRenderedPageBreak/>
+        <w:t>Spring Boot</w:t>
+      </w:r>
+      <w:bookmarkEnd w:id="27"/>
+    </w:p>
+    <w:p>
+      <w:pPr>
+        <w:pStyle w:val="Heading3"/>
+      </w:pPr>
+      <w:bookmarkStart w:id="28" w:name="_Toc202683284"/>
+      <w:r>
+        <w:t>Giới thiệu Spring Boot</w:t>
+      </w:r>
+      <w:bookmarkEnd w:id="28"/>
+    </w:p>
+    <w:p>
+      <w:pPr>
+        <w:rPr>
+          <w:rFonts w:cs="Times New Roman"/>
+          <w:color w:val="222222"/>
+          <w:szCs w:val="26"/>
+          <w:shd w:val="clear" w:color="auto" w:fill="FFFFFF"/>
+          <w:lang w:val="en-US"/>
+        </w:rPr>
+      </w:pPr>
+      <w:r>
+        <w:rPr>
+          <w:rFonts w:cs="Times New Roman"/>
+          <w:color w:val="222222"/>
+          <w:szCs w:val="26"/>
+          <w:shd w:val="clear" w:color="auto" w:fill="FFFFFF"/>
+        </w:rPr>
+        <w:t>Spring Boot là một dự án con của Spring Framework, được phát triển nhằm tối giản hóa việc xây dựng các ứng dụng Java. Nó cung cấp các tiện ích mạnh mẽ để tự động cấu hình và tối ưu hóa ứng dụng Spring. Mục tiêu của Spring Boot là giúp các nhà phát triển tập trung vào việc xây dựng các chức năng chính của ứng dụng mà không cần phải lo lắng về cấu hình.</w:t>
+      </w:r>
+    </w:p>
+    <w:p>
+      <w:pPr>
+        <w:rPr>
+          <w:rFonts w:cs="Times New Roman"/>
+          <w:color w:val="222222"/>
+          <w:szCs w:val="26"/>
+          <w:shd w:val="clear" w:color="auto" w:fill="FFFFFF"/>
+          <w:lang w:val="en-US"/>
+        </w:rPr>
+      </w:pPr>
+      <w:r>
+        <w:rPr>
+          <w:rFonts w:cs="Times New Roman"/>
+          <w:color w:val="222222"/>
+          <w:szCs w:val="26"/>
+          <w:shd w:val="clear" w:color="auto" w:fill="FFFFFF"/>
+          <w:lang w:val="en-US"/>
+        </w:rPr>
+        <w:t>Ưu điểm của Spring Boot:</w:t>
+      </w:r>
+    </w:p>
+    <w:p>
+      <w:pPr>
+        <w:rPr>
+          <w:rFonts w:cs="Times New Roman"/>
+          <w:color w:val="222222"/>
+          <w:szCs w:val="26"/>
+          <w:shd w:val="clear" w:color="auto" w:fill="FFFFFF"/>
+          <w:lang w:val="en-US"/>
+        </w:rPr>
+      </w:pPr>
+      <w:r>
+        <w:rPr>
+          <w:rFonts w:cs="Times New Roman"/>
+          <w:color w:val="222222"/>
+          <w:szCs w:val="26"/>
+          <w:shd w:val="clear" w:color="auto" w:fill="FFFFFF"/>
+          <w:lang w:val="en-US"/>
+        </w:rPr>
+        <w:t xml:space="preserve">- </w:t>
+      </w:r>
+      <w:r>
+        <w:rPr>
+          <w:rFonts w:cs="Times New Roman"/>
+          <w:color w:val="222222"/>
+          <w:szCs w:val="26"/>
+          <w:shd w:val="clear" w:color="auto" w:fill="FFFFFF"/>
+          <w:lang w:val="en-US"/>
+        </w:rPr>
+        <w:t>Tối ưu hóa cấu hình: Spring Boot cung cấp các cấu hình mặc định cho nhiều thành phần trong ứng dụng, giảm thiểu việc cấu hình thủ công và tăng tốc độ phát triển.</w:t>
+      </w:r>
+    </w:p>
+    <w:p>
+      <w:pPr>
+        <w:rPr>
+          <w:rFonts w:cs="Times New Roman"/>
+          <w:color w:val="222222"/>
+          <w:szCs w:val="26"/>
+          <w:shd w:val="clear" w:color="auto" w:fill="FFFFFF"/>
+          <w:lang w:val="en-US"/>
+        </w:rPr>
+      </w:pPr>
+      <w:r>
+        <w:rPr>
+          <w:rFonts w:cs="Times New Roman"/>
+          <w:color w:val="222222"/>
+          <w:szCs w:val="26"/>
+          <w:shd w:val="clear" w:color="auto" w:fill="FFFFFF"/>
+          <w:lang w:val="en-US"/>
+        </w:rPr>
+        <w:t xml:space="preserve">- </w:t>
+      </w:r>
+      <w:r>
+        <w:rPr>
+          <w:rFonts w:cs="Times New Roman"/>
+          <w:color w:val="222222"/>
+          <w:szCs w:val="26"/>
+          <w:shd w:val="clear" w:color="auto" w:fill="FFFFFF"/>
+          <w:lang w:val="en-US"/>
+        </w:rPr>
+        <w:t>Tích hợp dễ dàng: Spring Boot tích hợp tốt với nhiều công nghệ và framework khác nhau, cho phép phát triển ứng dụng một cách linh hoạt.</w:t>
+      </w:r>
+    </w:p>
+    <w:p>
+      <w:pPr>
+        <w:rPr>
+          <w:rFonts w:cs="Times New Roman"/>
+          <w:color w:val="222222"/>
+          <w:szCs w:val="26"/>
+          <w:shd w:val="clear" w:color="auto" w:fill="FFFFFF"/>
+          <w:lang w:val="en-US"/>
+        </w:rPr>
+      </w:pPr>
+      <w:r>
+        <w:rPr>
+          <w:rFonts w:cs="Times New Roman"/>
+          <w:color w:val="222222"/>
+          <w:szCs w:val="26"/>
+          <w:shd w:val="clear" w:color="auto" w:fill="FFFFFF"/>
+          <w:lang w:val="en-US"/>
+        </w:rPr>
+        <w:t>-</w:t>
+      </w:r>
+      <w:r>
+        <w:rPr>
+          <w:rFonts w:cs="Times New Roman"/>
+          <w:color w:val="222222"/>
+          <w:szCs w:val="26"/>
+          <w:shd w:val="clear" w:color="auto" w:fill="FFFFFF"/>
+          <w:lang w:val="en-US"/>
+        </w:rPr>
+        <w:t>Tự động hóa công việc nhàm chán: Nó tự động cấu hình và quản lý các thành phần như Dependency Injection, Hibernate, JPA, và nhiều hơn nữa.</w:t>
+      </w:r>
+    </w:p>
+    <w:p>
+      <w:pPr>
+        <w:rPr>
+          <w:rFonts w:cs="Times New Roman"/>
+          <w:color w:val="222222"/>
+          <w:szCs w:val="26"/>
+          <w:shd w:val="clear" w:color="auto" w:fill="FFFFFF"/>
+          <w:lang w:val="en-US"/>
+        </w:rPr>
+      </w:pPr>
+      <w:r>
+        <w:rPr>
+          <w:rFonts w:cs="Times New Roman"/>
+          <w:color w:val="222222"/>
+          <w:szCs w:val="26"/>
+          <w:shd w:val="clear" w:color="auto" w:fill="FFFFFF"/>
+          <w:lang w:val="en-US"/>
+        </w:rPr>
+        <w:t xml:space="preserve">- </w:t>
+      </w:r>
+      <w:r>
+        <w:rPr>
+          <w:rFonts w:cs="Times New Roman"/>
+          <w:color w:val="222222"/>
+          <w:szCs w:val="26"/>
+          <w:shd w:val="clear" w:color="auto" w:fill="FFFFFF"/>
+          <w:lang w:val="en-US"/>
+        </w:rPr>
+        <w:t>Cộng đồng lớn: Spring Boot có một cộng đồng lớn, với hàng ngàn người dùng và nguồn tài liệu phong phú, giúp giải đáp các vấn đề và mở rộng kiến thức.</w:t>
+      </w:r>
+    </w:p>
+    <w:p>
+      <w:pPr>
+        <w:rPr>
+          <w:rFonts w:cs="Times New Roman"/>
+          <w:color w:val="222222"/>
+          <w:szCs w:val="26"/>
+          <w:shd w:val="clear" w:color="auto" w:fill="FFFFFF"/>
+          <w:lang w:val="en-US"/>
+        </w:rPr>
+      </w:pPr>
+      <w:r>
+        <w:rPr>
+          <w:rFonts w:cs="Times New Roman"/>
+          <w:color w:val="222222"/>
+          <w:szCs w:val="26"/>
+          <w:shd w:val="clear" w:color="auto" w:fill="FFFFFF"/>
+          <w:lang w:val="en-US"/>
+        </w:rPr>
+        <w:t>Nhược điểm:</w:t>
+      </w:r>
+    </w:p>
+    <w:p>
+      <w:pPr>
+        <w:rPr>
+          <w:rFonts w:cs="Times New Roman"/>
+          <w:color w:val="222222"/>
+          <w:szCs w:val="26"/>
+          <w:shd w:val="clear" w:color="auto" w:fill="FFFFFF"/>
+          <w:lang w:val="en-US"/>
+        </w:rPr>
+      </w:pPr>
+      <w:r>
+        <w:rPr>
+          <w:rFonts w:cs="Times New Roman"/>
+          <w:color w:val="222222"/>
+          <w:szCs w:val="26"/>
+          <w:shd w:val="clear" w:color="auto" w:fill="FFFFFF"/>
+          <w:lang w:val="en-US"/>
+        </w:rPr>
+        <w:t xml:space="preserve">- </w:t>
+      </w:r>
+      <w:r>
+        <w:rPr>
+          <w:rFonts w:cs="Times New Roman"/>
+          <w:color w:val="222222"/>
+          <w:szCs w:val="26"/>
+          <w:shd w:val="clear" w:color="auto" w:fill="FFFFFF"/>
+          <w:lang w:val="en-US"/>
+        </w:rPr>
+        <w:t>Thiếu kiểm soát. Do style cố định, Spring Boot tạo ra nhiều phụ thuộc không được sử dụng dẫn đến kích thước tệp triển khai lớ</w:t>
+      </w:r>
+      <w:r>
+        <w:rPr>
+          <w:rFonts w:cs="Times New Roman"/>
+          <w:color w:val="222222"/>
+          <w:szCs w:val="26"/>
+          <w:shd w:val="clear" w:color="auto" w:fill="FFFFFF"/>
+          <w:lang w:val="en-US"/>
+        </w:rPr>
+        <w:t>n.</w:t>
+      </w:r>
+    </w:p>
+    <w:p>
+      <w:pPr>
+        <w:rPr>
+          <w:rFonts w:cs="Times New Roman"/>
+          <w:color w:val="222222"/>
+          <w:szCs w:val="26"/>
+          <w:shd w:val="clear" w:color="auto" w:fill="FFFFFF"/>
+          <w:lang w:val="en-US"/>
+        </w:rPr>
+      </w:pPr>
+      <w:r>
+        <w:rPr>
+          <w:rFonts w:cs="Times New Roman"/>
+          <w:color w:val="222222"/>
+          <w:szCs w:val="26"/>
+          <w:shd w:val="clear" w:color="auto" w:fill="FFFFFF"/>
+          <w:lang w:val="en-US"/>
+        </w:rPr>
+        <w:t xml:space="preserve">- </w:t>
+      </w:r>
+      <w:r>
+        <w:rPr>
+          <w:rFonts w:cs="Times New Roman"/>
+          <w:color w:val="222222"/>
+          <w:szCs w:val="26"/>
+          <w:shd w:val="clear" w:color="auto" w:fill="FFFFFF"/>
+          <w:lang w:val="en-US"/>
+        </w:rPr>
+        <w:t>Quá trình chuyển đổi dự án Spring cũ hoặc hiện có thành các ứng dụng Spring Boot nhiều khó khăn và tốn thờ</w:t>
+      </w:r>
+      <w:r>
+        <w:rPr>
+          <w:rFonts w:cs="Times New Roman"/>
+          <w:color w:val="222222"/>
+          <w:szCs w:val="26"/>
+          <w:shd w:val="clear" w:color="auto" w:fill="FFFFFF"/>
+          <w:lang w:val="en-US"/>
+        </w:rPr>
+        <w:t>i gian.</w:t>
+      </w:r>
+    </w:p>
+    <w:p>
+      <w:pPr>
+        <w:rPr>
+          <w:rFonts w:cs="Times New Roman"/>
+          <w:color w:val="222222"/>
+          <w:szCs w:val="26"/>
+          <w:shd w:val="clear" w:color="auto" w:fill="FFFFFF"/>
+          <w:lang w:val="en-US"/>
+        </w:rPr>
+      </w:pPr>
+      <w:r>
+        <w:rPr>
+          <w:rFonts w:cs="Times New Roman"/>
+          <w:color w:val="222222"/>
+          <w:szCs w:val="26"/>
+          <w:shd w:val="clear" w:color="auto" w:fill="FFFFFF"/>
+          <w:lang w:val="en-US"/>
+        </w:rPr>
+        <w:t xml:space="preserve">- </w:t>
+      </w:r>
+      <w:r>
+        <w:rPr>
+          <w:rFonts w:cs="Times New Roman"/>
+          <w:color w:val="222222"/>
+          <w:szCs w:val="26"/>
+          <w:shd w:val="clear" w:color="auto" w:fill="FFFFFF"/>
+          <w:lang w:val="en-US"/>
+        </w:rPr>
+        <w:t>Không thích hợp cho các dự án quy mô lớn. Hoạt động liên tục với các microservices, theo nhiều nhà phát triển, Spring Boot không phù hợp để xây dựng các ứng dụng nguyên khối.</w:t>
+      </w:r>
+    </w:p>
+    <w:p>
+      <w:pPr>
+        <w:rPr>
+          <w:rFonts w:cs="Times New Roman"/>
+          <w:color w:val="222222"/>
+          <w:szCs w:val="26"/>
+          <w:shd w:val="clear" w:color="auto" w:fill="FFFFFF"/>
+          <w:lang w:val="en-US"/>
+        </w:rPr>
+      </w:pPr>
+      <w:r>
+        <w:rPr>
+          <w:rFonts w:cs="Times New Roman"/>
+          <w:color w:val="222222"/>
+          <w:szCs w:val="26"/>
+          <w:shd w:val="clear" w:color="auto" w:fill="FFFFFF"/>
+          <w:lang w:val="en-US"/>
+        </w:rPr>
+        <w:t>Việc lựa chọn Spring Boot cho dự án</w:t>
+      </w:r>
+      <w:r>
+        <w:rPr>
+          <w:rFonts w:cs="Times New Roman"/>
+          <w:color w:val="222222"/>
+          <w:szCs w:val="26"/>
+          <w:shd w:val="clear" w:color="auto" w:fill="FFFFFF"/>
+          <w:lang w:val="en-US"/>
+        </w:rPr>
+        <w:t xml:space="preserve"> giúp đỡ phải cấu hình thủ công, từ đó giúp tập trung vào phần xử lý logic làm cho dự án phát triển nhanh chóng hơn.</w:t>
+      </w:r>
+    </w:p>
+    <w:p>
+      <w:pPr>
+        <w:pStyle w:val="Heading3"/>
+      </w:pPr>
+      <w:bookmarkStart w:id="29" w:name="_Toc202683285"/>
+      <w:r>
+        <w:t>Kiến trúc Spring Boot</w:t>
+      </w:r>
+      <w:bookmarkEnd w:id="29"/>
+    </w:p>
+    <w:p>
+      <w:pPr>
+        <w:rPr>
+          <w:lang w:val="en-US"/>
+        </w:rPr>
+      </w:pPr>
+      <w:r>
+        <w:rPr>
+          <w:lang w:val="en-US"/>
+        </w:rPr>
+        <w:t>Spring Boot bao gồm 4 tầng sau:</w:t>
+      </w:r>
+    </w:p>
+    <w:p>
+      <w:pPr>
+        <w:rPr>
+          <w:lang w:val="en-US"/>
+        </w:rPr>
+      </w:pPr>
+      <w:r>
+        <w:rPr>
+          <w:lang w:val="en-US"/>
+        </w:rPr>
+        <w:lastRenderedPageBreak/>
+        <w:t xml:space="preserve">- </w:t>
+      </w:r>
+      <w:r>
+        <w:rPr>
+          <w:lang w:val="en-US"/>
+        </w:rPr>
+        <w:t>Lớp Presentation: Lớp phía trước là những gì được thấy từ bên ngoài, và lớp phía sau là nơi cấu trúc được xây dựng từ các quan điểm đó. Lớp này xử lý việc giải thích JSON, xác thực người dùng, và xử lý các yêu cầu HTTP. Sau khi xác thực, yêu cầu sẽ được chuyển đến lớp nghiệp vụ để tiếp tục xử lý.</w:t>
+      </w:r>
+    </w:p>
+    <w:p>
+      <w:pPr>
+        <w:rPr>
+          <w:lang w:val="en-US"/>
+        </w:rPr>
+      </w:pPr>
+      <w:r>
+        <w:rPr>
+          <w:lang w:val="en-US"/>
+        </w:rPr>
+        <w:t xml:space="preserve">- </w:t>
+      </w:r>
+      <w:r>
+        <w:rPr>
+          <w:lang w:val="en-US"/>
+        </w:rPr>
+        <w:t>Lớp Business: quản lý tất cả các quyết định kinh doanh và thực hiện việc xác thực cũng như xử lý logic nghiệp vụ. Ví dụ, chỉ quản trị viên mới có quyền thay đổi tài khoản của khách hàng.</w:t>
+      </w:r>
+    </w:p>
+    <w:p>
+      <w:pPr>
+        <w:rPr>
+          <w:lang w:val="en-US"/>
+        </w:rPr>
+      </w:pPr>
+      <w:r>
+        <w:rPr>
+          <w:lang w:val="en-US"/>
+        </w:rPr>
+        <w:t xml:space="preserve">- </w:t>
+      </w:r>
+      <w:r>
+        <w:rPr>
+          <w:lang w:val="en-US"/>
+        </w:rPr>
+        <w:t>Lớp Persistence:: Phần này chứa tất cả logic lưu trữ, bao gồm các truy vấn cơ sở dữ liệu. Nó cũng chịu trách nhiệm chuyển đổi giữa các dòng dữ liệu trong cơ sở dữ liệu và các đối tượng của ứng dụng.</w:t>
+      </w:r>
+    </w:p>
+    <w:p>
+      <w:pPr>
+        <w:rPr>
+          <w:lang w:val="en-US"/>
+        </w:rPr>
+      </w:pPr>
+      <w:r>
+        <w:rPr>
+          <w:lang w:val="en-US"/>
+        </w:rPr>
+        <w:t xml:space="preserve">- </w:t>
+      </w:r>
+      <w:r>
+        <w:rPr>
+          <w:lang w:val="en-US"/>
+        </w:rPr>
+        <w:t>Lớp Database: Cấu trúc hoạt động theo cách sau: Các yêu cầu HTTP hoặc yêu cầu từ internet được xử lý bởi các Controller từ lớp trình bày, các dịch vụ (service) xử lý logic nghiệp vụ, và các kho lưu trữ (repository) duy trì logic lưu trữ (lưu trữ dữ liệu). Mỗi Controller có thể kiểm soát nhiều dịch vụ, và các dịch vụ này có thể sử dụng nhiều repository. Tương tự, mỗi repository có thể quản lý nhiều cơ sở dữ liệu khác nhau.</w:t>
+      </w:r>
+    </w:p>
+    <w:p>
+      <w:pPr>
+        <w:rPr>
+          <w:lang w:val="en-US"/>
+        </w:rPr>
+      </w:pPr>
+      <w:r>
+        <w:rPr>
+          <w:lang w:val="en-US"/>
+        </w:rPr>
+        <w:drawing>
+          <wp:inline distT="0" distB="0" distL="0" distR="0" wp14:anchorId="6622DB8D" wp14:editId="48DBCBEC">
+            <wp:extent cx="5760085" cy="1667717"/>
+            <wp:effectExtent l="0" t="0" r="0" b="0"/>
+            <wp:docPr id="5" name="Picture 5"/>
+            <wp:cNvGraphicFramePr>
+              <a:graphicFrameLocks xmlns:a="http://schemas.openxmlformats.org/drawingml/2006/main" noChangeAspect="1"/>
+            </wp:cNvGraphicFramePr>
+            <a:graphic xmlns:a="http://schemas.openxmlformats.org/drawingml/2006/main">
+              <a:graphicData uri="http://schemas.openxmlformats.org/drawingml/2006/picture">
+                <pic:pic xmlns:pic="http://schemas.openxmlformats.org/drawingml/2006/picture">
+                  <pic:nvPicPr>
+                    <pic:cNvPr id="0" name=""/>
+                    <pic:cNvPicPr/>
+                  </pic:nvPicPr>
+                  <pic:blipFill>
+                    <a:blip r:embed="rId15"/>
+                    <a:stretch>
+                      <a:fillRect/>
+                    </a:stretch>
+                  </pic:blipFill>
+                  <pic:spPr>
+                    <a:xfrm>
+                      <a:off x="0" y="0"/>
+                      <a:ext cx="5760085" cy="1667717"/>
+                    </a:xfrm>
+                    <a:prstGeom prst="rect">
+                      <a:avLst/>
+                    </a:prstGeom>
+                  </pic:spPr>
+                </pic:pic>
+              </a:graphicData>
+            </a:graphic>
+          </wp:inline>
+        </w:drawing>
+      </w:r>
+    </w:p>
+    <w:p>
+      <w:pPr>
+        <w:keepNext/>
+        <w:jc w:val="center"/>
+      </w:pPr>
+    </w:p>
+    <w:p>
+      <w:pPr>
         <w:pStyle w:val="Caption"/>
+        <w:rPr>
+          <w:lang w:val="en-US"/>
+        </w:rPr>
       </w:pPr>
       <w:r>
         <w:t xml:space="preserve">Hình </w:t>
@@ -5778,6 +8354,765 @@
       </w:fldSimple>
       <w:r>
         <w:t>. Logo CNTT.</w:t>
+      </w:r>
+    </w:p>
+    <w:p>
+      <w:pPr>
+        <w:pStyle w:val="Heading3"/>
+      </w:pPr>
+      <w:r>
+        <w:t>Spring Data JPA</w:t>
+      </w:r>
+    </w:p>
+    <w:p>
+      <w:pPr>
+        <w:rPr>
+          <w:lang w:val="en-US"/>
+        </w:rPr>
+      </w:pPr>
+      <w:r>
+        <w:rPr>
+          <w:lang w:val="en-US"/>
+        </w:rPr>
+        <w:t>Spring Data JPA là một thành phần Spring Data và là một module của Spring</w:t>
+      </w:r>
+    </w:p>
+    <w:p>
+      <w:pPr>
+        <w:rPr>
+          <w:lang w:val="en-US"/>
+        </w:rPr>
+      </w:pPr>
+      <w:r>
+        <w:rPr>
+          <w:lang w:val="en-US"/>
+        </w:rPr>
+        <w:t>Framework. Mục đích của Spring Data JPA đơn giản hoá việc làm việc với JPA (Java</w:t>
+      </w:r>
+    </w:p>
+    <w:p>
+      <w:pPr>
+        <w:rPr>
+          <w:lang w:val="en-US"/>
+        </w:rPr>
+      </w:pPr>
+      <w:r>
+        <w:rPr>
+          <w:lang w:val="en-US"/>
+        </w:rPr>
+        <w:t>Persistence API) bằng cách cung cấp các lớp trừu tượng cho việc quản lý và truy vấn</w:t>
+      </w:r>
+    </w:p>
+    <w:p>
+      <w:pPr>
+        <w:rPr>
+          <w:lang w:val="en-US"/>
+        </w:rPr>
+      </w:pPr>
+      <w:r>
+        <w:rPr>
+          <w:lang w:val="en-US"/>
+        </w:rPr>
+        <w:t>dữ liệu trong ứng dụ</w:t>
+      </w:r>
+      <w:r>
+        <w:rPr>
+          <w:lang w:val="en-US"/>
+        </w:rPr>
+        <w:t>ng Spring</w:t>
+      </w:r>
+      <w:r>
+        <w:rPr>
+          <w:lang w:val="en-US"/>
+        </w:rPr>
+        <w:t>.</w:t>
+      </w:r>
+    </w:p>
+    <w:p>
+      <w:pPr>
+        <w:rPr>
+          <w:lang w:val="en-US"/>
+        </w:rPr>
+      </w:pPr>
+      <w:r>
+        <w:rPr>
+          <w:lang w:val="en-US"/>
+        </w:rPr>
+        <w:lastRenderedPageBreak/>
+        <w:t>Một số lợi ích khi sử dụng Spring Data JPA:</w:t>
+      </w:r>
+    </w:p>
+    <w:p>
+      <w:pPr>
+        <w:rPr>
+          <w:lang w:val="en-US"/>
+        </w:rPr>
+      </w:pPr>
+      <w:r>
+        <w:rPr>
+          <w:lang w:val="en-US"/>
+        </w:rPr>
+        <w:t>- Giảm bớt mã nguồn: giảm bớt các mã cần thiết khi tương tác với cơ sở dữ</w:t>
+      </w:r>
+    </w:p>
+    <w:p>
+      <w:pPr>
+        <w:rPr>
+          <w:lang w:val="en-US"/>
+        </w:rPr>
+      </w:pPr>
+      <w:r>
+        <w:rPr>
+          <w:lang w:val="en-US"/>
+        </w:rPr>
+        <w:t>liệu.</w:t>
+      </w:r>
+    </w:p>
+    <w:p>
+      <w:pPr>
+        <w:rPr>
+          <w:lang w:val="en-US"/>
+        </w:rPr>
+      </w:pPr>
+      <w:r>
+        <w:rPr>
+          <w:lang w:val="en-US"/>
+        </w:rPr>
+        <w:t>- Hỗ trợ các truy vấn nâng cao: dễ dàng xây dựng các tính nâng như phân trang,</w:t>
+      </w:r>
+    </w:p>
+    <w:p>
+      <w:pPr>
+        <w:rPr>
+          <w:lang w:val="en-US"/>
+        </w:rPr>
+      </w:pPr>
+      <w:r>
+        <w:rPr>
+          <w:lang w:val="en-US"/>
+        </w:rPr>
+        <w:t>lọc, tìm kiếm …</w:t>
+      </w:r>
+    </w:p>
+    <w:p>
+      <w:pPr>
+        <w:pStyle w:val="Heading3"/>
+      </w:pPr>
+      <w:r>
+        <w:t>DI, IoC và Spring IoC</w:t>
+      </w:r>
+    </w:p>
+    <w:p>
+      <w:pPr>
+        <w:rPr>
+          <w:lang w:val="en-US"/>
+        </w:rPr>
+      </w:pPr>
+      <w:r>
+        <w:rPr>
+          <w:lang w:val="en-US"/>
+        </w:rPr>
+        <w:t>DI là viết tắt của Dependency Injection và là một kỹ thuật trong lập trình nhằm giảm</w:t>
+      </w:r>
+    </w:p>
+    <w:p>
+      <w:pPr>
+        <w:rPr>
+          <w:lang w:val="en-US"/>
+        </w:rPr>
+      </w:pPr>
+      <w:r>
+        <w:rPr>
+          <w:lang w:val="en-US"/>
+        </w:rPr>
+        <w:t>thiểu sự phụ thuộc giữa các đối tượng từ đó nâng cao khả năng mở rộng, kiểm thử và</w:t>
+      </w:r>
+    </w:p>
+    <w:p>
+      <w:pPr>
+        <w:rPr>
+          <w:lang w:val="en-US"/>
+        </w:rPr>
+      </w:pPr>
+      <w:r>
+        <w:rPr>
+          <w:lang w:val="en-US"/>
+        </w:rPr>
+        <w:t>bảo trì của ứng dụng. Khi các đối tượng này cần sử dụng hay tương tác đến các đối</w:t>
+      </w:r>
+    </w:p>
+    <w:p>
+      <w:pPr>
+        <w:rPr>
+          <w:lang w:val="en-US"/>
+        </w:rPr>
+      </w:pPr>
+      <w:r>
+        <w:rPr>
+          <w:lang w:val="en-US"/>
+        </w:rPr>
+        <w:t>tượng khác các đối tượng cần sử dụng được gọi là sự phụ thuộc và chúng không được</w:t>
+      </w:r>
+    </w:p>
+    <w:p>
+      <w:pPr>
+        <w:rPr>
+          <w:lang w:val="en-US"/>
+        </w:rPr>
+      </w:pPr>
+      <w:r>
+        <w:rPr>
+          <w:lang w:val="en-US"/>
+        </w:rPr>
+        <w:t>tự tạo mà thay vào đó sẽ được Inject vào trong quá trình runtime. Trong Java có 3 cách</w:t>
+      </w:r>
+    </w:p>
+    <w:p>
+      <w:pPr>
+        <w:rPr>
+          <w:lang w:val="en-US"/>
+        </w:rPr>
+      </w:pPr>
+      <w:r>
+        <w:rPr>
+          <w:lang w:val="en-US"/>
+        </w:rPr>
+        <w:t>để Inject dependency vào một đối tượng: contructor injection, setter injection và</w:t>
+      </w:r>
+    </w:p>
+    <w:p>
+      <w:pPr>
+        <w:rPr>
+          <w:lang w:val="en-US"/>
+        </w:rPr>
+      </w:pPr>
+      <w:r>
+        <w:rPr>
+          <w:lang w:val="en-US"/>
+        </w:rPr>
+        <w:t>interface injection.</w:t>
+      </w:r>
+    </w:p>
+    <w:p>
+      <w:pPr>
+        <w:rPr>
+          <w:lang w:val="en-US"/>
+        </w:rPr>
+      </w:pPr>
+      <w:r>
+        <w:rPr>
+          <w:lang w:val="en-US"/>
+        </w:rPr>
+        <w:t>IoC là viết tắt của Inversion of Control và là một nguyên lý trong thiết kế phần mềm</w:t>
+      </w:r>
+    </w:p>
+    <w:p>
+      <w:pPr>
+        <w:rPr>
+          <w:lang w:val="en-US"/>
+        </w:rPr>
+      </w:pPr>
+      <w:r>
+        <w:rPr>
+          <w:lang w:val="en-US"/>
+        </w:rPr>
+        <w:t>mà theo đó, sẽ đảo ngược quyền điều khiển so với lập trình thủ tục. Nói các khác</w:t>
+      </w:r>
+    </w:p>
+    <w:p>
+      <w:pPr>
+        <w:rPr>
+          <w:lang w:val="en-US"/>
+        </w:rPr>
+      </w:pPr>
+      <w:r>
+        <w:rPr>
+          <w:lang w:val="en-US"/>
+        </w:rPr>
+        <w:t>quyền điều khiển không thuộc về các đối tượng mà được chuyển sang thành phần bên</w:t>
+      </w:r>
+    </w:p>
+    <w:p>
+      <w:pPr>
+        <w:rPr>
+          <w:lang w:val="en-US"/>
+        </w:rPr>
+      </w:pPr>
+      <w:r>
+        <w:rPr>
+          <w:lang w:val="en-US"/>
+        </w:rPr>
+        <w:t xml:space="preserve">ngoài thường là các framework hoặc các contrainer. </w:t>
+      </w:r>
+    </w:p>
+    <w:p>
+      <w:pPr>
+        <w:rPr>
+          <w:lang w:val="en-US"/>
+        </w:rPr>
+      </w:pPr>
+      <w:r>
+        <w:rPr>
+          <w:lang w:val="en-US"/>
+        </w:rPr>
+        <w:t>Spring IoC là một container để hiện thực IoC trong spring chịu trách nhiệm cho việc</w:t>
+      </w:r>
+    </w:p>
+    <w:p>
+      <w:pPr>
+        <w:rPr>
+          <w:lang w:val="en-US"/>
+        </w:rPr>
+      </w:pPr>
+      <w:r>
+        <w:rPr>
+          <w:lang w:val="en-US"/>
+        </w:rPr>
+        <w:t>khởi tạo, cấu hình và quản lý vòng đời của các đối tượng hay còn được gọi là các bean</w:t>
+      </w:r>
+    </w:p>
+    <w:p>
+      <w:pPr>
+        <w:rPr>
+          <w:lang w:val="en-US"/>
+        </w:rPr>
+      </w:pPr>
+      <w:r>
+        <w:rPr>
+          <w:lang w:val="en-US"/>
+        </w:rPr>
+        <w:t>hoặc các dependency.</w:t>
+      </w:r>
+    </w:p>
+    <w:p>
+      <w:pPr>
+        <w:pStyle w:val="Heading3"/>
+      </w:pPr>
+      <w:r>
+        <w:t>Xác thực và phân quyền</w:t>
+      </w:r>
+    </w:p>
+    <w:p>
+      <w:pPr>
+        <w:pStyle w:val="Heading4"/>
+        <w:rPr>
+          <w:lang w:val="en-US"/>
+        </w:rPr>
+      </w:pPr>
+      <w:r>
+        <w:rPr>
+          <w:lang w:val="en-US"/>
+        </w:rPr>
+        <w:t>Spring Security</w:t>
+      </w:r>
+    </w:p>
+    <w:p>
+      <w:pPr>
+        <w:rPr>
+          <w:lang w:val="en-US"/>
+        </w:rPr>
+      </w:pPr>
+      <w:r>
+        <w:rPr>
+          <w:lang w:val="en-US"/>
+        </w:rPr>
+        <w:t>Spring Security là một framework mạnh mẽ và phổ biến có khả năng tuỳ biến</w:t>
+      </w:r>
+    </w:p>
+    <w:p>
+      <w:pPr>
+        <w:rPr>
+          <w:lang w:val="en-US"/>
+        </w:rPr>
+      </w:pPr>
+      <w:r>
+        <w:rPr>
+          <w:lang w:val="en-US"/>
+        </w:rPr>
+        <w:t>cao trong hệ sinh thái Spring [4] cung cấp các công cụ và dịch vụ để xác thực, phân</w:t>
+      </w:r>
+    </w:p>
+    <w:p>
+      <w:pPr>
+        <w:rPr>
+          <w:lang w:val="en-US"/>
+        </w:rPr>
+      </w:pPr>
+      <w:r>
+        <w:rPr>
+          <w:lang w:val="en-US"/>
+        </w:rPr>
+        <w:t>quyền người dùng trong hệ thống một cách nhanh chóng, hiệu quả cũng như phòng</w:t>
+      </w:r>
+    </w:p>
+    <w:p>
+      <w:pPr>
+        <w:rPr>
+          <w:lang w:val="en-US"/>
+        </w:rPr>
+      </w:pPr>
+      <w:r>
+        <w:rPr>
+          <w:lang w:val="en-US"/>
+        </w:rPr>
+        <w:lastRenderedPageBreak/>
+        <w:t>tránh các cuộc tấn công từ bên ngoài.</w:t>
+      </w:r>
+    </w:p>
+    <w:p>
+      <w:pPr>
+        <w:rPr>
+          <w:lang w:val="en-US"/>
+        </w:rPr>
+      </w:pPr>
+      <w:r>
+        <w:rPr>
+          <w:lang w:val="en-US"/>
+        </w:rPr>
+        <w:t>Cấu trúc tổng quan của spring security gồm 4 phần chính:</w:t>
+      </w:r>
+    </w:p>
+    <w:p>
+      <w:pPr>
+        <w:rPr>
+          <w:lang w:val="en-US"/>
+        </w:rPr>
+      </w:pPr>
+      <w:r>
+        <w:rPr>
+          <w:lang w:val="en-US"/>
+        </w:rPr>
+        <w:t>- Security Filter Chain: là một chuỗi các bộ lọc xử lý các request từ bên ngoài,</w:t>
+      </w:r>
+    </w:p>
+    <w:p>
+      <w:pPr>
+        <w:rPr>
+          <w:lang w:val="en-US"/>
+        </w:rPr>
+      </w:pPr>
+      <w:r>
+        <w:rPr>
+          <w:lang w:val="en-US"/>
+        </w:rPr>
+        <w:t>mỗi bộ lọc sẽ đảm nhận một nhiệm riêng như xác thực, phân quyền, bảo vệ dữ liệu…</w:t>
+      </w:r>
+    </w:p>
+    <w:p>
+      <w:pPr>
+        <w:rPr>
+          <w:lang w:val="en-US"/>
+        </w:rPr>
+      </w:pPr>
+      <w:r>
+        <w:rPr>
+          <w:lang w:val="en-US"/>
+        </w:rPr>
+        <w:t>- Security Context: lưu trữ thông tin người dùng sau khi đã được xác thực.</w:t>
+      </w:r>
+    </w:p>
+    <w:p>
+      <w:pPr>
+        <w:rPr>
+          <w:lang w:val="en-US"/>
+        </w:rPr>
+      </w:pPr>
+      <w:r>
+        <w:rPr>
+          <w:lang w:val="en-US"/>
+        </w:rPr>
+        <w:t>- Authentication Manager: chịu trách nhiệm quản lý xác thực người dùng có</w:t>
+      </w:r>
+    </w:p>
+    <w:p>
+      <w:pPr>
+        <w:rPr>
+          <w:lang w:val="en-US"/>
+        </w:rPr>
+      </w:pPr>
+      <w:r>
+        <w:rPr>
+          <w:lang w:val="en-US"/>
+        </w:rPr>
+        <w:t>hợp lệ hay không.</w:t>
+      </w:r>
+    </w:p>
+    <w:p>
+      <w:pPr>
+        <w:rPr>
+          <w:lang w:val="en-US"/>
+        </w:rPr>
+      </w:pPr>
+      <w:r>
+        <w:rPr>
+          <w:lang w:val="en-US"/>
+        </w:rPr>
+        <w:t>- Authorization Manager: chịu trách nhiệm quản lý việc phân quyền người dùng</w:t>
+      </w:r>
+    </w:p>
+    <w:p>
+      <w:pPr>
+        <w:rPr>
+          <w:lang w:val="en-US"/>
+        </w:rPr>
+      </w:pPr>
+      <w:r>
+        <w:rPr>
+          <w:lang w:val="en-US"/>
+        </w:rPr>
+        <w:t>trong hệ thống.</w:t>
+      </w:r>
+    </w:p>
+    <w:p>
+      <w:pPr>
+        <w:rPr>
+          <w:lang w:val="en-US"/>
+        </w:rPr>
+      </w:pPr>
+      <w:r>
+        <w:rPr>
+          <w:lang w:val="en-US"/>
+        </w:rPr>
+        <w:drawing>
+          <wp:inline distT="0" distB="0" distL="0" distR="0" wp14:anchorId="5237A313" wp14:editId="6E93B772">
+            <wp:extent cx="5760085" cy="4025906"/>
+            <wp:effectExtent l="0" t="0" r="0" b="0"/>
+            <wp:docPr id="6" name="Picture 6"/>
+            <wp:cNvGraphicFramePr>
+              <a:graphicFrameLocks xmlns:a="http://schemas.openxmlformats.org/drawingml/2006/main" noChangeAspect="1"/>
+            </wp:cNvGraphicFramePr>
+            <a:graphic xmlns:a="http://schemas.openxmlformats.org/drawingml/2006/main">
+              <a:graphicData uri="http://schemas.openxmlformats.org/drawingml/2006/picture">
+                <pic:pic xmlns:pic="http://schemas.openxmlformats.org/drawingml/2006/picture">
+                  <pic:nvPicPr>
+                    <pic:cNvPr id="0" name=""/>
+                    <pic:cNvPicPr/>
+                  </pic:nvPicPr>
+                  <pic:blipFill>
+                    <a:blip r:embed="rId16"/>
+                    <a:stretch>
+                      <a:fillRect/>
+                    </a:stretch>
+                  </pic:blipFill>
+                  <pic:spPr>
+                    <a:xfrm>
+                      <a:off x="0" y="0"/>
+                      <a:ext cx="5760085" cy="4025906"/>
+                    </a:xfrm>
+                    <a:prstGeom prst="rect">
+                      <a:avLst/>
+                    </a:prstGeom>
+                  </pic:spPr>
+                </pic:pic>
+              </a:graphicData>
+            </a:graphic>
+          </wp:inline>
+        </w:drawing>
+      </w:r>
+    </w:p>
+    <w:p>
+      <w:pPr>
+        <w:pStyle w:val="Heading4"/>
+        <w:rPr>
+          <w:lang w:val="en-US"/>
+        </w:rPr>
+      </w:pPr>
+      <w:r>
+        <w:rPr>
+          <w:lang w:val="en-US"/>
+        </w:rPr>
+        <w:t>JSON Web Token (JWT)</w:t>
+      </w:r>
+    </w:p>
+    <w:p>
+      <w:pPr>
+        <w:rPr>
+          <w:lang w:val="en-US"/>
+        </w:rPr>
+      </w:pPr>
+      <w:r>
+        <w:rPr>
+          <w:lang w:val="en-US"/>
+        </w:rPr>
+        <w:t>JSON web token là một quy chuẩn cho việc truyền tải dữ liệu giữa các bên thông</w:t>
+      </w:r>
+    </w:p>
+    <w:p>
+      <w:pPr>
+        <w:rPr>
+          <w:lang w:val="en-US"/>
+        </w:rPr>
+      </w:pPr>
+      <w:r>
+        <w:rPr>
+          <w:lang w:val="en-US"/>
+        </w:rPr>
+        <w:t>qua đối tượng JSON [5]. Ngày nay JWT thường được dùng để xác thực và phân quyền</w:t>
+      </w:r>
+    </w:p>
+    <w:p>
+      <w:pPr>
+        <w:rPr>
+          <w:lang w:val="en-US"/>
+        </w:rPr>
+      </w:pPr>
+      <w:r>
+        <w:rPr>
+          <w:lang w:val="en-US"/>
+        </w:rPr>
+        <w:t>trong các ứng dụng web, mobile. Đặc biệt phù hợp trong các ứng dụng không lưu trữ</w:t>
+      </w:r>
+    </w:p>
+    <w:p>
+      <w:pPr>
+        <w:rPr>
+          <w:lang w:val="en-US"/>
+        </w:rPr>
+      </w:pPr>
+      <w:r>
+        <w:rPr>
+          <w:lang w:val="en-US"/>
+        </w:rPr>
+        <w:t>trạng thái (stateless).</w:t>
+      </w:r>
+    </w:p>
+    <w:p>
+      <w:pPr>
+        <w:rPr>
+          <w:lang w:val="en-US"/>
+        </w:rPr>
+      </w:pPr>
+      <w:r>
+        <w:rPr>
+          <w:lang w:val="en-US"/>
+        </w:rPr>
+        <w:lastRenderedPageBreak/>
+        <w:t>JWT gồm ba phần chính và mỗi phần được phân cách bằng dấu chấm “.”:</w:t>
+      </w:r>
+    </w:p>
+    <w:p>
+      <w:pPr>
+        <w:rPr>
+          <w:lang w:val="en-US"/>
+        </w:rPr>
+      </w:pPr>
+      <w:r>
+        <w:rPr>
+          <w:lang w:val="en-US"/>
+        </w:rPr>
+        <w:t>- Header: thường chứa loại token, tên thuật toán tạo ra chuỗi token đó.</w:t>
+      </w:r>
+    </w:p>
+    <w:p>
+      <w:pPr>
+        <w:rPr>
+          <w:lang w:val="en-US"/>
+        </w:rPr>
+      </w:pPr>
+      <w:r>
+        <w:rPr>
+          <w:lang w:val="en-US"/>
+        </w:rPr>
+        <w:t>- Payload: là phần chứa nội dung chính của chuỗi token, mỗi một dữ liệu trong</w:t>
+      </w:r>
+    </w:p>
+    <w:p>
+      <w:pPr>
+        <w:rPr>
+          <w:lang w:val="en-US"/>
+        </w:rPr>
+      </w:pPr>
+      <w:r>
+        <w:rPr>
+          <w:lang w:val="en-US"/>
+        </w:rPr>
+        <w:t>đây được gọi là một claim.</w:t>
+      </w:r>
+    </w:p>
+    <w:p>
+      <w:pPr>
+        <w:rPr>
+          <w:lang w:val="en-US"/>
+        </w:rPr>
+      </w:pPr>
+      <w:r>
+        <w:rPr>
+          <w:lang w:val="en-US"/>
+        </w:rPr>
+        <w:t>- Signature: là một đoạn được mã hoá của header + payload + salt. Salt thường</w:t>
+      </w:r>
+    </w:p>
+    <w:p>
+      <w:pPr>
+        <w:rPr>
+          <w:lang w:val="en-US"/>
+        </w:rPr>
+      </w:pPr>
+      <w:r>
+        <w:rPr>
+          <w:lang w:val="en-US"/>
+        </w:rPr>
+        <w:t>là một chuỗi ký tự đặc biệt gồm 32bit nhằm tăng độ phức tạp khi giải mã ngược</w:t>
+      </w:r>
+    </w:p>
+    <w:p>
+      <w:pPr>
+        <w:rPr>
+          <w:lang w:val="en-US"/>
+        </w:rPr>
+      </w:pPr>
+      <w:r>
+        <w:rPr>
+          <w:lang w:val="en-US"/>
+        </w:rPr>
+        <w:t>(decode).</w:t>
+      </w:r>
+    </w:p>
+    <w:p>
+      <w:r>
+        <w:drawing>
+          <wp:inline distT="0" distB="0" distL="0" distR="0" wp14:anchorId="536AFE74" wp14:editId="55EACF59">
+            <wp:extent cx="5760085" cy="2742810"/>
+            <wp:effectExtent l="0" t="0" r="0" b="0"/>
+            <wp:docPr id="7" name="Picture 7"/>
+            <wp:cNvGraphicFramePr>
+              <a:graphicFrameLocks xmlns:a="http://schemas.openxmlformats.org/drawingml/2006/main" noChangeAspect="1"/>
+            </wp:cNvGraphicFramePr>
+            <a:graphic xmlns:a="http://schemas.openxmlformats.org/drawingml/2006/main">
+              <a:graphicData uri="http://schemas.openxmlformats.org/drawingml/2006/picture">
+                <pic:pic xmlns:pic="http://schemas.openxmlformats.org/drawingml/2006/picture">
+                  <pic:nvPicPr>
+                    <pic:cNvPr id="0" name=""/>
+                    <pic:cNvPicPr/>
+                  </pic:nvPicPr>
+                  <pic:blipFill>
+                    <a:blip r:embed="rId17"/>
+                    <a:stretch>
+                      <a:fillRect/>
+                    </a:stretch>
+                  </pic:blipFill>
+                  <pic:spPr>
+                    <a:xfrm>
+                      <a:off x="0" y="0"/>
+                      <a:ext cx="5760085" cy="2742810"/>
+                    </a:xfrm>
+                    <a:prstGeom prst="rect">
+                      <a:avLst/>
+                    </a:prstGeom>
+                  </pic:spPr>
+                </pic:pic>
+              </a:graphicData>
+            </a:graphic>
+          </wp:inline>
+        </w:drawing>
+      </w:r>
+    </w:p>
+    <w:p>
+      <w:r>
+        <w:rPr>
+          <w:lang w:val="en-US"/>
+        </w:rPr>
+        <w:t>Hình 2 . 6 Cấu trúc của một chuỗi JWT</w:t>
       </w:r>
     </w:p>
     <w:p/>
@@ -5906,69 +9241,197 @@
     <w:p/>
     <w:p>
       <w:pPr>
+        <w:pStyle w:val="Heading3"/>
+        <w:rPr>
+          <w:lang w:val="vi-VN"/>
+        </w:rPr>
+      </w:pPr>
+      <w:r>
+        <w:rPr>
+          <w:lang w:val="vi-VN"/>
+        </w:rPr>
+        <w:t>Cơ sở dữ liệu</w:t>
+      </w:r>
+    </w:p>
+    <w:p>
+      <w:r>
+        <w:t>MySQL là một cơ sở dữ liệu quan hệ mã nguồn mở phổ biến nhất hiện nay và</w:t>
+      </w:r>
+    </w:p>
+    <w:p>
+      <w:r>
+        <w:t>phù hợp với hầu hết các ứng dụng từ nhỏ đến lớn. MySQL tổ chức dữ liệu thành các</w:t>
+      </w:r>
+    </w:p>
+    <w:p>
+      <w:r>
+        <w:lastRenderedPageBreak/>
+        <w:t>bảng, hàng, cột và sử dụng ngôn ngữ SQL để tương tác với chúng. MySQL hỗ trợ hầu</w:t>
+      </w:r>
+    </w:p>
+    <w:p>
+      <w:r>
+        <w:t>hết các ngôn ngữ lập trình hiện nay làm việc tốt trên các tập dữ liệu lớn.</w:t>
+      </w:r>
+    </w:p>
+    <w:p>
+      <w:r>
+        <w:t>Ưu điểm:</w:t>
+      </w:r>
+    </w:p>
+    <w:p>
+      <w:r>
+        <w:t xml:space="preserve">- </w:t>
+      </w:r>
+      <w:r>
+        <w:t>Dễ dàng sử dụng: là hệ thống khá dễ sử dụng, khiến nó trở thành sự chọn lựa khá phổ biến dành cho các nhà phát triển ở tất cả cấp độ kỹ năng. Sử dụng ngôn ngữ truy vấn đơn giản sẽ giúp dễ dàng truy xuất và thao tác dữ liệu.</w:t>
+      </w:r>
+    </w:p>
+    <w:p>
+      <w:r>
+        <w:t xml:space="preserve">- </w:t>
+      </w:r>
+      <w:r>
+        <w:t>Khả năng tương thích rộng – MySQL tương thích với nhiều nền tảng, bao gồm Windows, Linux và macOS. Điều này có nghĩa là nó có thể được sử dụng trên nhiều loại thiết bị, từ máy tính để bàn đến thiết bị di động.</w:t>
+      </w:r>
+    </w:p>
+    <w:p>
+      <w:r>
+        <w:t xml:space="preserve">- </w:t>
+      </w:r>
+      <w:r>
+        <w:t>Hiệu suất cao – được thiết kế cho hiệu suất cao, có nghĩa là nó có thể xử lý lượng lớn dữ liệu và lưu lượng truy cập mà không bị chậm. Nó sử dụng các kỹ thuật lập chỉ mục nâng cao và cơ chế lưu vào bộ nhớ đệm để tối ưu hóa hiệu suất</w:t>
+      </w:r>
+    </w:p>
+    <w:p>
+      <w:r>
+        <w:t xml:space="preserve">- </w:t>
+      </w:r>
+      <w:r>
+        <w:t>Các tính năng bảo mật mạnh mẽ – cung cấp các tính năng bảo mật mạnh mẽ, bao gồm xác thực người dùng, mã hóa và kiểm soát truy cập. Điều này có nghĩa là dữ liệu nhạy cảm có thể được bảo vệ khỏi truy cập trái phép, giúp ngăn chặn vi phạm dữ liệu và các sự cố bảo mật khác.</w:t>
+      </w:r>
+    </w:p>
+    <w:p>
+      <w:r>
+        <w:t xml:space="preserve">- </w:t>
+      </w:r>
+      <w:r>
+        <w:t>Hỗ trợ từ cộng đồng – có một cộng đồng lớn và tích cực bao gồm các nhà phát triển và người dùng, những người đóng góp cho sự phát triển của nó và cung cấp hỗ trợ cho những người khác sử dụng nó.</w:t>
+      </w:r>
+    </w:p>
+    <w:p>
+      <w:r>
+        <w:t>Nhược điểm:</w:t>
+      </w:r>
+    </w:p>
+    <w:p>
+      <w:r>
+        <w:t xml:space="preserve">- </w:t>
+      </w:r>
+      <w:r>
+        <w:t>Khả năng mở rộng – đặc biệt khi xử lý một lượng lớn dữ liệu. Điều này là do nó sử dụng một kiến trúc tập trung, có thể dẫn đến các vấn đề về hiệu suất khi cơ sở dữ liệu tăng kích thước.</w:t>
+      </w:r>
+    </w:p>
+    <w:p>
+      <w:r>
+        <w:t xml:space="preserve">- </w:t>
+      </w:r>
+      <w:r>
+        <w:t>Độ phức tạp – để thiết lập và bảo trì, đòi hỏi kiến thức và kỹ năng chuyên môn. Điều này có thể gây khó khăn cho các tổ chức hoặc cá nhân nhỏ hơn trong việc sử dụng hiệu quả.</w:t>
+      </w:r>
+    </w:p>
+    <w:p>
+      <w:r>
+        <w:t xml:space="preserve">- </w:t>
+      </w:r>
+      <w:r>
+        <w:t>Bảo mật – có thể dễ bị vi phạm bảo mật, đặc biệt nếu nó không được cấu hình đúng cách hoặc nếu các bản cập nhật không được áp dụng kịp thời.</w:t>
+      </w:r>
+    </w:p>
+    <w:p>
+      <w:r>
+        <w:lastRenderedPageBreak/>
+        <w:t xml:space="preserve">- </w:t>
+      </w:r>
+      <w:r>
+        <w:t>Chức năng hạn chế – có chức năng hạn chế so với một số hệ thống quản lý cơ sở dữ liệu khác, đặc biệt khi xử lý các cấu trúc dữ liệu hoặc kiểu dữ liệu phức tạp.</w:t>
+      </w:r>
+    </w:p>
+    <w:p>
+      <w:r>
+        <w:t xml:space="preserve">- </w:t>
+      </w:r>
+      <w:r>
+        <w:t>Chi phí – Mặc dù MySQL là nguồn mở và miễn phí, nhưng có thể có chi phí liên quan đến việc sử dụng nó một cách hiệu quả. Ví dụ: các tổ chức có thể cần thuê nhân viên chuyên trách hoặc mua phần mềm hoặc phần cứng bổ sung để hỗ trợ việc sử dụng MySQL.</w:t>
+      </w:r>
+    </w:p>
+    <w:p>
+      <w:r>
+        <w:t xml:space="preserve">Bởi vì MySQL dễ sử dụng, thiết lập và bảo trì nhưng hiểu suất lại cao nên việc lựa chọn rất phù hợp. </w:t>
+      </w:r>
+    </w:p>
+    <w:p>
+      <w:pPr>
         <w:pStyle w:val="Heading2"/>
         <w:rPr>
           <w:lang w:val="vi-VN"/>
         </w:rPr>
       </w:pPr>
-      <w:bookmarkStart w:id="33" w:name="_Toc202683287"/>
-      <w:r>
-        <w:lastRenderedPageBreak/>
-        <w:t>Fluter</w:t>
+      <w:r>
+        <w:t>ReactJS</w:t>
+      </w:r>
+    </w:p>
+    <w:p>
+      <w:pPr>
+        <w:pStyle w:val="Heading2"/>
+        <w:rPr>
+          <w:lang w:val="vi-VN"/>
+        </w:rPr>
+      </w:pPr>
+      <w:bookmarkStart w:id="30" w:name="_Toc202683288"/>
+      <w:r>
+        <w:t>Các công cụ và thư viện bổ trợ</w:t>
+      </w:r>
+      <w:bookmarkEnd w:id="30"/>
+    </w:p>
+    <w:p>
+      <w:pPr>
+        <w:pStyle w:val="Heading3"/>
+        <w:rPr>
+          <w:lang w:val="vi-VN"/>
+        </w:rPr>
+      </w:pPr>
+      <w:bookmarkStart w:id="31" w:name="_Toc202683289"/>
+      <w:r>
+        <w:t>Docker</w:t>
+      </w:r>
+      <w:bookmarkEnd w:id="31"/>
+    </w:p>
+    <w:p>
+      <w:pPr>
+        <w:pStyle w:val="Heading3"/>
+        <w:rPr>
+          <w:lang w:val="vi-VN"/>
+        </w:rPr>
+      </w:pPr>
+      <w:bookmarkStart w:id="32" w:name="_Toc202683290"/>
+      <w:r>
+        <w:t>CD/CI</w:t>
+      </w:r>
+      <w:bookmarkEnd w:id="32"/>
+    </w:p>
+    <w:p>
+      <w:pPr>
+        <w:pStyle w:val="Heading3"/>
+      </w:pPr>
+      <w:bookmarkStart w:id="33" w:name="_Toc202683291"/>
+      <w:r>
+        <w:t>Redis</w:t>
       </w:r>
       <w:bookmarkEnd w:id="33"/>
     </w:p>
     <w:p>
       <w:pPr>
-        <w:pStyle w:val="Heading2"/>
-        <w:rPr>
-          <w:lang w:val="vi-VN"/>
-        </w:rPr>
-      </w:pPr>
-      <w:bookmarkStart w:id="34" w:name="_Toc202683288"/>
-      <w:r>
-        <w:t>Các công cụ và thư viện bổ trợ</w:t>
-      </w:r>
-      <w:bookmarkEnd w:id="34"/>
-    </w:p>
-    <w:p>
-      <w:pPr>
-        <w:pStyle w:val="Heading3"/>
-        <w:rPr>
-          <w:lang w:val="vi-VN"/>
-        </w:rPr>
-      </w:pPr>
-      <w:bookmarkStart w:id="35" w:name="_Toc202683289"/>
-      <w:r>
-        <w:t>Docker</w:t>
-      </w:r>
-      <w:bookmarkEnd w:id="35"/>
-    </w:p>
-    <w:p>
-      <w:pPr>
-        <w:pStyle w:val="Heading3"/>
-        <w:rPr>
-          <w:lang w:val="vi-VN"/>
-        </w:rPr>
-      </w:pPr>
-      <w:bookmarkStart w:id="36" w:name="_Toc202683290"/>
-      <w:r>
-        <w:t>CD/CI</w:t>
-      </w:r>
-      <w:bookmarkEnd w:id="36"/>
-    </w:p>
-    <w:p>
-      <w:pPr>
-        <w:pStyle w:val="Heading3"/>
-      </w:pPr>
-      <w:bookmarkStart w:id="37" w:name="_Toc202683291"/>
-      <w:r>
-        <w:t>Redis</w:t>
-      </w:r>
-      <w:bookmarkEnd w:id="37"/>
-    </w:p>
-    <w:p>
-      <w:pPr>
         <w:spacing w:after="200" w:line="276" w:lineRule="auto"/>
       </w:pPr>
       <w:r>
@@ -5979,7 +9442,7 @@
       <w:pPr>
         <w:pStyle w:val="Heading1"/>
       </w:pPr>
-      <w:bookmarkStart w:id="38" w:name="_Toc202683292"/>
+      <w:bookmarkStart w:id="34" w:name="_Toc202683292"/>
       <w:r>
         <w:lastRenderedPageBreak/>
         <w:t>HỆ</w:t>
@@ -5990,7 +9453,7 @@
         </w:rPr>
         <w:t xml:space="preserve"> THỐNG (MÔ HÌNH) &lt;TÊN&gt;</w:t>
       </w:r>
-      <w:bookmarkEnd w:id="38"/>
+      <w:bookmarkEnd w:id="34"/>
     </w:p>
     <w:p>
       <w:pPr>
@@ -6001,12 +9464,12 @@
           <w:szCs w:val="24"/>
         </w:rPr>
       </w:pPr>
-      <w:bookmarkStart w:id="39" w:name="_Toc202683293"/>
-      <w:bookmarkStart w:id="40" w:name="_Toc49105254"/>
+      <w:bookmarkStart w:id="35" w:name="_Toc202683293"/>
+      <w:bookmarkStart w:id="36" w:name="_Toc49105254"/>
       <w:r>
         <w:t>Giới thiếu hệ thống (mô hình)</w:t>
       </w:r>
-      <w:bookmarkEnd w:id="39"/>
+      <w:bookmarkEnd w:id="35"/>
     </w:p>
     <w:p>
       <w:pPr>
@@ -6015,14 +9478,14 @@
           <w:lang w:val="vi-VN"/>
         </w:rPr>
       </w:pPr>
-      <w:bookmarkStart w:id="41" w:name="_Toc202683294"/>
+      <w:bookmarkStart w:id="37" w:name="_Toc202683294"/>
       <w:r>
         <w:rPr>
           <w:lang w:val="vi-VN"/>
         </w:rPr>
         <w:t>Kiến trúc hệ thống</w:t>
       </w:r>
-      <w:bookmarkEnd w:id="41"/>
+      <w:bookmarkEnd w:id="37"/>
     </w:p>
     <w:p>
       <w:r>
@@ -6048,98 +9511,100 @@
           <w:szCs w:val="24"/>
         </w:rPr>
       </w:pPr>
-      <w:bookmarkStart w:id="42" w:name="_Toc202683295"/>
+      <w:bookmarkStart w:id="38" w:name="_Toc202683295"/>
       <w:r>
         <w:rPr>
           <w:lang w:val="vi-VN"/>
         </w:rPr>
         <w:t>Phân tích hệ thống</w:t>
       </w:r>
+      <w:bookmarkEnd w:id="38"/>
+    </w:p>
+    <w:p>
+      <w:r>
+        <w:t>Use case =&gt; đặc tả (nghiệp vụ trọng yếu) =&gt; kết hợp vẽ sequence</w:t>
+      </w:r>
+    </w:p>
+    <w:p>
+      <w:pPr>
+        <w:pStyle w:val="Heading2"/>
+        <w:rPr>
+          <w:lang w:val="vi-VN"/>
+        </w:rPr>
+      </w:pPr>
+      <w:bookmarkStart w:id="39" w:name="_Toc202683296"/>
+      <w:r>
+        <w:t>Thiết kế hệ thống</w:t>
+      </w:r>
+      <w:bookmarkEnd w:id="39"/>
+    </w:p>
+    <w:p>
+      <w:pPr>
+        <w:pStyle w:val="Heading3"/>
+        <w:rPr>
+          <w:lang w:val="vi-VN"/>
+        </w:rPr>
+      </w:pPr>
+      <w:bookmarkStart w:id="40" w:name="_Toc202683297"/>
+      <w:r>
+        <w:t>Thiết kế cơ sở dữ liệu</w:t>
+      </w:r>
+      <w:bookmarkEnd w:id="40"/>
+    </w:p>
+    <w:p>
+      <w:r>
+        <w:t>Lược đồ CSDL</w:t>
+      </w:r>
+    </w:p>
+    <w:p>
+      <w:r>
+        <w:t>=&gt; giải thích vai trò từng bảng, và giải thích các mối quan hệ từng bảng.</w:t>
+      </w:r>
+    </w:p>
+    <w:p>
+      <w:pPr>
+        <w:pStyle w:val="Heading3"/>
+        <w:rPr>
+          <w:lang w:val="vi-VN"/>
+        </w:rPr>
+      </w:pPr>
+      <w:bookmarkStart w:id="41" w:name="_Toc202683298"/>
+      <w:r>
+        <w:t>Thiết kế giao diện</w:t>
+      </w:r>
+      <w:bookmarkEnd w:id="41"/>
+    </w:p>
+    <w:p>
+      <w:pPr>
+        <w:pStyle w:val="Heading3"/>
+        <w:rPr>
+          <w:lang w:val="vi-VN"/>
+        </w:rPr>
+      </w:pPr>
+      <w:bookmarkStart w:id="42" w:name="_Toc202683299"/>
+      <w:r>
+        <w:t>...</w:t>
+      </w:r>
       <w:bookmarkEnd w:id="42"/>
     </w:p>
     <w:p>
-      <w:r>
-        <w:t>Use case =&gt; đặc tả (nghiệp vụ trọng yếu) =&gt; kết hợp vẽ sequence</w:t>
-      </w:r>
-    </w:p>
-    <w:p>
       <w:pPr>
         <w:pStyle w:val="Heading2"/>
-        <w:rPr>
-          <w:lang w:val="vi-VN"/>
-        </w:rPr>
-      </w:pPr>
-      <w:bookmarkStart w:id="43" w:name="_Toc202683296"/>
-      <w:r>
-        <w:t>Thiết kế hệ thống</w:t>
+      </w:pPr>
+      <w:bookmarkStart w:id="43" w:name="_Toc202683300"/>
+      <w:r>
+        <w:t>Kết quả đạt được</w:t>
       </w:r>
       <w:bookmarkEnd w:id="43"/>
     </w:p>
     <w:p>
-      <w:pPr>
-        <w:pStyle w:val="Heading3"/>
-        <w:rPr>
-          <w:lang w:val="vi-VN"/>
-        </w:rPr>
-      </w:pPr>
-      <w:bookmarkStart w:id="44" w:name="_Toc202683297"/>
-      <w:r>
-        <w:t>Thiết kế cơ sở dữ liệu</w:t>
-      </w:r>
+      <w:r>
+        <w:t>chức năng quan trọng =&gt; hình kết quả =&gt; diễn giải sử dụng và kết quả...</w:t>
+      </w:r>
+      <w:bookmarkStart w:id="44" w:name="_GoBack"/>
       <w:bookmarkEnd w:id="44"/>
     </w:p>
     <w:p>
-      <w:r>
-        <w:t>Lược đồ CSDL</w:t>
-      </w:r>
-    </w:p>
-    <w:p>
-      <w:r>
-        <w:t>=&gt; giải thích vai trò từng bảng, và giải thích các mối quan hệ từng bảng.</w:t>
-      </w:r>
-    </w:p>
-    <w:p>
-      <w:pPr>
-        <w:pStyle w:val="Heading3"/>
-        <w:rPr>
-          <w:lang w:val="vi-VN"/>
-        </w:rPr>
-      </w:pPr>
-      <w:bookmarkStart w:id="45" w:name="_Toc202683298"/>
-      <w:r>
-        <w:t>Thiết kế giao diện</w:t>
-      </w:r>
-      <w:bookmarkEnd w:id="45"/>
-    </w:p>
-    <w:p>
-      <w:pPr>
-        <w:pStyle w:val="Heading3"/>
-        <w:rPr>
-          <w:lang w:val="vi-VN"/>
-        </w:rPr>
-      </w:pPr>
-      <w:bookmarkStart w:id="46" w:name="_Toc202683299"/>
-      <w:r>
-        <w:t>...</w:t>
-      </w:r>
-      <w:bookmarkEnd w:id="46"/>
-    </w:p>
-    <w:p>
-      <w:pPr>
-        <w:pStyle w:val="Heading2"/>
-      </w:pPr>
-      <w:bookmarkStart w:id="47" w:name="_Toc202683300"/>
-      <w:r>
-        <w:t>Kết quả đạt được</w:t>
-      </w:r>
-      <w:bookmarkEnd w:id="47"/>
-    </w:p>
-    <w:p>
-      <w:r>
-        <w:t>chức năng quan trọng =&gt; hình kết quả =&gt; diễn giải sử dụng và kết quả...</w:t>
-      </w:r>
-    </w:p>
-    <w:p>
       <w:pPr>
         <w:spacing w:after="200" w:line="276" w:lineRule="auto"/>
       </w:pPr>
@@ -6151,12 +9616,12 @@
       <w:pPr>
         <w:pStyle w:val="Heading1"/>
       </w:pPr>
-      <w:bookmarkStart w:id="48" w:name="_Toc202683301"/>
+      <w:bookmarkStart w:id="45" w:name="_Toc202683301"/>
       <w:r>
         <w:lastRenderedPageBreak/>
         <w:t>KẾT LUẬN VÀ HƯƠNG PHÁT TRIỂN</w:t>
       </w:r>
-      <w:bookmarkEnd w:id="48"/>
+      <w:bookmarkEnd w:id="45"/>
     </w:p>
     <w:p>
       <w:pPr>
@@ -6165,11 +9630,11 @@
           <w:lang w:val="vi-VN"/>
         </w:rPr>
       </w:pPr>
-      <w:bookmarkStart w:id="49" w:name="_Toc202683302"/>
+      <w:bookmarkStart w:id="46" w:name="_Toc202683302"/>
       <w:r>
         <w:t>Kết luận</w:t>
       </w:r>
-      <w:bookmarkEnd w:id="49"/>
+      <w:bookmarkEnd w:id="46"/>
     </w:p>
     <w:p>
       <w:r>
@@ -6190,11 +9655,11 @@
       <w:pPr>
         <w:pStyle w:val="Heading2"/>
       </w:pPr>
-      <w:bookmarkStart w:id="50" w:name="_Toc202683303"/>
+      <w:bookmarkStart w:id="47" w:name="_Toc202683303"/>
       <w:r>
         <w:t>Hướng phát triển</w:t>
       </w:r>
-      <w:bookmarkEnd w:id="50"/>
+      <w:bookmarkEnd w:id="47"/>
     </w:p>
     <w:p>
       <w:pPr>
@@ -6213,15 +9678,15 @@
       <w:pPr>
         <w:pStyle w:val="SECTION"/>
       </w:pPr>
-      <w:bookmarkStart w:id="51" w:name="_Toc49105255"/>
-      <w:bookmarkStart w:id="52" w:name="_Toc202683304"/>
-      <w:bookmarkEnd w:id="40"/>
+      <w:bookmarkStart w:id="48" w:name="_Toc49105255"/>
+      <w:bookmarkStart w:id="49" w:name="_Toc202683304"/>
+      <w:bookmarkEnd w:id="36"/>
       <w:r>
         <w:lastRenderedPageBreak/>
         <w:t>TÀI LIỆU THAM KHẢO</w:t>
       </w:r>
-      <w:bookmarkEnd w:id="51"/>
-      <w:bookmarkEnd w:id="52"/>
+      <w:bookmarkEnd w:id="48"/>
+      <w:bookmarkEnd w:id="49"/>
     </w:p>
     <w:p>
       <w:pPr>
@@ -6284,15 +9749,15 @@
       <w:pPr>
         <w:pStyle w:val="SECTION"/>
       </w:pPr>
-      <w:bookmarkStart w:id="53" w:name="_Toc202683305"/>
+      <w:bookmarkStart w:id="50" w:name="_Toc202683305"/>
       <w:r>
         <w:lastRenderedPageBreak/>
         <w:t>PHỤ LỤC</w:t>
       </w:r>
-      <w:bookmarkEnd w:id="53"/>
+      <w:bookmarkEnd w:id="50"/>
     </w:p>
     <w:sectPr>
-      <w:footerReference w:type="default" r:id="rId13"/>
+      <w:footerReference w:type="default" r:id="rId18"/>
       <w:pgSz w:w="11906" w:h="16838" w:code="9"/>
       <w:pgMar w:top="1134" w:right="1134" w:bottom="1134" w:left="1701" w:header="708" w:footer="708" w:gutter="0"/>
       <w:cols w:space="708"/>
@@ -6384,7 +9849,7 @@
 <w:ftr xmlns:wpc="http://schemas.microsoft.com/office/word/2010/wordprocessingCanvas" xmlns:mc="http://schemas.openxmlformats.org/markup-compatibility/2006" xmlns:o="urn:schemas-microsoft-com:office:office" xmlns:r="http://schemas.openxmlformats.org/officeDocument/2006/relationships" xmlns:m="http://schemas.openxmlformats.org/officeDocument/2006/math" xmlns:v="urn:schemas-microsoft-com:vml" xmlns:wp14="http://schemas.microsoft.com/office/word/2010/wordprocessingDrawing" xmlns:wp="http://schemas.openxmlformats.org/drawingml/2006/wordprocessingDrawing" xmlns:w10="urn:schemas-microsoft-com:office:word" xmlns:w="http://schemas.openxmlformats.org/wordprocessingml/2006/main" xmlns:w14="http://schemas.microsoft.com/office/word/2010/wordml" xmlns:wpg="http://schemas.microsoft.com/office/word/2010/wordprocessingGroup" xmlns:wpi="http://schemas.microsoft.com/office/word/2010/wordprocessingInk" xmlns:wne="http://schemas.microsoft.com/office/word/2006/wordml" xmlns:wps="http://schemas.microsoft.com/office/word/2010/wordprocessingShape" mc:Ignorable="w14 wp14">
   <w:sdt>
     <w:sdtPr>
-      <w:id w:val="412831481"/>
+      <w:id w:val="-482237307"/>
       <w:docPartObj>
         <w:docPartGallery w:val="Page Numbers (Bottom of Page)"/>
         <w:docPartUnique/>
@@ -6470,7 +9935,7 @@
           <w:rPr>
             <w:noProof/>
           </w:rPr>
-          <w:t>19</w:t>
+          <w:t>27</w:t>
         </w:r>
         <w:r>
           <w:rPr>
@@ -6520,6 +9985,155 @@
 <file path=word/numbering.xml><?xml version="1.0" encoding="utf-8"?>
 <w:numbering xmlns:wpc="http://schemas.microsoft.com/office/word/2010/wordprocessingCanvas" xmlns:mc="http://schemas.openxmlformats.org/markup-compatibility/2006" xmlns:o="urn:schemas-microsoft-com:office:office" xmlns:r="http://schemas.openxmlformats.org/officeDocument/2006/relationships" xmlns:m="http://schemas.openxmlformats.org/officeDocument/2006/math" xmlns:v="urn:schemas-microsoft-com:vml" xmlns:wp14="http://schemas.microsoft.com/office/word/2010/wordprocessingDrawing" xmlns:wp="http://schemas.openxmlformats.org/drawingml/2006/wordprocessingDrawing" xmlns:w10="urn:schemas-microsoft-com:office:word" xmlns:w="http://schemas.openxmlformats.org/wordprocessingml/2006/main" xmlns:w14="http://schemas.microsoft.com/office/word/2010/wordml" xmlns:wpg="http://schemas.microsoft.com/office/word/2010/wordprocessingGroup" xmlns:wpi="http://schemas.microsoft.com/office/word/2010/wordprocessingInk" xmlns:wne="http://schemas.microsoft.com/office/word/2006/wordml" xmlns:wps="http://schemas.microsoft.com/office/word/2010/wordprocessingShape" mc:Ignorable="w14 wp14">
   <w:abstractNum w:abstractNumId="0">
+    <w:nsid w:val="004803A1"/>
+    <w:multiLevelType w:val="multilevel"/>
+    <w:tmpl w:val="B16641D8"/>
+    <w:lvl w:ilvl="0">
+      <w:start w:val="1"/>
+      <w:numFmt w:val="bullet"/>
+      <w:lvlText w:val=""/>
+      <w:lvlJc w:val="left"/>
+      <w:pPr>
+        <w:tabs>
+          <w:tab w:val="num" w:pos="720"/>
+        </w:tabs>
+        <w:ind w:left="720" w:hanging="360"/>
+      </w:pPr>
+      <w:rPr>
+        <w:rFonts w:ascii="Symbol" w:hAnsi="Symbol" w:hint="default"/>
+        <w:sz w:val="20"/>
+      </w:rPr>
+    </w:lvl>
+    <w:lvl w:ilvl="1" w:tentative="1">
+      <w:start w:val="1"/>
+      <w:numFmt w:val="bullet"/>
+      <w:lvlText w:val="o"/>
+      <w:lvlJc w:val="left"/>
+      <w:pPr>
+        <w:tabs>
+          <w:tab w:val="num" w:pos="1440"/>
+        </w:tabs>
+        <w:ind w:left="1440" w:hanging="360"/>
+      </w:pPr>
+      <w:rPr>
+        <w:rFonts w:ascii="Courier New" w:hAnsi="Courier New" w:hint="default"/>
+        <w:sz w:val="20"/>
+      </w:rPr>
+    </w:lvl>
+    <w:lvl w:ilvl="2" w:tentative="1">
+      <w:start w:val="1"/>
+      <w:numFmt w:val="bullet"/>
+      <w:lvlText w:val=""/>
+      <w:lvlJc w:val="left"/>
+      <w:pPr>
+        <w:tabs>
+          <w:tab w:val="num" w:pos="2160"/>
+        </w:tabs>
+        <w:ind w:left="2160" w:hanging="360"/>
+      </w:pPr>
+      <w:rPr>
+        <w:rFonts w:ascii="Wingdings" w:hAnsi="Wingdings" w:hint="default"/>
+        <w:sz w:val="20"/>
+      </w:rPr>
+    </w:lvl>
+    <w:lvl w:ilvl="3" w:tentative="1">
+      <w:start w:val="1"/>
+      <w:numFmt w:val="bullet"/>
+      <w:lvlText w:val=""/>
+      <w:lvlJc w:val="left"/>
+      <w:pPr>
+        <w:tabs>
+          <w:tab w:val="num" w:pos="2880"/>
+        </w:tabs>
+        <w:ind w:left="2880" w:hanging="360"/>
+      </w:pPr>
+      <w:rPr>
+        <w:rFonts w:ascii="Wingdings" w:hAnsi="Wingdings" w:hint="default"/>
+        <w:sz w:val="20"/>
+      </w:rPr>
+    </w:lvl>
+    <w:lvl w:ilvl="4" w:tentative="1">
+      <w:start w:val="1"/>
+      <w:numFmt w:val="bullet"/>
+      <w:lvlText w:val=""/>
+      <w:lvlJc w:val="left"/>
+      <w:pPr>
+        <w:tabs>
+          <w:tab w:val="num" w:pos="3600"/>
+        </w:tabs>
+        <w:ind w:left="3600" w:hanging="360"/>
+      </w:pPr>
+      <w:rPr>
+        <w:rFonts w:ascii="Wingdings" w:hAnsi="Wingdings" w:hint="default"/>
+        <w:sz w:val="20"/>
+      </w:rPr>
+    </w:lvl>
+    <w:lvl w:ilvl="5" w:tentative="1">
+      <w:start w:val="1"/>
+      <w:numFmt w:val="bullet"/>
+      <w:lvlText w:val=""/>
+      <w:lvlJc w:val="left"/>
+      <w:pPr>
+        <w:tabs>
+          <w:tab w:val="num" w:pos="4320"/>
+        </w:tabs>
+        <w:ind w:left="4320" w:hanging="360"/>
+      </w:pPr>
+      <w:rPr>
+        <w:rFonts w:ascii="Wingdings" w:hAnsi="Wingdings" w:hint="default"/>
+        <w:sz w:val="20"/>
+      </w:rPr>
+    </w:lvl>
+    <w:lvl w:ilvl="6" w:tentative="1">
+      <w:start w:val="1"/>
+      <w:numFmt w:val="bullet"/>
+      <w:lvlText w:val=""/>
+      <w:lvlJc w:val="left"/>
+      <w:pPr>
+        <w:tabs>
+          <w:tab w:val="num" w:pos="5040"/>
+        </w:tabs>
+        <w:ind w:left="5040" w:hanging="360"/>
+      </w:pPr>
+      <w:rPr>
+        <w:rFonts w:ascii="Wingdings" w:hAnsi="Wingdings" w:hint="default"/>
+        <w:sz w:val="20"/>
+      </w:rPr>
+    </w:lvl>
+    <w:lvl w:ilvl="7" w:tentative="1">
+      <w:start w:val="1"/>
+      <w:numFmt w:val="bullet"/>
+      <w:lvlText w:val=""/>
+      <w:lvlJc w:val="left"/>
+      <w:pPr>
+        <w:tabs>
+          <w:tab w:val="num" w:pos="5760"/>
+        </w:tabs>
+        <w:ind w:left="5760" w:hanging="360"/>
+      </w:pPr>
+      <w:rPr>
+        <w:rFonts w:ascii="Wingdings" w:hAnsi="Wingdings" w:hint="default"/>
+        <w:sz w:val="20"/>
+      </w:rPr>
+    </w:lvl>
+    <w:lvl w:ilvl="8" w:tentative="1">
+      <w:start w:val="1"/>
+      <w:numFmt w:val="bullet"/>
+      <w:lvlText w:val=""/>
+      <w:lvlJc w:val="left"/>
+      <w:pPr>
+        <w:tabs>
+          <w:tab w:val="num" w:pos="6480"/>
+        </w:tabs>
+        <w:ind w:left="6480" w:hanging="360"/>
+      </w:pPr>
+      <w:rPr>
+        <w:rFonts w:ascii="Wingdings" w:hAnsi="Wingdings" w:hint="default"/>
+        <w:sz w:val="20"/>
+      </w:rPr>
+    </w:lvl>
+  </w:abstractNum>
+  <w:abstractNum w:abstractNumId="1">
     <w:nsid w:val="069E05D5"/>
     <w:multiLevelType w:val="hybridMultilevel"/>
     <w:tmpl w:val="88325A82"/>
@@ -6659,7 +10273,7 @@
       </w:rPr>
     </w:lvl>
   </w:abstractNum>
-  <w:abstractNum w:abstractNumId="1">
+  <w:abstractNum w:abstractNumId="2">
     <w:nsid w:val="0A2B353C"/>
     <w:multiLevelType w:val="hybridMultilevel"/>
     <w:tmpl w:val="12640432"/>
@@ -6799,7 +10413,7 @@
       </w:rPr>
     </w:lvl>
   </w:abstractNum>
-  <w:abstractNum w:abstractNumId="2">
+  <w:abstractNum w:abstractNumId="3">
     <w:nsid w:val="117D17EA"/>
     <w:multiLevelType w:val="hybridMultilevel"/>
     <w:tmpl w:val="BB9E2C5A"/>
@@ -6939,7 +10553,7 @@
       </w:rPr>
     </w:lvl>
   </w:abstractNum>
-  <w:abstractNum w:abstractNumId="3">
+  <w:abstractNum w:abstractNumId="4">
     <w:nsid w:val="13042176"/>
     <w:multiLevelType w:val="hybridMultilevel"/>
     <w:tmpl w:val="37DEAF08"/>
@@ -7079,7 +10693,7 @@
       </w:rPr>
     </w:lvl>
   </w:abstractNum>
-  <w:abstractNum w:abstractNumId="4">
+  <w:abstractNum w:abstractNumId="5">
     <w:nsid w:val="1BC3353F"/>
     <w:multiLevelType w:val="hybridMultilevel"/>
     <w:tmpl w:val="E7E4D48A"/>
@@ -7210,7 +10824,7 @@
       </w:pPr>
     </w:lvl>
   </w:abstractNum>
-  <w:abstractNum w:abstractNumId="5">
+  <w:abstractNum w:abstractNumId="6">
     <w:nsid w:val="1C3B3E1B"/>
     <w:multiLevelType w:val="hybridMultilevel"/>
     <w:tmpl w:val="951CB6E4"/>
@@ -7350,7 +10964,7 @@
       </w:rPr>
     </w:lvl>
   </w:abstractNum>
-  <w:abstractNum w:abstractNumId="6">
+  <w:abstractNum w:abstractNumId="7">
     <w:nsid w:val="1CF061C9"/>
     <w:multiLevelType w:val="hybridMultilevel"/>
     <w:tmpl w:val="6068EDDA"/>
@@ -7490,7 +11104,7 @@
       </w:rPr>
     </w:lvl>
   </w:abstractNum>
-  <w:abstractNum w:abstractNumId="7">
+  <w:abstractNum w:abstractNumId="8">
     <w:nsid w:val="1D987F5F"/>
     <w:multiLevelType w:val="hybridMultilevel"/>
     <w:tmpl w:val="1C928642"/>
@@ -7606,7 +11220,7 @@
       </w:pPr>
     </w:lvl>
   </w:abstractNum>
-  <w:abstractNum w:abstractNumId="8">
+  <w:abstractNum w:abstractNumId="9">
     <w:nsid w:val="1FC32DF6"/>
     <w:multiLevelType w:val="hybridMultilevel"/>
     <w:tmpl w:val="009CDBD0"/>
@@ -7746,7 +11360,7 @@
       </w:rPr>
     </w:lvl>
   </w:abstractNum>
-  <w:abstractNum w:abstractNumId="9">
+  <w:abstractNum w:abstractNumId="10">
     <w:nsid w:val="257706B0"/>
     <w:multiLevelType w:val="hybridMultilevel"/>
     <w:tmpl w:val="C85CF4E0"/>
@@ -7886,7 +11500,7 @@
       </w:rPr>
     </w:lvl>
   </w:abstractNum>
-  <w:abstractNum w:abstractNumId="10">
+  <w:abstractNum w:abstractNumId="11">
     <w:nsid w:val="26886B0A"/>
     <w:multiLevelType w:val="hybridMultilevel"/>
     <w:tmpl w:val="5434A548"/>
@@ -8027,7 +11641,7 @@
       </w:rPr>
     </w:lvl>
   </w:abstractNum>
-  <w:abstractNum w:abstractNumId="11">
+  <w:abstractNum w:abstractNumId="12">
     <w:nsid w:val="27F946EC"/>
     <w:multiLevelType w:val="hybridMultilevel"/>
     <w:tmpl w:val="3368896C"/>
@@ -8158,7 +11772,7 @@
       </w:pPr>
     </w:lvl>
   </w:abstractNum>
-  <w:abstractNum w:abstractNumId="12">
+  <w:abstractNum w:abstractNumId="13">
     <w:nsid w:val="29130A08"/>
     <w:multiLevelType w:val="hybridMultilevel"/>
     <w:tmpl w:val="F096506A"/>
@@ -8298,7 +11912,7 @@
       </w:rPr>
     </w:lvl>
   </w:abstractNum>
-  <w:abstractNum w:abstractNumId="13">
+  <w:abstractNum w:abstractNumId="14">
     <w:nsid w:val="2A262E1C"/>
     <w:multiLevelType w:val="hybridMultilevel"/>
     <w:tmpl w:val="5F941A34"/>
@@ -8438,7 +12052,7 @@
       </w:rPr>
     </w:lvl>
   </w:abstractNum>
-  <w:abstractNum w:abstractNumId="14">
+  <w:abstractNum w:abstractNumId="15">
     <w:nsid w:val="2B410647"/>
     <w:multiLevelType w:val="hybridMultilevel"/>
     <w:tmpl w:val="075A8B70"/>
@@ -8579,7 +12193,7 @@
       </w:rPr>
     </w:lvl>
   </w:abstractNum>
-  <w:abstractNum w:abstractNumId="15">
+  <w:abstractNum w:abstractNumId="16">
     <w:nsid w:val="2BAF07D9"/>
     <w:multiLevelType w:val="hybridMultilevel"/>
     <w:tmpl w:val="1054BFE8"/>
@@ -8695,7 +12309,7 @@
       </w:pPr>
     </w:lvl>
   </w:abstractNum>
-  <w:abstractNum w:abstractNumId="16">
+  <w:abstractNum w:abstractNumId="17">
     <w:nsid w:val="2C2B38D0"/>
     <w:multiLevelType w:val="hybridMultilevel"/>
     <w:tmpl w:val="FE686E48"/>
@@ -8835,7 +12449,7 @@
       </w:rPr>
     </w:lvl>
   </w:abstractNum>
-  <w:abstractNum w:abstractNumId="17">
+  <w:abstractNum w:abstractNumId="18">
     <w:nsid w:val="2FAE74CB"/>
     <w:multiLevelType w:val="hybridMultilevel"/>
     <w:tmpl w:val="BD669732"/>
@@ -8966,7 +12580,7 @@
       </w:pPr>
     </w:lvl>
   </w:abstractNum>
-  <w:abstractNum w:abstractNumId="18">
+  <w:abstractNum w:abstractNumId="19">
     <w:nsid w:val="330D4533"/>
     <w:multiLevelType w:val="hybridMultilevel"/>
     <w:tmpl w:val="513011D4"/>
@@ -9107,7 +12721,119 @@
       </w:rPr>
     </w:lvl>
   </w:abstractNum>
-  <w:abstractNum w:abstractNumId="19">
+  <w:abstractNum w:abstractNumId="20">
+    <w:nsid w:val="369C34E2"/>
+    <w:multiLevelType w:val="hybridMultilevel"/>
+    <w:tmpl w:val="CD34FF00"/>
+    <w:lvl w:ilvl="0" w:tplc="6AB63D7C">
+      <w:numFmt w:val="bullet"/>
+      <w:lvlText w:val="-"/>
+      <w:lvlJc w:val="left"/>
+      <w:pPr>
+        <w:ind w:left="720" w:hanging="360"/>
+      </w:pPr>
+      <w:rPr>
+        <w:rFonts w:ascii="Times New Roman" w:eastAsiaTheme="minorHAnsi" w:hAnsi="Times New Roman" w:cs="Times New Roman" w:hint="default"/>
+      </w:rPr>
+    </w:lvl>
+    <w:lvl w:ilvl="1" w:tplc="04090003">
+      <w:start w:val="1"/>
+      <w:numFmt w:val="bullet"/>
+      <w:lvlText w:val="o"/>
+      <w:lvlJc w:val="left"/>
+      <w:pPr>
+        <w:ind w:left="1440" w:hanging="360"/>
+      </w:pPr>
+      <w:rPr>
+        <w:rFonts w:ascii="Courier New" w:hAnsi="Courier New" w:cs="Courier New" w:hint="default"/>
+      </w:rPr>
+    </w:lvl>
+    <w:lvl w:ilvl="2" w:tplc="04090005" w:tentative="1">
+      <w:start w:val="1"/>
+      <w:numFmt w:val="bullet"/>
+      <w:lvlText w:val=""/>
+      <w:lvlJc w:val="left"/>
+      <w:pPr>
+        <w:ind w:left="2160" w:hanging="360"/>
+      </w:pPr>
+      <w:rPr>
+        <w:rFonts w:ascii="Wingdings" w:hAnsi="Wingdings" w:hint="default"/>
+      </w:rPr>
+    </w:lvl>
+    <w:lvl w:ilvl="3" w:tplc="04090001" w:tentative="1">
+      <w:start w:val="1"/>
+      <w:numFmt w:val="bullet"/>
+      <w:lvlText w:val=""/>
+      <w:lvlJc w:val="left"/>
+      <w:pPr>
+        <w:ind w:left="2880" w:hanging="360"/>
+      </w:pPr>
+      <w:rPr>
+        <w:rFonts w:ascii="Symbol" w:hAnsi="Symbol" w:hint="default"/>
+      </w:rPr>
+    </w:lvl>
+    <w:lvl w:ilvl="4" w:tplc="04090003" w:tentative="1">
+      <w:start w:val="1"/>
+      <w:numFmt w:val="bullet"/>
+      <w:lvlText w:val="o"/>
+      <w:lvlJc w:val="left"/>
+      <w:pPr>
+        <w:ind w:left="3600" w:hanging="360"/>
+      </w:pPr>
+      <w:rPr>
+        <w:rFonts w:ascii="Courier New" w:hAnsi="Courier New" w:cs="Courier New" w:hint="default"/>
+      </w:rPr>
+    </w:lvl>
+    <w:lvl w:ilvl="5" w:tplc="04090005" w:tentative="1">
+      <w:start w:val="1"/>
+      <w:numFmt w:val="bullet"/>
+      <w:lvlText w:val=""/>
+      <w:lvlJc w:val="left"/>
+      <w:pPr>
+        <w:ind w:left="4320" w:hanging="360"/>
+      </w:pPr>
+      <w:rPr>
+        <w:rFonts w:ascii="Wingdings" w:hAnsi="Wingdings" w:hint="default"/>
+      </w:rPr>
+    </w:lvl>
+    <w:lvl w:ilvl="6" w:tplc="04090001" w:tentative="1">
+      <w:start w:val="1"/>
+      <w:numFmt w:val="bullet"/>
+      <w:lvlText w:val=""/>
+      <w:lvlJc w:val="left"/>
+      <w:pPr>
+        <w:ind w:left="5040" w:hanging="360"/>
+      </w:pPr>
+      <w:rPr>
+        <w:rFonts w:ascii="Symbol" w:hAnsi="Symbol" w:hint="default"/>
+      </w:rPr>
+    </w:lvl>
+    <w:lvl w:ilvl="7" w:tplc="04090003" w:tentative="1">
+      <w:start w:val="1"/>
+      <w:numFmt w:val="bullet"/>
+      <w:lvlText w:val="o"/>
+      <w:lvlJc w:val="left"/>
+      <w:pPr>
+        <w:ind w:left="5760" w:hanging="360"/>
+      </w:pPr>
+      <w:rPr>
+        <w:rFonts w:ascii="Courier New" w:hAnsi="Courier New" w:cs="Courier New" w:hint="default"/>
+      </w:rPr>
+    </w:lvl>
+    <w:lvl w:ilvl="8" w:tplc="04090005" w:tentative="1">
+      <w:start w:val="1"/>
+      <w:numFmt w:val="bullet"/>
+      <w:lvlText w:val=""/>
+      <w:lvlJc w:val="left"/>
+      <w:pPr>
+        <w:ind w:left="6480" w:hanging="360"/>
+      </w:pPr>
+      <w:rPr>
+        <w:rFonts w:ascii="Wingdings" w:hAnsi="Wingdings" w:hint="default"/>
+      </w:rPr>
+    </w:lvl>
+  </w:abstractNum>
+  <w:abstractNum w:abstractNumId="21">
     <w:nsid w:val="37B31ED6"/>
     <w:multiLevelType w:val="hybridMultilevel"/>
     <w:tmpl w:val="CB66BE84"/>
@@ -9249,7 +12975,7 @@
       </w:rPr>
     </w:lvl>
   </w:abstractNum>
-  <w:abstractNum w:abstractNumId="20">
+  <w:abstractNum w:abstractNumId="22">
     <w:nsid w:val="38111D61"/>
     <w:multiLevelType w:val="multilevel"/>
     <w:tmpl w:val="B588C0C0"/>
@@ -9389,7 +13115,7 @@
       </w:rPr>
     </w:lvl>
   </w:abstractNum>
-  <w:abstractNum w:abstractNumId="21">
+  <w:abstractNum w:abstractNumId="23">
     <w:nsid w:val="39C456D3"/>
     <w:multiLevelType w:val="hybridMultilevel"/>
     <w:tmpl w:val="6EEA797A"/>
@@ -9529,7 +13255,7 @@
       </w:rPr>
     </w:lvl>
   </w:abstractNum>
-  <w:abstractNum w:abstractNumId="22">
+  <w:abstractNum w:abstractNumId="24">
     <w:nsid w:val="3D680B61"/>
     <w:multiLevelType w:val="hybridMultilevel"/>
     <w:tmpl w:val="5718C728"/>
@@ -9669,7 +13395,7 @@
       </w:rPr>
     </w:lvl>
   </w:abstractNum>
-  <w:abstractNum w:abstractNumId="23">
+  <w:abstractNum w:abstractNumId="25">
     <w:nsid w:val="3DAF2162"/>
     <w:multiLevelType w:val="hybridMultilevel"/>
     <w:tmpl w:val="2AD0D08C"/>
@@ -9809,7 +13535,7 @@
       </w:rPr>
     </w:lvl>
   </w:abstractNum>
-  <w:abstractNum w:abstractNumId="24">
+  <w:abstractNum w:abstractNumId="26">
     <w:nsid w:val="3DEC3B64"/>
     <w:multiLevelType w:val="hybridMultilevel"/>
     <w:tmpl w:val="6F9A053E"/>
@@ -9949,7 +13675,156 @@
       </w:rPr>
     </w:lvl>
   </w:abstractNum>
-  <w:abstractNum w:abstractNumId="25">
+  <w:abstractNum w:abstractNumId="27">
+    <w:nsid w:val="3EF041BF"/>
+    <w:multiLevelType w:val="multilevel"/>
+    <w:tmpl w:val="E1A636B4"/>
+    <w:lvl w:ilvl="0">
+      <w:start w:val="1"/>
+      <w:numFmt w:val="bullet"/>
+      <w:lvlText w:val=""/>
+      <w:lvlJc w:val="left"/>
+      <w:pPr>
+        <w:tabs>
+          <w:tab w:val="num" w:pos="720"/>
+        </w:tabs>
+        <w:ind w:left="720" w:hanging="360"/>
+      </w:pPr>
+      <w:rPr>
+        <w:rFonts w:ascii="Symbol" w:hAnsi="Symbol" w:hint="default"/>
+        <w:sz w:val="20"/>
+      </w:rPr>
+    </w:lvl>
+    <w:lvl w:ilvl="1" w:tentative="1">
+      <w:start w:val="1"/>
+      <w:numFmt w:val="bullet"/>
+      <w:lvlText w:val="o"/>
+      <w:lvlJc w:val="left"/>
+      <w:pPr>
+        <w:tabs>
+          <w:tab w:val="num" w:pos="1440"/>
+        </w:tabs>
+        <w:ind w:left="1440" w:hanging="360"/>
+      </w:pPr>
+      <w:rPr>
+        <w:rFonts w:ascii="Courier New" w:hAnsi="Courier New" w:hint="default"/>
+        <w:sz w:val="20"/>
+      </w:rPr>
+    </w:lvl>
+    <w:lvl w:ilvl="2" w:tentative="1">
+      <w:start w:val="1"/>
+      <w:numFmt w:val="bullet"/>
+      <w:lvlText w:val=""/>
+      <w:lvlJc w:val="left"/>
+      <w:pPr>
+        <w:tabs>
+          <w:tab w:val="num" w:pos="2160"/>
+        </w:tabs>
+        <w:ind w:left="2160" w:hanging="360"/>
+      </w:pPr>
+      <w:rPr>
+        <w:rFonts w:ascii="Wingdings" w:hAnsi="Wingdings" w:hint="default"/>
+        <w:sz w:val="20"/>
+      </w:rPr>
+    </w:lvl>
+    <w:lvl w:ilvl="3" w:tentative="1">
+      <w:start w:val="1"/>
+      <w:numFmt w:val="bullet"/>
+      <w:lvlText w:val=""/>
+      <w:lvlJc w:val="left"/>
+      <w:pPr>
+        <w:tabs>
+          <w:tab w:val="num" w:pos="2880"/>
+        </w:tabs>
+        <w:ind w:left="2880" w:hanging="360"/>
+      </w:pPr>
+      <w:rPr>
+        <w:rFonts w:ascii="Wingdings" w:hAnsi="Wingdings" w:hint="default"/>
+        <w:sz w:val="20"/>
+      </w:rPr>
+    </w:lvl>
+    <w:lvl w:ilvl="4" w:tentative="1">
+      <w:start w:val="1"/>
+      <w:numFmt w:val="bullet"/>
+      <w:lvlText w:val=""/>
+      <w:lvlJc w:val="left"/>
+      <w:pPr>
+        <w:tabs>
+          <w:tab w:val="num" w:pos="3600"/>
+        </w:tabs>
+        <w:ind w:left="3600" w:hanging="360"/>
+      </w:pPr>
+      <w:rPr>
+        <w:rFonts w:ascii="Wingdings" w:hAnsi="Wingdings" w:hint="default"/>
+        <w:sz w:val="20"/>
+      </w:rPr>
+    </w:lvl>
+    <w:lvl w:ilvl="5" w:tentative="1">
+      <w:start w:val="1"/>
+      <w:numFmt w:val="bullet"/>
+      <w:lvlText w:val=""/>
+      <w:lvlJc w:val="left"/>
+      <w:pPr>
+        <w:tabs>
+          <w:tab w:val="num" w:pos="4320"/>
+        </w:tabs>
+        <w:ind w:left="4320" w:hanging="360"/>
+      </w:pPr>
+      <w:rPr>
+        <w:rFonts w:ascii="Wingdings" w:hAnsi="Wingdings" w:hint="default"/>
+        <w:sz w:val="20"/>
+      </w:rPr>
+    </w:lvl>
+    <w:lvl w:ilvl="6" w:tentative="1">
+      <w:start w:val="1"/>
+      <w:numFmt w:val="bullet"/>
+      <w:lvlText w:val=""/>
+      <w:lvlJc w:val="left"/>
+      <w:pPr>
+        <w:tabs>
+          <w:tab w:val="num" w:pos="5040"/>
+        </w:tabs>
+        <w:ind w:left="5040" w:hanging="360"/>
+      </w:pPr>
+      <w:rPr>
+        <w:rFonts w:ascii="Wingdings" w:hAnsi="Wingdings" w:hint="default"/>
+        <w:sz w:val="20"/>
+      </w:rPr>
+    </w:lvl>
+    <w:lvl w:ilvl="7" w:tentative="1">
+      <w:start w:val="1"/>
+      <w:numFmt w:val="bullet"/>
+      <w:lvlText w:val=""/>
+      <w:lvlJc w:val="left"/>
+      <w:pPr>
+        <w:tabs>
+          <w:tab w:val="num" w:pos="5760"/>
+        </w:tabs>
+        <w:ind w:left="5760" w:hanging="360"/>
+      </w:pPr>
+      <w:rPr>
+        <w:rFonts w:ascii="Wingdings" w:hAnsi="Wingdings" w:hint="default"/>
+        <w:sz w:val="20"/>
+      </w:rPr>
+    </w:lvl>
+    <w:lvl w:ilvl="8" w:tentative="1">
+      <w:start w:val="1"/>
+      <w:numFmt w:val="bullet"/>
+      <w:lvlText w:val=""/>
+      <w:lvlJc w:val="left"/>
+      <w:pPr>
+        <w:tabs>
+          <w:tab w:val="num" w:pos="6480"/>
+        </w:tabs>
+        <w:ind w:left="6480" w:hanging="360"/>
+      </w:pPr>
+      <w:rPr>
+        <w:rFonts w:ascii="Wingdings" w:hAnsi="Wingdings" w:hint="default"/>
+        <w:sz w:val="20"/>
+      </w:rPr>
+    </w:lvl>
+  </w:abstractNum>
+  <w:abstractNum w:abstractNumId="28">
     <w:nsid w:val="42AE3FF7"/>
     <w:multiLevelType w:val="multilevel"/>
     <w:tmpl w:val="58483136"/>
@@ -10089,7 +13964,7 @@
       </w:rPr>
     </w:lvl>
   </w:abstractNum>
-  <w:abstractNum w:abstractNumId="26">
+  <w:abstractNum w:abstractNumId="29">
     <w:nsid w:val="45F22387"/>
     <w:multiLevelType w:val="hybridMultilevel"/>
     <w:tmpl w:val="3904CA10"/>
@@ -10229,7 +14104,7 @@
       </w:rPr>
     </w:lvl>
   </w:abstractNum>
-  <w:abstractNum w:abstractNumId="27">
+  <w:abstractNum w:abstractNumId="30">
     <w:nsid w:val="48564FAA"/>
     <w:multiLevelType w:val="hybridMultilevel"/>
     <w:tmpl w:val="DA3E060E"/>
@@ -10369,7 +14244,7 @@
       </w:rPr>
     </w:lvl>
   </w:abstractNum>
-  <w:abstractNum w:abstractNumId="28">
+  <w:abstractNum w:abstractNumId="31">
     <w:nsid w:val="4AFA2744"/>
     <w:multiLevelType w:val="hybridMultilevel"/>
     <w:tmpl w:val="2D486D0A"/>
@@ -10509,7 +14384,7 @@
       </w:rPr>
     </w:lvl>
   </w:abstractNum>
-  <w:abstractNum w:abstractNumId="29">
+  <w:abstractNum w:abstractNumId="32">
     <w:nsid w:val="4C49476C"/>
     <w:multiLevelType w:val="hybridMultilevel"/>
     <w:tmpl w:val="7A1E3B5C"/>
@@ -10649,7 +14524,7 @@
       </w:rPr>
     </w:lvl>
   </w:abstractNum>
-  <w:abstractNum w:abstractNumId="30">
+  <w:abstractNum w:abstractNumId="33">
     <w:nsid w:val="522939BB"/>
     <w:multiLevelType w:val="hybridMultilevel"/>
     <w:tmpl w:val="EEBC55D6"/>
@@ -10789,7 +14664,7 @@
       </w:rPr>
     </w:lvl>
   </w:abstractNum>
-  <w:abstractNum w:abstractNumId="31">
+  <w:abstractNum w:abstractNumId="34">
     <w:nsid w:val="57D43917"/>
     <w:multiLevelType w:val="hybridMultilevel"/>
     <w:tmpl w:val="B68EE990"/>
@@ -10929,7 +14804,7 @@
       </w:rPr>
     </w:lvl>
   </w:abstractNum>
-  <w:abstractNum w:abstractNumId="32">
+  <w:abstractNum w:abstractNumId="35">
     <w:nsid w:val="5C1904D1"/>
     <w:multiLevelType w:val="hybridMultilevel"/>
     <w:tmpl w:val="C59A39B4"/>
@@ -11059,7 +14934,7 @@
       </w:pPr>
     </w:lvl>
   </w:abstractNum>
-  <w:abstractNum w:abstractNumId="33">
+  <w:abstractNum w:abstractNumId="36">
     <w:nsid w:val="5F4D565D"/>
     <w:multiLevelType w:val="multilevel"/>
     <w:tmpl w:val="7D246DB8"/>
@@ -11105,7 +14980,7 @@
       <w:lvlText w:val="%1.%2."/>
       <w:lvlJc w:val="left"/>
       <w:pPr>
-        <w:ind w:left="720" w:hanging="360"/>
+        <w:ind w:left="3479" w:hanging="360"/>
       </w:pPr>
       <w:rPr>
         <w:rFonts w:hint="default"/>
@@ -11198,7 +15073,7 @@
       </w:rPr>
     </w:lvl>
   </w:abstractNum>
-  <w:abstractNum w:abstractNumId="34">
+  <w:abstractNum w:abstractNumId="37">
     <w:nsid w:val="5F895809"/>
     <w:multiLevelType w:val="hybridMultilevel"/>
     <w:tmpl w:val="EAFE97BE"/>
@@ -11338,7 +15213,7 @@
       </w:rPr>
     </w:lvl>
   </w:abstractNum>
-  <w:abstractNum w:abstractNumId="35">
+  <w:abstractNum w:abstractNumId="38">
     <w:nsid w:val="634475AE"/>
     <w:multiLevelType w:val="hybridMultilevel"/>
     <w:tmpl w:val="B5A4C58C"/>
@@ -11468,7 +15343,7 @@
       </w:pPr>
     </w:lvl>
   </w:abstractNum>
-  <w:abstractNum w:abstractNumId="36">
+  <w:abstractNum w:abstractNumId="39">
     <w:nsid w:val="65B93B06"/>
     <w:multiLevelType w:val="hybridMultilevel"/>
     <w:tmpl w:val="1F020784"/>
@@ -11608,7 +15483,7 @@
       </w:rPr>
     </w:lvl>
   </w:abstractNum>
-  <w:abstractNum w:abstractNumId="37">
+  <w:abstractNum w:abstractNumId="40">
     <w:nsid w:val="668847D8"/>
     <w:multiLevelType w:val="hybridMultilevel"/>
     <w:tmpl w:val="22CC3EC4"/>
@@ -11727,7 +15602,7 @@
       </w:pPr>
     </w:lvl>
   </w:abstractNum>
-  <w:abstractNum w:abstractNumId="38">
+  <w:abstractNum w:abstractNumId="41">
     <w:nsid w:val="6EBE32AA"/>
     <w:multiLevelType w:val="hybridMultilevel"/>
     <w:tmpl w:val="0BF06FCA"/>
@@ -11816,7 +15691,7 @@
       </w:pPr>
     </w:lvl>
   </w:abstractNum>
-  <w:abstractNum w:abstractNumId="39">
+  <w:abstractNum w:abstractNumId="42">
     <w:nsid w:val="72963973"/>
     <w:multiLevelType w:val="hybridMultilevel"/>
     <w:tmpl w:val="8AFA3846"/>
@@ -11908,7 +15783,7 @@
       </w:pPr>
     </w:lvl>
   </w:abstractNum>
-  <w:abstractNum w:abstractNumId="40">
+  <w:abstractNum w:abstractNumId="43">
     <w:nsid w:val="7462323A"/>
     <w:multiLevelType w:val="hybridMultilevel"/>
     <w:tmpl w:val="243A3D34"/>
@@ -12048,7 +15923,156 @@
       </w:rPr>
     </w:lvl>
   </w:abstractNum>
-  <w:abstractNum w:abstractNumId="41">
+  <w:abstractNum w:abstractNumId="44">
+    <w:nsid w:val="76487331"/>
+    <w:multiLevelType w:val="multilevel"/>
+    <w:tmpl w:val="BCCA3816"/>
+    <w:lvl w:ilvl="0">
+      <w:start w:val="1"/>
+      <w:numFmt w:val="bullet"/>
+      <w:lvlText w:val=""/>
+      <w:lvlJc w:val="left"/>
+      <w:pPr>
+        <w:tabs>
+          <w:tab w:val="num" w:pos="720"/>
+        </w:tabs>
+        <w:ind w:left="720" w:hanging="360"/>
+      </w:pPr>
+      <w:rPr>
+        <w:rFonts w:ascii="Symbol" w:hAnsi="Symbol" w:hint="default"/>
+        <w:sz w:val="20"/>
+      </w:rPr>
+    </w:lvl>
+    <w:lvl w:ilvl="1" w:tentative="1">
+      <w:start w:val="1"/>
+      <w:numFmt w:val="bullet"/>
+      <w:lvlText w:val="o"/>
+      <w:lvlJc w:val="left"/>
+      <w:pPr>
+        <w:tabs>
+          <w:tab w:val="num" w:pos="1440"/>
+        </w:tabs>
+        <w:ind w:left="1440" w:hanging="360"/>
+      </w:pPr>
+      <w:rPr>
+        <w:rFonts w:ascii="Courier New" w:hAnsi="Courier New" w:hint="default"/>
+        <w:sz w:val="20"/>
+      </w:rPr>
+    </w:lvl>
+    <w:lvl w:ilvl="2" w:tentative="1">
+      <w:start w:val="1"/>
+      <w:numFmt w:val="bullet"/>
+      <w:lvlText w:val=""/>
+      <w:lvlJc w:val="left"/>
+      <w:pPr>
+        <w:tabs>
+          <w:tab w:val="num" w:pos="2160"/>
+        </w:tabs>
+        <w:ind w:left="2160" w:hanging="360"/>
+      </w:pPr>
+      <w:rPr>
+        <w:rFonts w:ascii="Wingdings" w:hAnsi="Wingdings" w:hint="default"/>
+        <w:sz w:val="20"/>
+      </w:rPr>
+    </w:lvl>
+    <w:lvl w:ilvl="3" w:tentative="1">
+      <w:start w:val="1"/>
+      <w:numFmt w:val="bullet"/>
+      <w:lvlText w:val=""/>
+      <w:lvlJc w:val="left"/>
+      <w:pPr>
+        <w:tabs>
+          <w:tab w:val="num" w:pos="2880"/>
+        </w:tabs>
+        <w:ind w:left="2880" w:hanging="360"/>
+      </w:pPr>
+      <w:rPr>
+        <w:rFonts w:ascii="Wingdings" w:hAnsi="Wingdings" w:hint="default"/>
+        <w:sz w:val="20"/>
+      </w:rPr>
+    </w:lvl>
+    <w:lvl w:ilvl="4" w:tentative="1">
+      <w:start w:val="1"/>
+      <w:numFmt w:val="bullet"/>
+      <w:lvlText w:val=""/>
+      <w:lvlJc w:val="left"/>
+      <w:pPr>
+        <w:tabs>
+          <w:tab w:val="num" w:pos="3600"/>
+        </w:tabs>
+        <w:ind w:left="3600" w:hanging="360"/>
+      </w:pPr>
+      <w:rPr>
+        <w:rFonts w:ascii="Wingdings" w:hAnsi="Wingdings" w:hint="default"/>
+        <w:sz w:val="20"/>
+      </w:rPr>
+    </w:lvl>
+    <w:lvl w:ilvl="5" w:tentative="1">
+      <w:start w:val="1"/>
+      <w:numFmt w:val="bullet"/>
+      <w:lvlText w:val=""/>
+      <w:lvlJc w:val="left"/>
+      <w:pPr>
+        <w:tabs>
+          <w:tab w:val="num" w:pos="4320"/>
+        </w:tabs>
+        <w:ind w:left="4320" w:hanging="360"/>
+      </w:pPr>
+      <w:rPr>
+        <w:rFonts w:ascii="Wingdings" w:hAnsi="Wingdings" w:hint="default"/>
+        <w:sz w:val="20"/>
+      </w:rPr>
+    </w:lvl>
+    <w:lvl w:ilvl="6" w:tentative="1">
+      <w:start w:val="1"/>
+      <w:numFmt w:val="bullet"/>
+      <w:lvlText w:val=""/>
+      <w:lvlJc w:val="left"/>
+      <w:pPr>
+        <w:tabs>
+          <w:tab w:val="num" w:pos="5040"/>
+        </w:tabs>
+        <w:ind w:left="5040" w:hanging="360"/>
+      </w:pPr>
+      <w:rPr>
+        <w:rFonts w:ascii="Wingdings" w:hAnsi="Wingdings" w:hint="default"/>
+        <w:sz w:val="20"/>
+      </w:rPr>
+    </w:lvl>
+    <w:lvl w:ilvl="7" w:tentative="1">
+      <w:start w:val="1"/>
+      <w:numFmt w:val="bullet"/>
+      <w:lvlText w:val=""/>
+      <w:lvlJc w:val="left"/>
+      <w:pPr>
+        <w:tabs>
+          <w:tab w:val="num" w:pos="5760"/>
+        </w:tabs>
+        <w:ind w:left="5760" w:hanging="360"/>
+      </w:pPr>
+      <w:rPr>
+        <w:rFonts w:ascii="Wingdings" w:hAnsi="Wingdings" w:hint="default"/>
+        <w:sz w:val="20"/>
+      </w:rPr>
+    </w:lvl>
+    <w:lvl w:ilvl="8" w:tentative="1">
+      <w:start w:val="1"/>
+      <w:numFmt w:val="bullet"/>
+      <w:lvlText w:val=""/>
+      <w:lvlJc w:val="left"/>
+      <w:pPr>
+        <w:tabs>
+          <w:tab w:val="num" w:pos="6480"/>
+        </w:tabs>
+        <w:ind w:left="6480" w:hanging="360"/>
+      </w:pPr>
+      <w:rPr>
+        <w:rFonts w:ascii="Wingdings" w:hAnsi="Wingdings" w:hint="default"/>
+        <w:sz w:val="20"/>
+      </w:rPr>
+    </w:lvl>
+  </w:abstractNum>
+  <w:abstractNum w:abstractNumId="45">
     <w:nsid w:val="765D1CFB"/>
     <w:multiLevelType w:val="multilevel"/>
     <w:tmpl w:val="AEAEC4E8"/>
@@ -12193,7 +16217,7 @@
       </w:rPr>
     </w:lvl>
   </w:abstractNum>
-  <w:abstractNum w:abstractNumId="42">
+  <w:abstractNum w:abstractNumId="46">
     <w:nsid w:val="775A04FB"/>
     <w:multiLevelType w:val="hybridMultilevel"/>
     <w:tmpl w:val="A146645C"/>
@@ -12282,7 +16306,7 @@
       </w:pPr>
     </w:lvl>
   </w:abstractNum>
-  <w:abstractNum w:abstractNumId="43">
+  <w:abstractNum w:abstractNumId="47">
     <w:nsid w:val="7A5A1B12"/>
     <w:multiLevelType w:val="hybridMultilevel"/>
     <w:tmpl w:val="6622A604"/>
@@ -12422,7 +16446,7 @@
       </w:rPr>
     </w:lvl>
   </w:abstractNum>
-  <w:abstractNum w:abstractNumId="44">
+  <w:abstractNum w:abstractNumId="48">
     <w:nsid w:val="7C2F66C6"/>
     <w:multiLevelType w:val="hybridMultilevel"/>
     <w:tmpl w:val="E884D53A"/>
@@ -12563,139 +16587,151 @@
     </w:lvl>
   </w:abstractNum>
   <w:num w:numId="1">
+    <w:abstractNumId w:val="39"/>
+  </w:num>
+  <w:num w:numId="2">
+    <w:abstractNumId w:val="23"/>
+  </w:num>
+  <w:num w:numId="3">
+    <w:abstractNumId w:val="34"/>
+  </w:num>
+  <w:num w:numId="4">
+    <w:abstractNumId w:val="6"/>
+  </w:num>
+  <w:num w:numId="5">
+    <w:abstractNumId w:val="28"/>
+  </w:num>
+  <w:num w:numId="6">
+    <w:abstractNumId w:val="2"/>
+  </w:num>
+  <w:num w:numId="7">
+    <w:abstractNumId w:val="19"/>
+  </w:num>
+  <w:num w:numId="8">
+    <w:abstractNumId w:val="33"/>
+  </w:num>
+  <w:num w:numId="9">
+    <w:abstractNumId w:val="43"/>
+  </w:num>
+  <w:num w:numId="10">
+    <w:abstractNumId w:val="3"/>
+  </w:num>
+  <w:num w:numId="11">
+    <w:abstractNumId w:val="47"/>
+  </w:num>
+  <w:num w:numId="12">
+    <w:abstractNumId w:val="38"/>
+  </w:num>
+  <w:num w:numId="13">
+    <w:abstractNumId w:val="30"/>
+  </w:num>
+  <w:num w:numId="14">
+    <w:abstractNumId w:val="25"/>
+  </w:num>
+  <w:num w:numId="15">
+    <w:abstractNumId w:val="29"/>
+  </w:num>
+  <w:num w:numId="16">
+    <w:abstractNumId w:val="1"/>
+  </w:num>
+  <w:num w:numId="17">
+    <w:abstractNumId w:val="22"/>
+  </w:num>
+  <w:num w:numId="18">
+    <w:abstractNumId w:val="40"/>
+  </w:num>
+  <w:num w:numId="19">
+    <w:abstractNumId w:val="45"/>
+  </w:num>
+  <w:num w:numId="20">
+    <w:abstractNumId w:val="7"/>
+  </w:num>
+  <w:num w:numId="21">
+    <w:abstractNumId w:val="26"/>
+  </w:num>
+  <w:num w:numId="22">
+    <w:abstractNumId w:val="9"/>
+  </w:num>
+  <w:num w:numId="23">
+    <w:abstractNumId w:val="16"/>
+  </w:num>
+  <w:num w:numId="24">
+    <w:abstractNumId w:val="11"/>
+  </w:num>
+  <w:num w:numId="25">
+    <w:abstractNumId w:val="4"/>
+  </w:num>
+  <w:num w:numId="26">
+    <w:abstractNumId w:val="8"/>
+  </w:num>
+  <w:num w:numId="27">
+    <w:abstractNumId w:val="10"/>
+  </w:num>
+  <w:num w:numId="28">
+    <w:abstractNumId w:val="21"/>
+  </w:num>
+  <w:num w:numId="29">
+    <w:abstractNumId w:val="5"/>
+  </w:num>
+  <w:num w:numId="30">
+    <w:abstractNumId w:val="17"/>
+  </w:num>
+  <w:num w:numId="31">
+    <w:abstractNumId w:val="12"/>
+  </w:num>
+  <w:num w:numId="32">
+    <w:abstractNumId w:val="15"/>
+  </w:num>
+  <w:num w:numId="33">
+    <w:abstractNumId w:val="18"/>
+  </w:num>
+  <w:num w:numId="34">
+    <w:abstractNumId w:val="13"/>
+  </w:num>
+  <w:num w:numId="35">
+    <w:abstractNumId w:val="32"/>
+  </w:num>
+  <w:num w:numId="36">
+    <w:abstractNumId w:val="48"/>
+  </w:num>
+  <w:num w:numId="37">
+    <w:abstractNumId w:val="14"/>
+  </w:num>
+  <w:num w:numId="38">
+    <w:abstractNumId w:val="37"/>
+  </w:num>
+  <w:num w:numId="39">
+    <w:abstractNumId w:val="35"/>
+  </w:num>
+  <w:num w:numId="40">
+    <w:abstractNumId w:val="31"/>
+  </w:num>
+  <w:num w:numId="41">
+    <w:abstractNumId w:val="24"/>
+  </w:num>
+  <w:num w:numId="42">
+    <w:abstractNumId w:val="41"/>
+  </w:num>
+  <w:num w:numId="43">
+    <w:abstractNumId w:val="46"/>
+  </w:num>
+  <w:num w:numId="44">
     <w:abstractNumId w:val="36"/>
   </w:num>
-  <w:num w:numId="2">
-    <w:abstractNumId w:val="21"/>
+  <w:num w:numId="45">
+    <w:abstractNumId w:val="42"/>
   </w:num>
-  <w:num w:numId="3">
-    <w:abstractNumId w:val="31"/>
+  <w:num w:numId="46">
+    <w:abstractNumId w:val="20"/>
   </w:num>
-  <w:num w:numId="4">
-    <w:abstractNumId w:val="5"/>
+  <w:num w:numId="47">
+    <w:abstractNumId w:val="0"/>
   </w:num>
-  <w:num w:numId="5">
-    <w:abstractNumId w:val="25"/>
-  </w:num>
-  <w:num w:numId="6">
-    <w:abstractNumId w:val="1"/>
-  </w:num>
-  <w:num w:numId="7">
-    <w:abstractNumId w:val="18"/>
-  </w:num>
-  <w:num w:numId="8">
-    <w:abstractNumId w:val="30"/>
-  </w:num>
-  <w:num w:numId="9">
-    <w:abstractNumId w:val="40"/>
-  </w:num>
-  <w:num w:numId="10">
-    <w:abstractNumId w:val="2"/>
-  </w:num>
-  <w:num w:numId="11">
-    <w:abstractNumId w:val="43"/>
-  </w:num>
-  <w:num w:numId="12">
-    <w:abstractNumId w:val="35"/>
-  </w:num>
-  <w:num w:numId="13">
+  <w:num w:numId="48">
     <w:abstractNumId w:val="27"/>
   </w:num>
-  <w:num w:numId="14">
-    <w:abstractNumId w:val="23"/>
-  </w:num>
-  <w:num w:numId="15">
-    <w:abstractNumId w:val="26"/>
-  </w:num>
-  <w:num w:numId="16">
-    <w:abstractNumId w:val="0"/>
-  </w:num>
-  <w:num w:numId="17">
-    <w:abstractNumId w:val="20"/>
-  </w:num>
-  <w:num w:numId="18">
-    <w:abstractNumId w:val="37"/>
-  </w:num>
-  <w:num w:numId="19">
-    <w:abstractNumId w:val="41"/>
-  </w:num>
-  <w:num w:numId="20">
-    <w:abstractNumId w:val="6"/>
-  </w:num>
-  <w:num w:numId="21">
-    <w:abstractNumId w:val="24"/>
-  </w:num>
-  <w:num w:numId="22">
-    <w:abstractNumId w:val="8"/>
-  </w:num>
-  <w:num w:numId="23">
-    <w:abstractNumId w:val="15"/>
-  </w:num>
-  <w:num w:numId="24">
-    <w:abstractNumId w:val="10"/>
-  </w:num>
-  <w:num w:numId="25">
-    <w:abstractNumId w:val="3"/>
-  </w:num>
-  <w:num w:numId="26">
-    <w:abstractNumId w:val="7"/>
-  </w:num>
-  <w:num w:numId="27">
-    <w:abstractNumId w:val="9"/>
-  </w:num>
-  <w:num w:numId="28">
-    <w:abstractNumId w:val="19"/>
-  </w:num>
-  <w:num w:numId="29">
-    <w:abstractNumId w:val="4"/>
-  </w:num>
-  <w:num w:numId="30">
-    <w:abstractNumId w:val="16"/>
-  </w:num>
-  <w:num w:numId="31">
-    <w:abstractNumId w:val="11"/>
-  </w:num>
-  <w:num w:numId="32">
-    <w:abstractNumId w:val="14"/>
-  </w:num>
-  <w:num w:numId="33">
-    <w:abstractNumId w:val="17"/>
-  </w:num>
-  <w:num w:numId="34">
-    <w:abstractNumId w:val="12"/>
-  </w:num>
-  <w:num w:numId="35">
-    <w:abstractNumId w:val="29"/>
-  </w:num>
-  <w:num w:numId="36">
+  <w:num w:numId="49">
     <w:abstractNumId w:val="44"/>
-  </w:num>
-  <w:num w:numId="37">
-    <w:abstractNumId w:val="13"/>
-  </w:num>
-  <w:num w:numId="38">
-    <w:abstractNumId w:val="34"/>
-  </w:num>
-  <w:num w:numId="39">
-    <w:abstractNumId w:val="32"/>
-  </w:num>
-  <w:num w:numId="40">
-    <w:abstractNumId w:val="28"/>
-  </w:num>
-  <w:num w:numId="41">
-    <w:abstractNumId w:val="22"/>
-  </w:num>
-  <w:num w:numId="42">
-    <w:abstractNumId w:val="38"/>
-  </w:num>
-  <w:num w:numId="43">
-    <w:abstractNumId w:val="42"/>
-  </w:num>
-  <w:num w:numId="44">
-    <w:abstractNumId w:val="33"/>
-  </w:num>
-  <w:num w:numId="45">
-    <w:abstractNumId w:val="39"/>
   </w:num>
 </w:numbering>
 </file>
@@ -13404,6 +17440,49 @@
       <w:lang w:val="en-US"/>
     </w:rPr>
   </w:style>
+  <w:style w:type="character" w:styleId="Strong">
+    <w:name w:val="Strong"/>
+    <w:basedOn w:val="DefaultParagraphFont"/>
+    <w:uiPriority w:val="22"/>
+    <w:qFormat/>
+    <w:rsid w:val="00103159"/>
+    <w:rPr>
+      <w:b/>
+      <w:bCs/>
+    </w:rPr>
+  </w:style>
+  <w:style w:type="paragraph" w:styleId="NormalWeb">
+    <w:name w:val="Normal (Web)"/>
+    <w:basedOn w:val="Normal"/>
+    <w:uiPriority w:val="99"/>
+    <w:semiHidden/>
+    <w:unhideWhenUsed/>
+    <w:rsid w:val="00103159"/>
+    <w:pPr>
+      <w:spacing w:before="100" w:beforeAutospacing="1" w:after="100" w:afterAutospacing="1" w:line="240" w:lineRule="auto"/>
+    </w:pPr>
+    <w:rPr>
+      <w:rFonts w:eastAsia="Times New Roman" w:cs="Times New Roman"/>
+      <w:sz w:val="24"/>
+      <w:szCs w:val="24"/>
+      <w:lang w:val="en-US"/>
+    </w:rPr>
+  </w:style>
+  <w:style w:type="character" w:customStyle="1" w:styleId="pln">
+    <w:name w:val="pln"/>
+    <w:basedOn w:val="DefaultParagraphFont"/>
+    <w:rsid w:val="002B5A40"/>
+  </w:style>
+  <w:style w:type="character" w:customStyle="1" w:styleId="pun">
+    <w:name w:val="pun"/>
+    <w:basedOn w:val="DefaultParagraphFont"/>
+    <w:rsid w:val="002B5A40"/>
+  </w:style>
+  <w:style w:type="character" w:customStyle="1" w:styleId="com">
+    <w:name w:val="com"/>
+    <w:basedOn w:val="DefaultParagraphFont"/>
+    <w:rsid w:val="002B5A40"/>
+  </w:style>
 </w:styles>
 </file>
 
@@ -13887,7 +17966,7 @@
 </file>
 
 <file path=customXml/itemProps1.xml><?xml version="1.0" encoding="utf-8"?>
-<ds:datastoreItem xmlns:ds="http://schemas.openxmlformats.org/officeDocument/2006/customXml" ds:itemID="{614F8952-9405-4BAE-ABF6-3D2B397EEA72}">
+<ds:datastoreItem xmlns:ds="http://schemas.openxmlformats.org/officeDocument/2006/customXml" ds:itemID="{11095A72-17E7-411A-92C9-30B89A46A581}">
   <ds:schemaRefs>
     <ds:schemaRef ds:uri="http://schemas.openxmlformats.org/officeDocument/2006/bibliography"/>
   </ds:schemaRefs>
